--- a/08-传感器电路/12-其他传感器电路/振动传感器电路/振动传感器电路.docx
+++ b/08-传感器电路/12-其他传感器电路/振动传感器电路/振动传感器电路.docx
@@ -2424,6 +2424,20 @@
     </w:p>
     <w:bookmarkEnd w:id="26"/>
     <w:bookmarkEnd w:id="27"/>
+    <w:p>
+      <w:pPr>
+        <w:spacing w:before="360"/>
+        <w:jc w:val="center"/>
+      </w:pPr>
+      <w:r>
+        <w:rPr>
+          <w:rFonts w:ascii="Times New Roman" w:hAnsi="Times New Roman"/>
+          <w:color w:val="555555"/>
+          <w:sz w:val="21"/>
+        </w:rPr>
+        <w:t>材料收集者：杜文杰</w:t>
+      </w:r>
+    </w:p>
     <w:sectPr>
       <w:headerReference r:id="rId9" w:type="default"/>
       <w:footerReference r:id="rId10" w:type="default"/>

--- a/08-传感器电路/12-其他传感器电路/振动传感器电路/振动传感器电路.docx
+++ b/08-传感器电路/12-其他传感器电路/振动传感器电路/振动传感器电路.docx
@@ -1,6 +1,6 @@
 
 <file path=word/document.xml><?xml version="1.0" encoding="utf-8"?>
-<w:document xmlns:w="http://schemas.openxmlformats.org/wordprocessingml/2006/main" xmlns:m="http://schemas.openxmlformats.org/officeDocument/2006/math" xmlns:r="http://schemas.openxmlformats.org/officeDocument/2006/relationships" xmlns:o="urn:schemas-microsoft-com:office:office" xmlns:v="urn:schemas-microsoft-com:vml" xmlns:w10="urn:schemas-microsoft-com:office:word" xmlns:a="http://schemas.openxmlformats.org/drawingml/2006/main" xmlns:pic="http://schemas.openxmlformats.org/drawingml/2006/picture" xmlns:wp="http://schemas.openxmlformats.org/drawingml/2006/wordprocessingDrawing">
+<w:document xmlns:m="http://schemas.openxmlformats.org/officeDocument/2006/math" xmlns:r="http://schemas.openxmlformats.org/officeDocument/2006/relationships" xmlns:w="http://schemas.openxmlformats.org/wordprocessingml/2006/main" xmlns:o="urn:schemas-microsoft-com:office:office" xmlns:v="urn:schemas-microsoft-com:vml" xmlns:w10="urn:schemas-microsoft-com:office:word" xmlns:a="http://schemas.openxmlformats.org/drawingml/2006/main" xmlns:pic="http://schemas.openxmlformats.org/drawingml/2006/picture" xmlns:wp="http://schemas.openxmlformats.org/drawingml/2006/wordprocessingDrawing">
   <w:body>
     <w:bookmarkStart w:id="27" w:name="振动传感器电路"/>
     <w:p>
@@ -9,7 +9,7 @@
       </w:pPr>
       <w:r>
         <w:rPr>
-          <w:rFonts w:hint="eastAsia"/>
+          <w:rFonts w:hint="eastAsia" w:eastAsia="黑体"/>
         </w:rPr>
         <w:t xml:space="preserve">振动传感器电路</w:t>
       </w:r>
@@ -21,7 +21,7 @@
       </w:pPr>
       <w:r>
         <w:rPr>
-          <w:rFonts w:hint="eastAsia"/>
+          <w:rFonts w:hint="eastAsia" w:eastAsia="黑体"/>
         </w:rPr>
         <w:t xml:space="preserve">拓扑描述</w:t>
       </w:r>
@@ -32,16 +32,19 @@
       </w:pPr>
       <w:r>
         <w:rPr>
-          <w:rFonts w:hint="eastAsia"/>
+          <w:rFonts w:hint="eastAsia" w:eastAsia="黑体"/>
         </w:rPr>
         <w:t xml:space="preserve">由</w:t>
       </w:r>
       <w:r>
+        <w:rPr>
+          <w:rFonts w:eastAsia="黑体"/>
+        </w:rPr>
         <w:t xml:space="preserve"> </w:t>
       </w:r>
       <w:r>
         <w:rPr>
-          <w:rFonts w:hint="eastAsia"/>
+          <w:rFonts w:hint="eastAsia" w:eastAsia="黑体"/>
           <w:b/>
           <w:bCs/>
         </w:rPr>
@@ -49,6 +52,7 @@
       </w:r>
       <w:r>
         <w:rPr>
+          <w:rFonts w:eastAsia="黑体"/>
           <w:b/>
           <w:bCs/>
         </w:rPr>
@@ -56,18 +60,21 @@
       </w:r>
       <w:r>
         <w:rPr>
-          <w:rFonts w:hint="eastAsia"/>
+          <w:rFonts w:hint="eastAsia" w:eastAsia="黑体"/>
           <w:b/>
           <w:bCs/>
         </w:rPr>
         <w:t xml:space="preserve">加速度计、弹簧-磁体-线圈动圈式）</w:t>
       </w:r>
       <w:r>
+        <w:rPr>
+          <w:rFonts w:eastAsia="黑体"/>
+        </w:rPr>
         <w:t xml:space="preserve">、</w:t>
       </w:r>
       <w:r>
         <w:rPr>
-          <w:rFonts w:hint="eastAsia"/>
+          <w:rFonts w:hint="eastAsia" w:eastAsia="黑体"/>
           <w:b/>
           <w:bCs/>
         </w:rPr>
@@ -75,6 +82,7 @@
       </w:r>
       <w:r>
         <w:rPr>
+          <w:rFonts w:eastAsia="黑体"/>
           <w:b/>
           <w:bCs/>
         </w:rPr>
@@ -82,7 +90,7 @@
       </w:r>
       <w:r>
         <w:rPr>
-          <w:rFonts w:hint="eastAsia"/>
+          <w:rFonts w:hint="eastAsia" w:eastAsia="黑体"/>
           <w:b/>
           <w:bCs/>
         </w:rPr>
@@ -90,6 +98,7 @@
       </w:r>
       <w:r>
         <w:rPr>
+          <w:rFonts w:eastAsia="黑体"/>
           <w:b/>
           <w:bCs/>
         </w:rPr>
@@ -111,7 +120,7 @@
       </m:oMath>
       <w:r>
         <w:rPr>
-          <w:rFonts w:hint="eastAsia"/>
+          <w:rFonts w:hint="eastAsia" w:eastAsia="黑体"/>
           <w:b/>
           <w:bCs/>
         </w:rPr>
@@ -119,6 +128,7 @@
       </w:r>
       <w:r>
         <w:rPr>
+          <w:rFonts w:eastAsia="黑体"/>
           <w:b/>
           <w:bCs/>
         </w:rPr>
@@ -140,18 +150,21 @@
       </m:oMath>
       <w:r>
         <w:rPr>
-          <w:rFonts w:hint="eastAsia"/>
+          <w:rFonts w:hint="eastAsia" w:eastAsia="黑体"/>
           <w:b/>
           <w:bCs/>
         </w:rPr>
         <w:t xml:space="preserve">）</w:t>
       </w:r>
       <w:r>
+        <w:rPr>
+          <w:rFonts w:eastAsia="黑体"/>
+        </w:rPr>
         <w:t xml:space="preserve">、</w:t>
       </w:r>
       <w:r>
         <w:rPr>
-          <w:rFonts w:hint="eastAsia"/>
+          <w:rFonts w:hint="eastAsia" w:eastAsia="黑体"/>
           <w:b/>
           <w:bCs/>
         </w:rPr>
@@ -159,52 +172,65 @@
       </w:r>
       <w:r>
         <w:rPr>
+          <w:rFonts w:eastAsia="黑体"/>
           <w:b/>
           <w:bCs/>
         </w:rPr>
         <w:t xml:space="preserve"> A2</w:t>
       </w:r>
       <w:r>
+        <w:rPr>
+          <w:rFonts w:eastAsia="黑体"/>
+        </w:rPr>
         <w:t xml:space="preserve"> </w:t>
       </w:r>
       <w:r>
         <w:rPr>
-          <w:rFonts w:hint="eastAsia"/>
+          <w:rFonts w:hint="eastAsia" w:eastAsia="黑体"/>
         </w:rPr>
         <w:t xml:space="preserve">及</w:t>
       </w:r>
       <w:r>
+        <w:rPr>
+          <w:rFonts w:eastAsia="黑体"/>
+        </w:rPr>
         <w:t xml:space="preserve"> </w:t>
       </w:r>
       <w:r>
         <w:rPr>
-          <w:rFonts w:hint="eastAsia"/>
+          <w:rFonts w:hint="eastAsia" w:eastAsia="黑体"/>
           <w:b/>
           <w:bCs/>
         </w:rPr>
         <w:t xml:space="preserve">ADC/比较器</w:t>
       </w:r>
       <w:r>
+        <w:rPr>
+          <w:rFonts w:eastAsia="黑体"/>
+        </w:rPr>
         <w:t xml:space="preserve"> </w:t>
       </w:r>
       <w:r>
         <w:rPr>
-          <w:rFonts w:hint="eastAsia"/>
+          <w:rFonts w:hint="eastAsia" w:eastAsia="黑体"/>
         </w:rPr>
         <w:t xml:space="preserve">组成。电路共有</w:t>
       </w:r>
       <w:r>
+        <w:rPr>
+          <w:rFonts w:eastAsia="黑体"/>
+        </w:rPr>
         <w:t xml:space="preserve"> 5 </w:t>
       </w:r>
       <w:r>
         <w:rPr>
-          <w:rFonts w:hint="eastAsia"/>
+          <w:rFonts w:hint="eastAsia" w:eastAsia="黑体"/>
         </w:rPr>
         <w:t xml:space="preserve">个关键节点：</w:t>
       </w:r>
       <w:r>
         <w:rPr>
-          <w:rFonts w:hint="eastAsia"/>
+          <w:rFonts w:hint="eastAsia" w:eastAsia="黑体"/>
           <w:b/>
           <w:bCs/>
         </w:rPr>
@@ -212,6 +238,7 @@
       </w:r>
       <w:r>
         <w:rPr>
+          <w:rFonts w:eastAsia="黑体"/>
           <w:b/>
           <w:bCs/>
         </w:rPr>
@@ -219,7 +246,7 @@
       </w:r>
       <w:r>
         <w:rPr>
-          <w:rFonts w:hint="eastAsia"/>
+          <w:rFonts w:hint="eastAsia" w:eastAsia="黑体"/>
           <w:b/>
           <w:bCs/>
         </w:rPr>
@@ -227,13 +254,13 @@
       </w:r>
       <w:r>
         <w:rPr>
-          <w:rFonts w:hint="eastAsia"/>
+          <w:rFonts w:hint="eastAsia" w:eastAsia="黑体"/>
         </w:rPr>
         <w:t xml:space="preserve">（敏感元件的信号输出端，把机械振动转为电荷或电压）；</w:t>
       </w:r>
       <w:r>
         <w:rPr>
-          <w:rFonts w:hint="eastAsia"/>
+          <w:rFonts w:hint="eastAsia" w:eastAsia="黑体"/>
           <w:b/>
           <w:bCs/>
         </w:rPr>
@@ -241,6 +268,7 @@
       </w:r>
       <w:r>
         <w:rPr>
+          <w:rFonts w:eastAsia="黑体"/>
           <w:b/>
           <w:bCs/>
         </w:rPr>
@@ -248,7 +276,7 @@
       </w:r>
       <w:r>
         <w:rPr>
-          <w:rFonts w:hint="eastAsia"/>
+          <w:rFonts w:hint="eastAsia" w:eastAsia="黑体"/>
           <w:b/>
           <w:bCs/>
         </w:rPr>
@@ -256,7 +284,7 @@
       </w:r>
       <w:r>
         <w:rPr>
-          <w:rFonts w:hint="eastAsia"/>
+          <w:rFonts w:hint="eastAsia" w:eastAsia="黑体"/>
         </w:rPr>
         <w:t xml:space="preserve">（敏感元件信号端、</w:t>
       </w:r>
@@ -275,11 +303,14 @@
         </m:sSub>
       </m:oMath>
       <w:r>
+        <w:rPr>
+          <w:rFonts w:eastAsia="黑体"/>
+        </w:rPr>
         <w:t xml:space="preserve"> </w:t>
       </w:r>
       <w:r>
         <w:rPr>
-          <w:rFonts w:hint="eastAsia"/>
+          <w:rFonts w:hint="eastAsia" w:eastAsia="黑体"/>
         </w:rPr>
         <w:t xml:space="preserve">一端、</w:t>
       </w:r>
@@ -298,35 +329,44 @@
         </m:sSub>
       </m:oMath>
       <w:r>
+        <w:rPr>
+          <w:rFonts w:eastAsia="黑体"/>
+        </w:rPr>
         <w:t xml:space="preserve"> </w:t>
       </w:r>
       <w:r>
         <w:rPr>
-          <w:rFonts w:hint="eastAsia"/>
+          <w:rFonts w:hint="eastAsia" w:eastAsia="黑体"/>
         </w:rPr>
         <w:t xml:space="preserve">一端与</w:t>
       </w:r>
       <w:r>
+        <w:rPr>
+          <w:rFonts w:eastAsia="黑体"/>
+        </w:rPr>
         <w:t xml:space="preserve"> A1 </w:t>
       </w:r>
       <w:r>
         <w:rPr>
-          <w:rFonts w:hint="eastAsia"/>
+          <w:rFonts w:hint="eastAsia" w:eastAsia="黑体"/>
         </w:rPr>
         <w:t xml:space="preserve">的反相输入端</w:t>
       </w:r>
       <w:r>
+        <w:rPr>
+          <w:rFonts w:eastAsia="黑体"/>
+        </w:rPr>
         <w:t xml:space="preserve"> IN− </w:t>
       </w:r>
       <w:r>
         <w:rPr>
-          <w:rFonts w:hint="eastAsia"/>
+          <w:rFonts w:hint="eastAsia" w:eastAsia="黑体"/>
         </w:rPr>
         <w:t xml:space="preserve">相连）；</w:t>
       </w:r>
       <w:r>
         <w:rPr>
-          <w:rFonts w:hint="eastAsia"/>
+          <w:rFonts w:hint="eastAsia" w:eastAsia="黑体"/>
           <w:b/>
           <w:bCs/>
         </w:rPr>
@@ -334,6 +374,7 @@
       </w:r>
       <w:r>
         <w:rPr>
+          <w:rFonts w:eastAsia="黑体"/>
           <w:b/>
           <w:bCs/>
         </w:rPr>
@@ -341,7 +382,7 @@
       </w:r>
       <w:r>
         <w:rPr>
-          <w:rFonts w:hint="eastAsia"/>
+          <w:rFonts w:hint="eastAsia" w:eastAsia="黑体"/>
           <w:b/>
           <w:bCs/>
         </w:rPr>
@@ -349,29 +390,38 @@
       </w:r>
       <w:r>
         <w:rPr>
-          <w:rFonts w:hint="eastAsia"/>
+          <w:rFonts w:hint="eastAsia" w:eastAsia="黑体"/>
         </w:rPr>
         <w:t xml:space="preserve">（A1</w:t>
       </w:r>
       <w:r>
+        <w:rPr>
+          <w:rFonts w:eastAsia="黑体"/>
+        </w:rPr>
         <w:t xml:space="preserve"> </w:t>
       </w:r>
       <w:r>
         <w:rPr>
-          <w:rFonts w:hint="eastAsia"/>
+          <w:rFonts w:hint="eastAsia" w:eastAsia="黑体"/>
         </w:rPr>
         <w:t xml:space="preserve">的输出端</w:t>
       </w:r>
       <w:r>
+        <w:rPr>
+          <w:rFonts w:eastAsia="黑体"/>
+        </w:rPr>
         <w:t xml:space="preserve"> OUT </w:t>
       </w:r>
       <w:r>
         <w:rPr>
-          <w:rFonts w:hint="eastAsia"/>
+          <w:rFonts w:hint="eastAsia" w:eastAsia="黑体"/>
         </w:rPr>
         <w:t xml:space="preserve">与</w:t>
       </w:r>
       <w:r>
+        <w:rPr>
+          <w:rFonts w:eastAsia="黑体"/>
+        </w:rPr>
         <w:t xml:space="preserve"> </w:t>
       </w:r>
       <m:oMath>
@@ -389,6 +439,9 @@
         </m:sSub>
       </m:oMath>
       <w:r>
+        <w:rPr>
+          <w:rFonts w:eastAsia="黑体"/>
+        </w:rPr>
         <w:t xml:space="preserve">、</w:t>
       </w:r>
       <m:oMath>
@@ -406,15 +459,21 @@
         </m:sSub>
       </m:oMath>
       <w:r>
+        <w:rPr>
+          <w:rFonts w:eastAsia="黑体"/>
+        </w:rPr>
         <w:t xml:space="preserve"> </w:t>
       </w:r>
       <w:r>
         <w:rPr>
-          <w:rFonts w:hint="eastAsia"/>
+          <w:rFonts w:hint="eastAsia" w:eastAsia="黑体"/>
         </w:rPr>
         <w:t xml:space="preserve">的另一端相连，输出与电荷成正比的</w:t>
       </w:r>
       <w:r>
+        <w:rPr>
+          <w:rFonts w:eastAsia="黑体"/>
+        </w:rPr>
         <w:t xml:space="preserve"> </w:t>
       </w:r>
       <m:oMath>
@@ -439,13 +498,13 @@
       </m:oMath>
       <w:r>
         <w:rPr>
-          <w:rFonts w:hint="eastAsia"/>
+          <w:rFonts w:hint="eastAsia" w:eastAsia="黑体"/>
         </w:rPr>
         <w:t xml:space="preserve">）；</w:t>
       </w:r>
       <w:r>
         <w:rPr>
-          <w:rFonts w:hint="eastAsia"/>
+          <w:rFonts w:hint="eastAsia" w:eastAsia="黑体"/>
           <w:b/>
           <w:bCs/>
         </w:rPr>
@@ -453,6 +512,7 @@
       </w:r>
       <w:r>
         <w:rPr>
+          <w:rFonts w:eastAsia="黑体"/>
           <w:b/>
           <w:bCs/>
         </w:rPr>
@@ -460,7 +520,7 @@
       </w:r>
       <w:r>
         <w:rPr>
-          <w:rFonts w:hint="eastAsia"/>
+          <w:rFonts w:hint="eastAsia" w:eastAsia="黑体"/>
           <w:b/>
           <w:bCs/>
         </w:rPr>
@@ -468,40 +528,49 @@
       </w:r>
       <w:r>
         <w:rPr>
-          <w:rFonts w:hint="eastAsia"/>
+          <w:rFonts w:hint="eastAsia" w:eastAsia="黑体"/>
         </w:rPr>
         <w:t xml:space="preserve">（A1</w:t>
       </w:r>
       <w:r>
+        <w:rPr>
+          <w:rFonts w:eastAsia="黑体"/>
+        </w:rPr>
         <w:t xml:space="preserve"> </w:t>
       </w:r>
       <w:r>
         <w:rPr>
-          <w:rFonts w:hint="eastAsia"/>
+          <w:rFonts w:hint="eastAsia" w:eastAsia="黑体"/>
         </w:rPr>
         <w:t xml:space="preserve">的同相输入端</w:t>
       </w:r>
       <w:r>
+        <w:rPr>
+          <w:rFonts w:eastAsia="黑体"/>
+        </w:rPr>
         <w:t xml:space="preserve"> IN+ </w:t>
       </w:r>
       <w:r>
         <w:rPr>
-          <w:rFonts w:hint="eastAsia"/>
+          <w:rFonts w:hint="eastAsia" w:eastAsia="黑体"/>
         </w:rPr>
         <w:t xml:space="preserve">与敏感元件参考端共同接地</w:t>
       </w:r>
       <w:r>
+        <w:rPr>
+          <w:rFonts w:eastAsia="黑体"/>
+        </w:rPr>
         <w:t xml:space="preserve"> </w:t>
       </w:r>
       <w:r>
         <w:rPr>
-          <w:rFonts w:hint="eastAsia"/>
+          <w:rFonts w:hint="eastAsia" w:eastAsia="黑体"/>
         </w:rPr>
         <w:t xml:space="preserve">GND）；</w:t>
       </w:r>
       <w:r>
         <w:rPr>
-          <w:rFonts w:hint="eastAsia"/>
+          <w:rFonts w:hint="eastAsia" w:eastAsia="黑体"/>
           <w:b/>
           <w:bCs/>
         </w:rPr>
@@ -509,6 +578,7 @@
       </w:r>
       <w:r>
         <w:rPr>
+          <w:rFonts w:eastAsia="黑体"/>
           <w:b/>
           <w:bCs/>
         </w:rPr>
@@ -516,7 +586,7 @@
       </w:r>
       <w:r>
         <w:rPr>
-          <w:rFonts w:hint="eastAsia"/>
+          <w:rFonts w:hint="eastAsia" w:eastAsia="黑体"/>
           <w:b/>
           <w:bCs/>
         </w:rPr>
@@ -524,25 +594,31 @@
       </w:r>
       <w:r>
         <w:rPr>
-          <w:rFonts w:hint="eastAsia"/>
+          <w:rFonts w:hint="eastAsia" w:eastAsia="黑体"/>
         </w:rPr>
         <w:t xml:space="preserve">（A2</w:t>
       </w:r>
       <w:r>
+        <w:rPr>
+          <w:rFonts w:eastAsia="黑体"/>
+        </w:rPr>
         <w:t xml:space="preserve"> </w:t>
       </w:r>
       <w:r>
         <w:rPr>
-          <w:rFonts w:hint="eastAsia"/>
+          <w:rFonts w:hint="eastAsia" w:eastAsia="黑体"/>
         </w:rPr>
         <w:t xml:space="preserve">的输出接</w:t>
       </w:r>
       <w:r>
+        <w:rPr>
+          <w:rFonts w:eastAsia="黑体"/>
+        </w:rPr>
         <w:t xml:space="preserve"> </w:t>
       </w:r>
       <w:r>
         <w:rPr>
-          <w:rFonts w:hint="eastAsia"/>
+          <w:rFonts w:hint="eastAsia" w:eastAsia="黑体"/>
         </w:rPr>
         <w:t xml:space="preserve">ADC/比较器输入）。</w:t>
       </w:r>
@@ -551,24 +627,27 @@
       <w:pPr/>
       <w:r>
         <w:rPr>
-          <w:rFonts w:hint="eastAsia"/>
+          <w:rFonts w:hint="eastAsia" w:eastAsia="黑体"/>
         </w:rPr>
         <w:t xml:space="preserve">各元件管脚连接：</w:t>
       </w:r>
       <w:r>
         <w:rPr>
-          <w:rFonts w:hint="eastAsia"/>
+          <w:rFonts w:hint="eastAsia" w:eastAsia="黑体"/>
           <w:b/>
           <w:bCs/>
         </w:rPr>
         <w:t xml:space="preserve">敏感元件</w:t>
       </w:r>
       <w:r>
+        <w:rPr>
+          <w:rFonts w:eastAsia="黑体"/>
+        </w:rPr>
         <w:t xml:space="preserve"> </w:t>
       </w:r>
       <w:r>
         <w:rPr>
-          <w:rFonts w:hint="eastAsia"/>
+          <w:rFonts w:hint="eastAsia" w:eastAsia="黑体"/>
         </w:rPr>
         <w:t xml:space="preserve">信号端接节点①、参考端（另一端）接地；</w:t>
       </w:r>
@@ -587,11 +666,14 @@
         </m:sSub>
       </m:oMath>
       <w:r>
+        <w:rPr>
+          <w:rFonts w:eastAsia="黑体"/>
+        </w:rPr>
         <w:t xml:space="preserve"> </w:t>
       </w:r>
       <w:r>
         <w:rPr>
-          <w:rFonts w:hint="eastAsia"/>
+          <w:rFonts w:hint="eastAsia" w:eastAsia="黑体"/>
         </w:rPr>
         <w:t xml:space="preserve">一端接节点②、另一端接节点③；</w:t>
       </w:r>
@@ -610,15 +692,21 @@
         </m:sSub>
       </m:oMath>
       <w:r>
+        <w:rPr>
+          <w:rFonts w:eastAsia="黑体"/>
+        </w:rPr>
         <w:t xml:space="preserve"> </w:t>
       </w:r>
       <w:r>
         <w:rPr>
-          <w:rFonts w:hint="eastAsia"/>
+          <w:rFonts w:hint="eastAsia" w:eastAsia="黑体"/>
         </w:rPr>
         <w:t xml:space="preserve">一端接节点②、另一端接节点③（与</w:t>
       </w:r>
       <w:r>
+        <w:rPr>
+          <w:rFonts w:eastAsia="黑体"/>
+        </w:rPr>
         <w:t xml:space="preserve"> </w:t>
       </w:r>
       <m:oMath>
@@ -636,105 +724,136 @@
         </m:sSub>
       </m:oMath>
       <w:r>
+        <w:rPr>
+          <w:rFonts w:eastAsia="黑体"/>
+        </w:rPr>
         <w:t xml:space="preserve"> </w:t>
       </w:r>
       <w:r>
         <w:rPr>
-          <w:rFonts w:hint="eastAsia"/>
+          <w:rFonts w:hint="eastAsia" w:eastAsia="黑体"/>
         </w:rPr>
         <w:t xml:space="preserve">并联，为</w:t>
       </w:r>
       <w:r>
+        <w:rPr>
+          <w:rFonts w:eastAsia="黑体"/>
+        </w:rPr>
         <w:t xml:space="preserve"> A1 </w:t>
       </w:r>
       <w:r>
         <w:rPr>
-          <w:rFonts w:hint="eastAsia"/>
+          <w:rFonts w:hint="eastAsia" w:eastAsia="黑体"/>
         </w:rPr>
         <w:t xml:space="preserve">建立直流偏置）；</w:t>
       </w:r>
       <w:r>
         <w:rPr>
+          <w:rFonts w:eastAsia="黑体"/>
           <w:b/>
           <w:bCs/>
         </w:rPr>
         <w:t xml:space="preserve">A1</w:t>
       </w:r>
       <w:r>
+        <w:rPr>
+          <w:rFonts w:eastAsia="黑体"/>
+        </w:rPr>
         <w:t xml:space="preserve"> </w:t>
       </w:r>
       <w:r>
         <w:rPr>
-          <w:rFonts w:hint="eastAsia"/>
+          <w:rFonts w:hint="eastAsia" w:eastAsia="黑体"/>
         </w:rPr>
         <w:t xml:space="preserve">的</w:t>
       </w:r>
       <w:r>
+        <w:rPr>
+          <w:rFonts w:eastAsia="黑体"/>
+        </w:rPr>
         <w:t xml:space="preserve"> IN− </w:t>
       </w:r>
       <w:r>
         <w:rPr>
-          <w:rFonts w:hint="eastAsia"/>
+          <w:rFonts w:hint="eastAsia" w:eastAsia="黑体"/>
         </w:rPr>
         <w:t xml:space="preserve">接节点②、IN+</w:t>
       </w:r>
       <w:r>
+        <w:rPr>
+          <w:rFonts w:eastAsia="黑体"/>
+        </w:rPr>
         <w:t xml:space="preserve"> </w:t>
       </w:r>
       <w:r>
         <w:rPr>
-          <w:rFonts w:hint="eastAsia"/>
+          <w:rFonts w:hint="eastAsia" w:eastAsia="黑体"/>
         </w:rPr>
         <w:t xml:space="preserve">接节点④、OUT</w:t>
       </w:r>
       <w:r>
+        <w:rPr>
+          <w:rFonts w:eastAsia="黑体"/>
+        </w:rPr>
         <w:t xml:space="preserve"> </w:t>
       </w:r>
       <w:r>
         <w:rPr>
-          <w:rFonts w:hint="eastAsia"/>
+          <w:rFonts w:hint="eastAsia" w:eastAsia="黑体"/>
         </w:rPr>
         <w:t xml:space="preserve">接节点③、正电源脚</w:t>
       </w:r>
       <w:r>
+        <w:rPr>
+          <w:rFonts w:eastAsia="黑体"/>
+        </w:rPr>
         <w:t xml:space="preserve"> V+ </w:t>
       </w:r>
       <w:r>
         <w:rPr>
-          <w:rFonts w:hint="eastAsia"/>
+          <w:rFonts w:hint="eastAsia" w:eastAsia="黑体"/>
         </w:rPr>
         <w:t xml:space="preserve">接</w:t>
       </w:r>
       <w:r>
+        <w:rPr>
+          <w:rFonts w:eastAsia="黑体"/>
+        </w:rPr>
         <w:t xml:space="preserve"> </w:t>
       </w:r>
       <w:r>
         <w:rPr>
-          <w:rFonts w:hint="eastAsia"/>
+          <w:rFonts w:hint="eastAsia" w:eastAsia="黑体"/>
         </w:rPr>
         <w:t xml:space="preserve">+VCC、负电源脚</w:t>
       </w:r>
       <w:r>
+        <w:rPr>
+          <w:rFonts w:eastAsia="黑体"/>
+        </w:rPr>
         <w:t xml:space="preserve"> V− </w:t>
       </w:r>
       <w:r>
         <w:rPr>
-          <w:rFonts w:hint="eastAsia"/>
+          <w:rFonts w:hint="eastAsia" w:eastAsia="黑体"/>
         </w:rPr>
         <w:t xml:space="preserve">接</w:t>
       </w:r>
       <w:r>
+        <w:rPr>
+          <w:rFonts w:eastAsia="黑体"/>
+        </w:rPr>
         <w:t xml:space="preserve"> </w:t>
       </w:r>
       <w:r>
         <w:rPr>
-          <w:rFonts w:hint="eastAsia"/>
+          <w:rFonts w:hint="eastAsia" w:eastAsia="黑体"/>
         </w:rPr>
         <w:t xml:space="preserve">−VEE（单电源时接地）；</w:t>
       </w:r>
       <w:r>
         <w:rPr>
-          <w:rFonts w:hint="eastAsia"/>
+          <w:rFonts w:hint="eastAsia" w:eastAsia="黑体"/>
           <w:b/>
           <w:bCs/>
         </w:rPr>
@@ -742,34 +861,41 @@
       </w:r>
       <w:r>
         <w:rPr>
+          <w:rFonts w:eastAsia="黑体"/>
           <w:b/>
           <w:bCs/>
         </w:rPr>
         <w:t xml:space="preserve"> A2</w:t>
       </w:r>
       <w:r>
+        <w:rPr>
+          <w:rFonts w:eastAsia="黑体"/>
+        </w:rPr>
         <w:t xml:space="preserve"> </w:t>
       </w:r>
       <w:r>
         <w:rPr>
-          <w:rFonts w:hint="eastAsia"/>
+          <w:rFonts w:hint="eastAsia" w:eastAsia="黑体"/>
         </w:rPr>
         <w:t xml:space="preserve">的输入接节点③、输出接节点⑤，起带通/低通滤波与再放大作用；</w:t>
       </w:r>
       <w:r>
         <w:rPr>
-          <w:rFonts w:hint="eastAsia"/>
+          <w:rFonts w:hint="eastAsia" w:eastAsia="黑体"/>
           <w:b/>
           <w:bCs/>
         </w:rPr>
         <w:t xml:space="preserve">ADC/比较器</w:t>
       </w:r>
       <w:r>
+        <w:rPr>
+          <w:rFonts w:eastAsia="黑体"/>
+        </w:rPr>
         <w:t xml:space="preserve"> </w:t>
       </w:r>
       <w:r>
         <w:rPr>
-          <w:rFonts w:hint="eastAsia"/>
+          <w:rFonts w:hint="eastAsia" w:eastAsia="黑体"/>
         </w:rPr>
         <w:t xml:space="preserve">的输入接节点⑤，把模拟振动信号数字化或与阈值比较后输出。</w:t>
       </w:r>
@@ -778,16 +904,19 @@
       <w:pPr/>
       <w:r>
         <w:rPr>
-          <w:rFonts w:hint="eastAsia"/>
+          <w:rFonts w:hint="eastAsia" w:eastAsia="黑体"/>
         </w:rPr>
         <w:t xml:space="preserve">由此构成”敏感元件把振动转为电荷，经</w:t>
       </w:r>
       <w:r>
+        <w:rPr>
+          <w:rFonts w:eastAsia="黑体"/>
+        </w:rPr>
         <w:t xml:space="preserve"> A1 </w:t>
       </w:r>
       <w:r>
         <w:rPr>
-          <w:rFonts w:hint="eastAsia"/>
+          <w:rFonts w:hint="eastAsia" w:eastAsia="黑体"/>
         </w:rPr>
         <w:t xml:space="preserve">电荷放大器（</w:t>
       </w:r>
@@ -806,6 +935,9 @@
         </m:sSub>
       </m:oMath>
       <w:r>
+        <w:rPr>
+          <w:rFonts w:eastAsia="黑体"/>
+        </w:rPr>
         <w:t xml:space="preserve">、</w:t>
       </w:r>
       <m:oMath>
@@ -823,29 +955,38 @@
         </m:sSub>
       </m:oMath>
       <w:r>
+        <w:rPr>
+          <w:rFonts w:eastAsia="黑体"/>
+        </w:rPr>
         <w:t xml:space="preserve"> </w:t>
       </w:r>
       <w:r>
         <w:rPr>
-          <w:rFonts w:hint="eastAsia"/>
+          <w:rFonts w:hint="eastAsia" w:eastAsia="黑体"/>
         </w:rPr>
         <w:t xml:space="preserve">跨接输出与反相端、同相端接地）转换为电压，再经</w:t>
       </w:r>
       <w:r>
+        <w:rPr>
+          <w:rFonts w:eastAsia="黑体"/>
+        </w:rPr>
         <w:t xml:space="preserve"> A2 </w:t>
       </w:r>
       <w:r>
         <w:rPr>
-          <w:rFonts w:hint="eastAsia"/>
+          <w:rFonts w:hint="eastAsia" w:eastAsia="黑体"/>
         </w:rPr>
         <w:t xml:space="preserve">滤波放大后送</w:t>
       </w:r>
       <w:r>
+        <w:rPr>
+          <w:rFonts w:eastAsia="黑体"/>
+        </w:rPr>
         <w:t xml:space="preserve"> </w:t>
       </w:r>
       <w:r>
         <w:rPr>
-          <w:rFonts w:hint="eastAsia"/>
+          <w:rFonts w:hint="eastAsia" w:eastAsia="黑体"/>
         </w:rPr>
         <w:t xml:space="preserve">ADC/比较器”的压电式振动测量组态，其输出与输入电荷成正比，</w:t>
       </w:r>
@@ -907,16 +1048,19 @@
       </m:oMath>
       <w:r>
         <w:rPr>
-          <w:rFonts w:hint="eastAsia"/>
+          <w:rFonts w:hint="eastAsia" w:eastAsia="黑体"/>
         </w:rPr>
         <w:t xml:space="preserve">；压阻/电容式</w:t>
       </w:r>
       <w:r>
+        <w:rPr>
+          <w:rFonts w:eastAsia="黑体"/>
+        </w:rPr>
         <w:t xml:space="preserve"> MEMS </w:t>
       </w:r>
       <w:r>
         <w:rPr>
-          <w:rFonts w:hint="eastAsia"/>
+          <w:rFonts w:hint="eastAsia" w:eastAsia="黑体"/>
         </w:rPr>
         <w:t xml:space="preserve">与动圈式仅前端敏感元件不同，调理链与此一致。</w:t>
       </w:r>
@@ -929,7 +1073,7 @@
       </w:pPr>
       <w:r>
         <w:rPr>
-          <w:rFonts w:hint="eastAsia"/>
+          <w:rFonts w:hint="eastAsia" w:eastAsia="黑体"/>
         </w:rPr>
         <w:t xml:space="preserve">工作原理</w:t>
       </w:r>
@@ -940,25 +1084,31 @@
       </w:pPr>
       <w:r>
         <w:rPr>
-          <w:rFonts w:hint="eastAsia"/>
+          <w:rFonts w:hint="eastAsia" w:eastAsia="黑体"/>
         </w:rPr>
         <w:t xml:space="preserve">压电式靠振动使压电材料受应力产生电荷，电荷放大器把电荷转为电压；MEMS</w:t>
       </w:r>
       <w:r>
+        <w:rPr>
+          <w:rFonts w:eastAsia="黑体"/>
+        </w:rPr>
         <w:t xml:space="preserve"> </w:t>
       </w:r>
       <w:r>
         <w:rPr>
-          <w:rFonts w:hint="eastAsia"/>
+          <w:rFonts w:hint="eastAsia" w:eastAsia="黑体"/>
         </w:rPr>
         <w:t xml:space="preserve">加速度计靠质量块位移改变差分电容，内部</w:t>
       </w:r>
       <w:r>
+        <w:rPr>
+          <w:rFonts w:eastAsia="黑体"/>
+        </w:rPr>
         <w:t xml:space="preserve"> ASIC </w:t>
       </w:r>
       <w:r>
         <w:rPr>
-          <w:rFonts w:hint="eastAsia"/>
+          <w:rFonts w:hint="eastAsia" w:eastAsia="黑体"/>
         </w:rPr>
         <w:t xml:space="preserve">转为模拟或数字输出；调理电路滤除噪声后得到振动幅值与频率。</w:t>
       </w:r>
@@ -971,7 +1121,7 @@
       </w:pPr>
       <w:r>
         <w:rPr>
-          <w:rFonts w:hint="eastAsia"/>
+          <w:rFonts w:hint="eastAsia" w:eastAsia="黑体"/>
         </w:rPr>
         <w:t xml:space="preserve">关键计算公式</w:t>
       </w:r>
@@ -985,7 +1135,7 @@
       </w:pPr>
       <w:r>
         <w:rPr>
-          <w:rFonts w:hint="eastAsia"/>
+          <w:rFonts w:hint="eastAsia" w:eastAsia="黑体"/>
         </w:rPr>
         <w:t xml:space="preserve">压电电荷输出：</w:t>
       </w:r>
@@ -1042,7 +1192,7 @@
       </w:pPr>
       <w:r>
         <w:rPr>
-          <w:rFonts w:hint="eastAsia"/>
+          <w:rFonts w:hint="eastAsia" w:eastAsia="黑体"/>
         </w:rPr>
         <w:t xml:space="preserve">电荷放大器输出电压：</w:t>
       </w:r>
@@ -1123,7 +1273,7 @@
       </w:pPr>
       <w:r>
         <w:rPr>
-          <w:rFonts w:hint="eastAsia"/>
+          <w:rFonts w:hint="eastAsia" w:eastAsia="黑体"/>
         </w:rPr>
         <w:t xml:space="preserve">加速度灵敏度换算：</w:t>
       </w:r>
@@ -1186,7 +1336,7 @@
       </w:pPr>
       <w:r>
         <w:rPr>
-          <w:rFonts w:hint="eastAsia"/>
+          <w:rFonts w:hint="eastAsia" w:eastAsia="黑体"/>
         </w:rPr>
         <w:t xml:space="preserve">振动频率（简谐）：</w:t>
       </w:r>
@@ -1262,7 +1412,7 @@
             </w:pPr>
             <w:r>
               <w:rPr>
-                <w:rFonts w:hint="eastAsia"/>
+                <w:rFonts w:hint="eastAsia" w:eastAsia="黑体"/>
               </w:rPr>
               <w:t xml:space="preserve">符号</w:t>
             </w:r>
@@ -1276,7 +1426,7 @@
             </w:pPr>
             <w:r>
               <w:rPr>
-                <w:rFonts w:hint="eastAsia"/>
+                <w:rFonts w:hint="eastAsia" w:eastAsia="黑体"/>
               </w:rPr>
               <w:t xml:space="preserve">含义</w:t>
             </w:r>
@@ -1290,7 +1440,7 @@
             </w:pPr>
             <w:r>
               <w:rPr>
-                <w:rFonts w:hint="eastAsia"/>
+                <w:rFonts w:hint="eastAsia" w:eastAsia="黑体"/>
               </w:rPr>
               <w:t xml:space="preserve">单位</w:t>
             </w:r>
@@ -1310,6 +1460,9 @@
               </m:r>
             </m:oMath>
             <w:r>
+              <w:rPr>
+                <w:rFonts w:eastAsia="黑体"/>
+              </w:rPr>
               <w:t xml:space="preserve">​</w:t>
             </w:r>
           </w:p>
@@ -1322,7 +1475,7 @@
             </w:pPr>
             <w:r>
               <w:rPr>
-                <w:rFonts w:hint="eastAsia"/>
+                <w:rFonts w:hint="eastAsia" w:eastAsia="黑体"/>
               </w:rPr>
               <w:t xml:space="preserve">电荷</w:t>
             </w:r>
@@ -1335,6 +1488,9 @@
               <w:pStyle w:val="Compact"/>
             </w:pPr>
             <w:r>
+              <w:rPr>
+                <w:rFonts w:eastAsia="黑体"/>
+              </w:rPr>
               <w:t xml:space="preserve">C</w:t>
             </w:r>
           </w:p>
@@ -1362,6 +1518,9 @@
               </m:sSub>
             </m:oMath>
             <w:r>
+              <w:rPr>
+                <w:rFonts w:eastAsia="黑体"/>
+              </w:rPr>
               <w:t xml:space="preserve">​</w:t>
             </w:r>
           </w:p>
@@ -1374,7 +1533,7 @@
             </w:pPr>
             <w:r>
               <w:rPr>
-                <w:rFonts w:hint="eastAsia"/>
+                <w:rFonts w:hint="eastAsia" w:eastAsia="黑体"/>
               </w:rPr>
               <w:t xml:space="preserve">压电电荷常数</w:t>
             </w:r>
@@ -1387,6 +1546,9 @@
               <w:pStyle w:val="Compact"/>
             </w:pPr>
             <w:r>
+              <w:rPr>
+                <w:rFonts w:eastAsia="黑体"/>
+              </w:rPr>
               <w:t xml:space="preserve">C/N</w:t>
             </w:r>
           </w:p>
@@ -1405,6 +1567,9 @@
               </m:r>
             </m:oMath>
             <w:r>
+              <w:rPr>
+                <w:rFonts w:eastAsia="黑体"/>
+              </w:rPr>
               <w:t xml:space="preserve">​</w:t>
             </w:r>
           </w:p>
@@ -1417,7 +1582,7 @@
             </w:pPr>
             <w:r>
               <w:rPr>
-                <w:rFonts w:hint="eastAsia"/>
+                <w:rFonts w:hint="eastAsia" w:eastAsia="黑体"/>
               </w:rPr>
               <w:t xml:space="preserve">作用力</w:t>
             </w:r>
@@ -1430,6 +1595,9 @@
               <w:pStyle w:val="Compact"/>
             </w:pPr>
             <w:r>
+              <w:rPr>
+                <w:rFonts w:eastAsia="黑体"/>
+              </w:rPr>
               <w:t xml:space="preserve">N</w:t>
             </w:r>
           </w:p>
@@ -1457,6 +1625,9 @@
               </m:sSub>
             </m:oMath>
             <w:r>
+              <w:rPr>
+                <w:rFonts w:eastAsia="黑体"/>
+              </w:rPr>
               <w:t xml:space="preserve">​</w:t>
             </w:r>
           </w:p>
@@ -1469,7 +1640,7 @@
             </w:pPr>
             <w:r>
               <w:rPr>
-                <w:rFonts w:hint="eastAsia"/>
+                <w:rFonts w:hint="eastAsia" w:eastAsia="黑体"/>
               </w:rPr>
               <w:t xml:space="preserve">反馈电容</w:t>
             </w:r>
@@ -1482,6 +1653,9 @@
               <w:pStyle w:val="Compact"/>
             </w:pPr>
             <w:r>
+              <w:rPr>
+                <w:rFonts w:eastAsia="黑体"/>
+              </w:rPr>
               <w:t xml:space="preserve">F</w:t>
             </w:r>
           </w:p>
@@ -1515,6 +1689,9 @@
               </m:sSub>
             </m:oMath>
             <w:r>
+              <w:rPr>
+                <w:rFonts w:eastAsia="黑体"/>
+              </w:rPr>
               <w:t xml:space="preserve">​</w:t>
             </w:r>
           </w:p>
@@ -1527,7 +1704,7 @@
             </w:pPr>
             <w:r>
               <w:rPr>
-                <w:rFonts w:hint="eastAsia"/>
+                <w:rFonts w:hint="eastAsia" w:eastAsia="黑体"/>
               </w:rPr>
               <w:t xml:space="preserve">输出电压</w:t>
             </w:r>
@@ -1540,6 +1717,9 @@
               <w:pStyle w:val="Compact"/>
             </w:pPr>
             <w:r>
+              <w:rPr>
+                <w:rFonts w:eastAsia="黑体"/>
+              </w:rPr>
               <w:t xml:space="preserve">V</w:t>
             </w:r>
           </w:p>
@@ -1558,6 +1738,9 @@
               </m:r>
             </m:oMath>
             <w:r>
+              <w:rPr>
+                <w:rFonts w:eastAsia="黑体"/>
+              </w:rPr>
               <w:t xml:space="preserve">​</w:t>
             </w:r>
           </w:p>
@@ -1570,7 +1753,7 @@
             </w:pPr>
             <w:r>
               <w:rPr>
-                <w:rFonts w:hint="eastAsia"/>
+                <w:rFonts w:hint="eastAsia" w:eastAsia="黑体"/>
               </w:rPr>
               <w:t xml:space="preserve">灵敏度</w:t>
             </w:r>
@@ -1583,6 +1766,9 @@
               <w:pStyle w:val="Compact"/>
             </w:pPr>
             <w:r>
+              <w:rPr>
+                <w:rFonts w:eastAsia="黑体"/>
+              </w:rPr>
               <w:t xml:space="preserve">V/(m/s²)</w:t>
             </w:r>
           </w:p>
@@ -1601,6 +1787,9 @@
               </m:r>
             </m:oMath>
             <w:r>
+              <w:rPr>
+                <w:rFonts w:eastAsia="黑体"/>
+              </w:rPr>
               <w:t xml:space="preserve">​</w:t>
             </w:r>
           </w:p>
@@ -1613,7 +1802,7 @@
             </w:pPr>
             <w:r>
               <w:rPr>
-                <w:rFonts w:hint="eastAsia"/>
+                <w:rFonts w:hint="eastAsia" w:eastAsia="黑体"/>
               </w:rPr>
               <w:t xml:space="preserve">加速度</w:t>
             </w:r>
@@ -1626,6 +1815,9 @@
               <w:pStyle w:val="Compact"/>
             </w:pPr>
             <w:r>
+              <w:rPr>
+                <w:rFonts w:eastAsia="黑体"/>
+              </w:rPr>
               <w:t xml:space="preserve">m/s²</w:t>
             </w:r>
           </w:p>
@@ -1644,6 +1836,9 @@
               </m:r>
             </m:oMath>
             <w:r>
+              <w:rPr>
+                <w:rFonts w:eastAsia="黑体"/>
+              </w:rPr>
               <w:t xml:space="preserve">​</w:t>
             </w:r>
           </w:p>
@@ -1656,7 +1851,7 @@
             </w:pPr>
             <w:r>
               <w:rPr>
-                <w:rFonts w:hint="eastAsia"/>
+                <w:rFonts w:hint="eastAsia" w:eastAsia="黑体"/>
               </w:rPr>
               <w:t xml:space="preserve">频率</w:t>
             </w:r>
@@ -1669,6 +1864,9 @@
               <w:pStyle w:val="Compact"/>
             </w:pPr>
             <w:r>
+              <w:rPr>
+                <w:rFonts w:eastAsia="黑体"/>
+              </w:rPr>
               <w:t xml:space="preserve">Hz</w:t>
             </w:r>
           </w:p>
@@ -1683,7 +1881,7 @@
       </w:pPr>
       <w:r>
         <w:rPr>
-          <w:rFonts w:hint="eastAsia"/>
+          <w:rFonts w:hint="eastAsia" w:eastAsia="黑体"/>
         </w:rPr>
         <w:t xml:space="preserve">元件调整影响</w:t>
       </w:r>
@@ -1698,7 +1896,7 @@
       </w:pPr>
       <w:r>
         <w:rPr>
-          <w:rFonts w:hint="eastAsia"/>
+          <w:rFonts w:hint="eastAsia" w:eastAsia="黑体"/>
           <w:b/>
           <w:bCs/>
         </w:rPr>
@@ -1706,6 +1904,7 @@
       </w:r>
       <w:r>
         <w:rPr>
+          <w:rFonts w:eastAsia="黑体"/>
           <w:b/>
           <w:bCs/>
         </w:rPr>
@@ -1727,6 +1926,7 @@
       </m:oMath>
       <w:r>
         <w:rPr>
+          <w:rFonts w:eastAsia="黑体"/>
           <w:b/>
           <w:bCs/>
         </w:rPr>
@@ -1734,21 +1934,27 @@
       </w:r>
       <w:r>
         <w:rPr>
-          <w:rFonts w:hint="eastAsia"/>
+          <w:rFonts w:hint="eastAsia" w:eastAsia="黑体"/>
           <w:b/>
           <w:bCs/>
         </w:rPr>
         <w:t xml:space="preserve">减小</w:t>
       </w:r>
       <w:r>
+        <w:rPr>
+          <w:rFonts w:eastAsia="黑体"/>
+        </w:rPr>
         <w:t xml:space="preserve"> </w:t>
       </w:r>
       <w:r>
+        <w:rPr>
+          <w:rFonts w:eastAsia="黑体"/>
+        </w:rPr>
         <w:t xml:space="preserve">→ </w:t>
       </w:r>
       <w:r>
         <w:rPr>
-          <w:rFonts w:hint="eastAsia"/>
+          <w:rFonts w:hint="eastAsia" w:eastAsia="黑体"/>
         </w:rPr>
         <w:t xml:space="preserve">电荷放大器增益增大，但低通带宽收紧。</w:t>
       </w:r>
@@ -1763,21 +1969,27 @@
       </w:pPr>
       <w:r>
         <w:rPr>
-          <w:rFonts w:hint="eastAsia"/>
+          <w:rFonts w:hint="eastAsia" w:eastAsia="黑体"/>
           <w:b/>
           <w:bCs/>
         </w:rPr>
         <w:t xml:space="preserve">加速度计量程增大（灵敏度降低）</w:t>
       </w:r>
       <w:r>
+        <w:rPr>
+          <w:rFonts w:eastAsia="黑体"/>
+        </w:rPr>
         <w:t xml:space="preserve"> </w:t>
       </w:r>
       <w:r>
+        <w:rPr>
+          <w:rFonts w:eastAsia="黑体"/>
+        </w:rPr>
         <w:t xml:space="preserve">→ </w:t>
       </w:r>
       <w:r>
         <w:rPr>
-          <w:rFonts w:hint="eastAsia"/>
+          <w:rFonts w:hint="eastAsia" w:eastAsia="黑体"/>
         </w:rPr>
         <w:t xml:space="preserve">可测更大振动，但小信号分辨率下降。</w:t>
       </w:r>
@@ -1792,21 +2004,27 @@
       </w:pPr>
       <w:r>
         <w:rPr>
-          <w:rFonts w:hint="eastAsia"/>
+          <w:rFonts w:hint="eastAsia" w:eastAsia="黑体"/>
           <w:b/>
           <w:bCs/>
         </w:rPr>
         <w:t xml:space="preserve">高通滤波截止升高</w:t>
       </w:r>
       <w:r>
+        <w:rPr>
+          <w:rFonts w:eastAsia="黑体"/>
+        </w:rPr>
         <w:t xml:space="preserve"> </w:t>
       </w:r>
       <w:r>
+        <w:rPr>
+          <w:rFonts w:eastAsia="黑体"/>
+        </w:rPr>
         <w:t xml:space="preserve">→ </w:t>
       </w:r>
       <w:r>
         <w:rPr>
-          <w:rFonts w:hint="eastAsia"/>
+          <w:rFonts w:hint="eastAsia" w:eastAsia="黑体"/>
         </w:rPr>
         <w:t xml:space="preserve">抑制低频漂移，但丢失低频振动。</w:t>
       </w:r>
@@ -1821,21 +2039,27 @@
       </w:pPr>
       <w:r>
         <w:rPr>
-          <w:rFonts w:hint="eastAsia"/>
+          <w:rFonts w:hint="eastAsia" w:eastAsia="黑体"/>
           <w:b/>
           <w:bCs/>
         </w:rPr>
         <w:t xml:space="preserve">采样率提高</w:t>
       </w:r>
       <w:r>
+        <w:rPr>
+          <w:rFonts w:eastAsia="黑体"/>
+        </w:rPr>
         <w:t xml:space="preserve"> </w:t>
       </w:r>
       <w:r>
+        <w:rPr>
+          <w:rFonts w:eastAsia="黑体"/>
+        </w:rPr>
         <w:t xml:space="preserve">→ </w:t>
       </w:r>
       <w:r>
         <w:rPr>
-          <w:rFonts w:hint="eastAsia"/>
+          <w:rFonts w:hint="eastAsia" w:eastAsia="黑体"/>
         </w:rPr>
         <w:t xml:space="preserve">可解析更高频振动成分。</w:t>
       </w:r>
@@ -1848,7 +2072,7 @@
       </w:pPr>
       <w:r>
         <w:rPr>
-          <w:rFonts w:hint="eastAsia"/>
+          <w:rFonts w:hint="eastAsia" w:eastAsia="黑体"/>
         </w:rPr>
         <w:t xml:space="preserve">典型参数示例</w:t>
       </w:r>
@@ -1863,11 +2087,14 @@
       </w:pPr>
       <w:r>
         <w:rPr>
-          <w:rFonts w:hint="eastAsia"/>
+          <w:rFonts w:hint="eastAsia" w:eastAsia="黑体"/>
         </w:rPr>
         <w:t xml:space="preserve">压电电荷常数</w:t>
       </w:r>
       <w:r>
+        <w:rPr>
+          <w:rFonts w:eastAsia="黑体"/>
+        </w:rPr>
         <w:t xml:space="preserve"> </w:t>
       </w:r>
       <m:oMath>
@@ -1948,11 +2175,14 @@
       </m:oMath>
       <w:r>
         <w:rPr>
-          <w:rFonts w:hint="eastAsia"/>
+          <w:rFonts w:hint="eastAsia" w:eastAsia="黑体"/>
         </w:rPr>
         <w:t xml:space="preserve">、力</w:t>
       </w:r>
       <w:r>
+        <w:rPr>
+          <w:rFonts w:eastAsia="黑体"/>
+        </w:rPr>
         <w:t xml:space="preserve"> </w:t>
       </w:r>
       <m:oMath>
@@ -1981,7 +2211,7 @@
       </m:oMath>
       <w:r>
         <w:rPr>
-          <w:rFonts w:hint="eastAsia"/>
+          <w:rFonts w:hint="eastAsia" w:eastAsia="黑体"/>
         </w:rPr>
         <w:t xml:space="preserve">：</w:t>
       </w:r>
@@ -2034,6 +2264,9 @@
         </m:r>
       </m:oMath>
       <w:r>
+        <w:rPr>
+          <w:rFonts w:eastAsia="黑体"/>
+        </w:rPr>
         <w:t xml:space="preserve">。</w:t>
       </w:r>
     </w:p>
@@ -2047,11 +2280,14 @@
       </w:pPr>
       <w:r>
         <w:rPr>
-          <w:rFonts w:hint="eastAsia"/>
+          <w:rFonts w:hint="eastAsia" w:eastAsia="黑体"/>
         </w:rPr>
         <w:t xml:space="preserve">电荷放大器</w:t>
       </w:r>
       <w:r>
+        <w:rPr>
+          <w:rFonts w:eastAsia="黑体"/>
+        </w:rPr>
         <w:t xml:space="preserve"> </w:t>
       </w:r>
       <m:oMath>
@@ -2132,7 +2368,7 @@
       </m:oMath>
       <w:r>
         <w:rPr>
-          <w:rFonts w:hint="eastAsia"/>
+          <w:rFonts w:hint="eastAsia" w:eastAsia="黑体"/>
         </w:rPr>
         <w:t xml:space="preserve">：</w:t>
       </w:r>
@@ -2245,6 +2481,9 @@
         </m:r>
       </m:oMath>
       <w:r>
+        <w:rPr>
+          <w:rFonts w:eastAsia="黑体"/>
+        </w:rPr>
         <w:t xml:space="preserve">。</w:t>
       </w:r>
     </w:p>
@@ -2256,7 +2495,7 @@
       </w:pPr>
       <w:r>
         <w:rPr>
-          <w:rFonts w:hint="eastAsia"/>
+          <w:rFonts w:hint="eastAsia" w:eastAsia="黑体"/>
         </w:rPr>
         <w:t xml:space="preserve">常见器件型号</w:t>
       </w:r>
@@ -2270,11 +2509,14 @@
         </w:numPr>
       </w:pPr>
       <w:r>
+        <w:rPr>
+          <w:rFonts w:eastAsia="黑体"/>
+        </w:rPr>
         <w:t xml:space="preserve">MEMS </w:t>
       </w:r>
       <w:r>
         <w:rPr>
-          <w:rFonts w:hint="eastAsia"/>
+          <w:rFonts w:hint="eastAsia" w:eastAsia="黑体"/>
         </w:rPr>
         <w:t xml:space="preserve">加速度计：ADXL345、ADXL335、MPU6050。</w:t>
       </w:r>
@@ -2289,16 +2531,19 @@
       </w:pPr>
       <w:r>
         <w:rPr>
-          <w:rFonts w:hint="eastAsia"/>
+          <w:rFonts w:hint="eastAsia" w:eastAsia="黑体"/>
         </w:rPr>
         <w:t xml:space="preserve">压电加速度计：常用：按需选型（如</w:t>
       </w:r>
       <w:r>
+        <w:rPr>
+          <w:rFonts w:eastAsia="黑体"/>
+        </w:rPr>
         <w:t xml:space="preserve"> IEPE </w:t>
       </w:r>
       <w:r>
         <w:rPr>
-          <w:rFonts w:hint="eastAsia"/>
+          <w:rFonts w:hint="eastAsia" w:eastAsia="黑体"/>
         </w:rPr>
         <w:t xml:space="preserve">型）。</w:t>
       </w:r>
@@ -2311,7 +2556,7 @@
       </w:pPr>
       <w:r>
         <w:rPr>
-          <w:rFonts w:hint="eastAsia"/>
+          <w:rFonts w:hint="eastAsia" w:eastAsia="黑体"/>
         </w:rPr>
         <w:t xml:space="preserve">注意事项</w:t>
       </w:r>
@@ -2326,7 +2571,7 @@
       </w:pPr>
       <w:r>
         <w:rPr>
-          <w:rFonts w:hint="eastAsia"/>
+          <w:rFonts w:hint="eastAsia" w:eastAsia="黑体"/>
         </w:rPr>
         <w:t xml:space="preserve">压电式需极高输入阻抗的电荷放大器，线缆需低噪声且固定避免摩擦电噪声。</w:t>
       </w:r>
@@ -2340,11 +2585,14 @@
         </w:numPr>
       </w:pPr>
       <w:r>
+        <w:rPr>
+          <w:rFonts w:eastAsia="黑体"/>
+        </w:rPr>
         <w:t xml:space="preserve">MEMS </w:t>
       </w:r>
       <w:r>
         <w:rPr>
-          <w:rFonts w:hint="eastAsia"/>
+          <w:rFonts w:hint="eastAsia" w:eastAsia="黑体"/>
         </w:rPr>
         <w:t xml:space="preserve">加速度计量程与带宽需匹配被测振动幅度与频率。</w:t>
       </w:r>
@@ -2359,7 +2607,7 @@
       </w:pPr>
       <w:r>
         <w:rPr>
-          <w:rFonts w:hint="eastAsia"/>
+          <w:rFonts w:hint="eastAsia" w:eastAsia="黑体"/>
         </w:rPr>
         <w:t xml:space="preserve">安装方式（刚性连接）直接影响测量频响，安装松动会引入谐振假峰。</w:t>
       </w:r>
@@ -2372,7 +2620,7 @@
       </w:pPr>
       <w:r>
         <w:rPr>
-          <w:rFonts w:hint="eastAsia"/>
+          <w:rFonts w:hint="eastAsia" w:eastAsia="黑体"/>
         </w:rPr>
         <w:t xml:space="preserve">参考资料</w:t>
       </w:r>
@@ -2386,6 +2634,9 @@
         </w:numPr>
       </w:pPr>
       <w:r>
+        <w:rPr>
+          <w:rFonts w:eastAsia="黑体"/>
+        </w:rPr>
         <w:t xml:space="preserve">Wikipedia: Accelerometer / Piezoelectric sensor。</w:t>
       </w:r>
     </w:p>
@@ -2398,11 +2649,14 @@
         </w:numPr>
       </w:pPr>
       <w:r>
+        <w:rPr>
+          <w:rFonts w:eastAsia="黑体"/>
+        </w:rPr>
         <w:t xml:space="preserve">ADI ADXL345 </w:t>
       </w:r>
       <w:r>
         <w:rPr>
-          <w:rFonts w:hint="eastAsia"/>
+          <w:rFonts w:hint="eastAsia" w:eastAsia="黑体"/>
         </w:rPr>
         <w:t xml:space="preserve">数据手册。</w:t>
       </w:r>
@@ -2417,7 +2671,7 @@
       </w:pPr>
       <w:r>
         <w:rPr>
-          <w:rFonts w:hint="eastAsia"/>
+          <w:rFonts w:hint="eastAsia" w:eastAsia="黑体"/>
         </w:rPr>
         <w:t xml:space="preserve">《传感器与检测技术》教材。</w:t>
       </w:r>
@@ -2431,11 +2685,11 @@
       </w:pPr>
       <w:r>
         <w:rPr>
-          <w:rFonts w:ascii="Times New Roman" w:hAnsi="Times New Roman"/>
+          <w:rFonts w:ascii="Times New Roman" w:hAnsi="Times New Roman" w:eastAsia="黑体"/>
           <w:color w:val="555555"/>
           <w:sz w:val="21"/>
         </w:rPr>
-        <w:t>材料收集者：杜文杰</w:t>
+        <w:t>材料收集者：杜文杰，WX手机：19519196569，QQ:3478827729</w:t>
       </w:r>
     </w:p>
     <w:sectPr>
@@ -2455,7 +2709,7 @@
 </file>
 
 <file path=word/footer1.xml><?xml version="1.0" encoding="utf-8"?>
-<w:ftr xmlns:m="http://schemas.openxmlformats.org/officeDocument/2006/math" xmlns:mc="http://schemas.openxmlformats.org/markup-compatibility/2006" xmlns:mo="http://schemas.microsoft.com/office/mac/office/2008/main" xmlns:mv="urn:schemas-microsoft-com:mac:vml" xmlns:o="urn:schemas-microsoft-com:office:office" xmlns:r="http://schemas.openxmlformats.org/officeDocument/2006/relationships" xmlns:v="urn:schemas-microsoft-com:vml" xmlns:w10="urn:schemas-microsoft-com:office:word" xmlns:w14="http://schemas.microsoft.com/office/word/2010/wordml" xmlns:w="http://schemas.openxmlformats.org/wordprocessingml/2006/main" xmlns:wne="http://schemas.microsoft.com/office/word/2006/wordml" xmlns:wp14="http://schemas.microsoft.com/office/word/2010/wordprocessingDrawing" xmlns:wp="http://schemas.openxmlformats.org/drawingml/2006/wordprocessingDrawing" xmlns:wpc="http://schemas.microsoft.com/office/word/2010/wordprocessingCanvas" xmlns:wpg="http://schemas.microsoft.com/office/word/2010/wordprocessingGroup" xmlns:wpi="http://schemas.microsoft.com/office/word/2010/wordprocessingInk" xmlns:wps="http://schemas.microsoft.com/office/word/2010/wordprocessingShape" mc:Ignorable="w14 wp14">
+<w:ftr xmlns:mc="http://schemas.openxmlformats.org/markup-compatibility/2006" xmlns:w="http://schemas.openxmlformats.org/wordprocessingml/2006/main" xmlns:m="http://schemas.openxmlformats.org/officeDocument/2006/math" xmlns:mo="http://schemas.microsoft.com/office/mac/office/2008/main" xmlns:mv="urn:schemas-microsoft-com:mac:vml" xmlns:o="urn:schemas-microsoft-com:office:office" xmlns:r="http://schemas.openxmlformats.org/officeDocument/2006/relationships" xmlns:v="urn:schemas-microsoft-com:vml" xmlns:w10="urn:schemas-microsoft-com:office:word" xmlns:w14="http://schemas.microsoft.com/office/word/2010/wordml" xmlns:wne="http://schemas.microsoft.com/office/word/2006/wordml" xmlns:wp14="http://schemas.microsoft.com/office/word/2010/wordprocessingDrawing" xmlns:wp="http://schemas.openxmlformats.org/drawingml/2006/wordprocessingDrawing" xmlns:wpc="http://schemas.microsoft.com/office/word/2010/wordprocessingCanvas" xmlns:wpg="http://schemas.microsoft.com/office/word/2010/wordprocessingGroup" xmlns:wpi="http://schemas.microsoft.com/office/word/2010/wordprocessingInk" xmlns:wps="http://schemas.microsoft.com/office/word/2010/wordprocessingShape" mc:Ignorable="w14 wp14">
   <w:p>
     <w:pPr>
       <w:pStyle w:val="Footer"/>
@@ -2463,12 +2717,14 @@
     </w:pPr>
     <w:r>
       <w:rPr>
+        <w:rFonts w:eastAsia="黑体"/>
         <w:sz w:val="18"/>
       </w:rPr>
       <w:t xml:space="preserve">第 </w:t>
     </w:r>
     <w:r>
       <w:rPr>
+        <w:rFonts w:eastAsia="黑体"/>
         <w:sz w:val="18"/>
       </w:rPr>
       <w:fldChar w:fldCharType="begin"/>
@@ -2477,6 +2733,7 @@
     </w:r>
     <w:r>
       <w:rPr>
+        <w:rFonts w:eastAsia="黑体"/>
         <w:sz w:val="18"/>
       </w:rPr>
       <w:t xml:space="preserve"> 页</w:t>
@@ -2490,6 +2747,9 @@
   <w:footnote w:type="continuationSeparator" w:id="0">
     <w:p>
       <w:r>
+        <w:rPr>
+          <w:rFonts w:eastAsia="黑体"/>
+        </w:rPr>
         <w:continuationSeparator/>
       </w:r>
     </w:p>
@@ -2497,6 +2757,9 @@
   <w:footnote w:type="separator" w:id="-1">
     <w:p>
       <w:r>
+        <w:rPr>
+          <w:rFonts w:eastAsia="黑体"/>
+        </w:rPr>
         <w:separator/>
       </w:r>
     </w:p>
@@ -2505,7 +2768,7 @@
 </file>
 
 <file path=word/header1.xml><?xml version="1.0" encoding="utf-8"?>
-<w:hdr xmlns:m="http://schemas.openxmlformats.org/officeDocument/2006/math" xmlns:mc="http://schemas.openxmlformats.org/markup-compatibility/2006" xmlns:mo="http://schemas.microsoft.com/office/mac/office/2008/main" xmlns:mv="urn:schemas-microsoft-com:mac:vml" xmlns:o="urn:schemas-microsoft-com:office:office" xmlns:r="http://schemas.openxmlformats.org/officeDocument/2006/relationships" xmlns:v="urn:schemas-microsoft-com:vml" xmlns:w10="urn:schemas-microsoft-com:office:word" xmlns:w14="http://schemas.microsoft.com/office/word/2010/wordml" xmlns:w="http://schemas.openxmlformats.org/wordprocessingml/2006/main" xmlns:wne="http://schemas.microsoft.com/office/word/2006/wordml" xmlns:wp14="http://schemas.microsoft.com/office/word/2010/wordprocessingDrawing" xmlns:wp="http://schemas.openxmlformats.org/drawingml/2006/wordprocessingDrawing" xmlns:wpc="http://schemas.microsoft.com/office/word/2010/wordprocessingCanvas" xmlns:wpg="http://schemas.microsoft.com/office/word/2010/wordprocessingGroup" xmlns:wpi="http://schemas.microsoft.com/office/word/2010/wordprocessingInk" xmlns:wps="http://schemas.microsoft.com/office/word/2010/wordprocessingShape" mc:Ignorable="w14 wp14">
+<w:hdr xmlns:mc="http://schemas.openxmlformats.org/markup-compatibility/2006" xmlns:w="http://schemas.openxmlformats.org/wordprocessingml/2006/main" xmlns:m="http://schemas.openxmlformats.org/officeDocument/2006/math" xmlns:mo="http://schemas.microsoft.com/office/mac/office/2008/main" xmlns:mv="urn:schemas-microsoft-com:mac:vml" xmlns:o="urn:schemas-microsoft-com:office:office" xmlns:r="http://schemas.openxmlformats.org/officeDocument/2006/relationships" xmlns:v="urn:schemas-microsoft-com:vml" xmlns:w10="urn:schemas-microsoft-com:office:word" xmlns:w14="http://schemas.microsoft.com/office/word/2010/wordml" xmlns:wne="http://schemas.microsoft.com/office/word/2006/wordml" xmlns:wp14="http://schemas.microsoft.com/office/word/2010/wordprocessingDrawing" xmlns:wp="http://schemas.openxmlformats.org/drawingml/2006/wordprocessingDrawing" xmlns:wpc="http://schemas.microsoft.com/office/word/2010/wordprocessingCanvas" xmlns:wpg="http://schemas.microsoft.com/office/word/2010/wordprocessingGroup" xmlns:wpi="http://schemas.microsoft.com/office/word/2010/wordprocessingInk" xmlns:wps="http://schemas.microsoft.com/office/word/2010/wordprocessingShape" mc:Ignorable="w14 wp14">
   <w:p>
     <w:pPr>
       <w:pStyle w:val="Header"/>
@@ -2513,7 +2776,7 @@
     </w:pPr>
     <w:r>
       <w:rPr>
-        <w:rFonts w:ascii="Times New Roman" w:hAnsi="Times New Roman"/>
+        <w:rFonts w:ascii="Times New Roman" w:hAnsi="Times New Roman" w:eastAsia="黑体"/>
         <w:sz w:val="18"/>
         <w:rFonts w:eastAsia="黑体"/>
         <w:rFonts w:eastAsia="黑体"/>
@@ -2525,7 +2788,7 @@
 </file>
 
 <file path=word/numbering.xml><?xml version="1.0" encoding="utf-8"?>
-<w:numbering xmlns:m="http://schemas.openxmlformats.org/officeDocument/2006/math" xmlns:mc="http://schemas.openxmlformats.org/markup-compatibility/2006" xmlns:mo="http://schemas.microsoft.com/office/mac/office/2008/main" xmlns:mv="urn:schemas-microsoft-com:mac:vml" xmlns:o="urn:schemas-microsoft-com:office:office" xmlns:r="http://schemas.openxmlformats.org/officeDocument/2006/relationships" xmlns:v="urn:schemas-microsoft-com:vml" xmlns:w="http://schemas.openxmlformats.org/wordprocessingml/2006/main" xmlns:w10="urn:schemas-microsoft-com:office:word" xmlns:w14="http://schemas.microsoft.com/office/word/2010/wordml" xmlns:wne="http://schemas.microsoft.com/office/word/2006/wordml" xmlns:wp="http://schemas.openxmlformats.org/drawingml/2006/wordprocessingDrawing" xmlns:wp14="http://schemas.microsoft.com/office/word/2010/wordprocessingDrawing" xmlns:wpc="http://schemas.microsoft.com/office/word/2010/wordprocessingCanvas" xmlns:wpg="http://schemas.microsoft.com/office/word/2010/wordprocessingGroup" xmlns:wpi="http://schemas.microsoft.com/office/word/2010/wordprocessingInk" xmlns:wps="http://schemas.microsoft.com/office/word/2010/wordprocessingShape" mc:Ignorable="w14 wp14">
+<w:numbering xmlns:mc="http://schemas.openxmlformats.org/markup-compatibility/2006" xmlns:w="http://schemas.openxmlformats.org/wordprocessingml/2006/main" xmlns:m="http://schemas.openxmlformats.org/officeDocument/2006/math" xmlns:mo="http://schemas.microsoft.com/office/mac/office/2008/main" xmlns:mv="urn:schemas-microsoft-com:mac:vml" xmlns:o="urn:schemas-microsoft-com:office:office" xmlns:r="http://schemas.openxmlformats.org/officeDocument/2006/relationships" xmlns:v="urn:schemas-microsoft-com:vml" xmlns:w10="urn:schemas-microsoft-com:office:word" xmlns:w14="http://schemas.microsoft.com/office/word/2010/wordml" xmlns:wne="http://schemas.microsoft.com/office/word/2006/wordml" xmlns:wp="http://schemas.openxmlformats.org/drawingml/2006/wordprocessingDrawing" xmlns:wp14="http://schemas.microsoft.com/office/word/2010/wordprocessingDrawing" xmlns:wpc="http://schemas.microsoft.com/office/word/2010/wordprocessingCanvas" xmlns:wpg="http://schemas.microsoft.com/office/word/2010/wordprocessingGroup" xmlns:wpi="http://schemas.microsoft.com/office/word/2010/wordprocessingInk" xmlns:wps="http://schemas.microsoft.com/office/word/2010/wordprocessingShape" mc:Ignorable="w14 wp14">
   <w:abstractNum w:abstractNumId="0">
     <w:nsid w:val="FFFFFF7C"/>
     <w:multiLevelType w:val="singleLevel"/>
@@ -2612,7 +2875,7 @@
         <w:ind w:hanging="360" w:left="1440"/>
       </w:pPr>
       <w:rPr>
-        <w:rFonts w:ascii="Symbol" w:hAnsi="Symbol" w:hint="default"/>
+        <w:rFonts w:ascii="Symbol" w:hAnsi="Symbol" w:hint="default" w:eastAsia="黑体"/>
       </w:rPr>
     </w:lvl>
   </w:abstractNum>
@@ -2633,7 +2896,7 @@
         <w:ind w:hanging="360" w:left="1080"/>
       </w:pPr>
       <w:rPr>
-        <w:rFonts w:ascii="Symbol" w:hAnsi="Symbol" w:hint="default"/>
+        <w:rFonts w:ascii="Symbol" w:hAnsi="Symbol" w:hint="default" w:eastAsia="黑体"/>
       </w:rPr>
     </w:lvl>
   </w:abstractNum>
@@ -2654,7 +2917,7 @@
         <w:ind w:hanging="360" w:left="720"/>
       </w:pPr>
       <w:rPr>
-        <w:rFonts w:ascii="Symbol" w:hAnsi="Symbol" w:hint="default"/>
+        <w:rFonts w:ascii="Symbol" w:hAnsi="Symbol" w:hint="default" w:eastAsia="黑体"/>
       </w:rPr>
     </w:lvl>
   </w:abstractNum>
@@ -2693,7 +2956,7 @@
         <w:ind w:hanging="360" w:left="360"/>
       </w:pPr>
       <w:rPr>
-        <w:rFonts w:ascii="Symbol" w:hAnsi="Symbol" w:hint="default"/>
+        <w:rFonts w:ascii="Symbol" w:hAnsi="Symbol" w:hint="default" w:eastAsia="黑体"/>
       </w:rPr>
     </w:lvl>
   </w:abstractNum>
@@ -2784,7 +3047,7 @@
         <w:ind w:left="720" w:hanging="360"/>
       </w:pPr>
       <w:rPr>
-        <w:rFonts w:ascii="Symbol" w:hAnsi="Symbol" w:cs="Symbol" w:hint="default"/>
+        <w:rFonts w:ascii="Symbol" w:hAnsi="Symbol" w:cs="Symbol" w:hint="default" w:eastAsia="黑体"/>
       </w:rPr>
     </w:lvl>
     <w:lvl w:ilvl="1">
@@ -2795,7 +3058,7 @@
         <w:ind w:left="1440" w:hanging="360"/>
       </w:pPr>
       <w:rPr>
-        <w:rFonts w:ascii="Courier New" w:hAnsi="Courier New" w:cs="Courier New" w:hint="default"/>
+        <w:rFonts w:ascii="Courier New" w:hAnsi="Courier New" w:cs="Courier New" w:hint="default" w:eastAsia="黑体"/>
       </w:rPr>
     </w:lvl>
     <w:lvl w:ilvl="2">
@@ -2806,7 +3069,7 @@
         <w:ind w:left="2160" w:hanging="360"/>
       </w:pPr>
       <w:rPr>
-        <w:rFonts w:ascii="Wingdings" w:hAnsi="Wingdings" w:cs="Wingdings" w:hint="default"/>
+        <w:rFonts w:ascii="Wingdings" w:hAnsi="Wingdings" w:cs="Wingdings" w:hint="default" w:eastAsia="黑体"/>
       </w:rPr>
     </w:lvl>
     <w:lvl w:ilvl="3">
@@ -2817,7 +3080,7 @@
         <w:ind w:left="2880" w:hanging="360"/>
       </w:pPr>
       <w:rPr>
-        <w:rFonts w:ascii="Symbol" w:hAnsi="Symbol" w:cs="Symbol" w:hint="default"/>
+        <w:rFonts w:ascii="Symbol" w:hAnsi="Symbol" w:cs="Symbol" w:hint="default" w:eastAsia="黑体"/>
       </w:rPr>
     </w:lvl>
     <w:lvl w:ilvl="4">
@@ -2828,7 +3091,7 @@
         <w:ind w:left="3600" w:hanging="360"/>
       </w:pPr>
       <w:rPr>
-        <w:rFonts w:ascii="Courier New" w:hAnsi="Courier New" w:cs="Courier New" w:hint="default"/>
+        <w:rFonts w:ascii="Courier New" w:hAnsi="Courier New" w:cs="Courier New" w:hint="default" w:eastAsia="黑体"/>
       </w:rPr>
     </w:lvl>
     <w:lvl w:ilvl="5">
@@ -2839,7 +3102,7 @@
         <w:ind w:left="4320" w:hanging="360"/>
       </w:pPr>
       <w:rPr>
-        <w:rFonts w:ascii="Wingdings" w:hAnsi="Wingdings" w:cs="Wingdings" w:hint="default"/>
+        <w:rFonts w:ascii="Wingdings" w:hAnsi="Wingdings" w:cs="Wingdings" w:hint="default" w:eastAsia="黑体"/>
       </w:rPr>
     </w:lvl>
     <w:lvl w:ilvl="6">
@@ -2850,7 +3113,7 @@
         <w:ind w:left="5040" w:hanging="360"/>
       </w:pPr>
       <w:rPr>
-        <w:rFonts w:ascii="Symbol" w:hAnsi="Symbol" w:cs="Symbol" w:hint="default"/>
+        <w:rFonts w:ascii="Symbol" w:hAnsi="Symbol" w:cs="Symbol" w:hint="default" w:eastAsia="黑体"/>
       </w:rPr>
     </w:lvl>
     <w:lvl w:ilvl="7">
@@ -2861,7 +3124,7 @@
         <w:ind w:left="5760" w:hanging="360"/>
       </w:pPr>
       <w:rPr>
-        <w:rFonts w:ascii="Courier New" w:hAnsi="Courier New" w:cs="Courier New" w:hint="default"/>
+        <w:rFonts w:ascii="Courier New" w:hAnsi="Courier New" w:cs="Courier New" w:hint="default" w:eastAsia="黑体"/>
       </w:rPr>
     </w:lvl>
     <w:lvl w:ilvl="8">
@@ -2872,7 +3135,7 @@
         <w:ind w:left="6480" w:hanging="360"/>
       </w:pPr>
       <w:rPr>
-        <w:rFonts w:ascii="Wingdings" w:hAnsi="Wingdings" w:cs="Wingdings" w:hint="default"/>
+        <w:rFonts w:ascii="Wingdings" w:hAnsi="Wingdings" w:cs="Wingdings" w:hint="default" w:eastAsia="黑体"/>
       </w:rPr>
     </w:lvl>
   </w:abstractNum>
@@ -2928,11 +3191,11 @@
 </file>
 
 <file path=word/styles.xml><?xml version="1.0" encoding="utf-8"?>
-<w:styles xmlns:mc="http://schemas.openxmlformats.org/markup-compatibility/2006" xmlns:r="http://schemas.openxmlformats.org/officeDocument/2006/relationships" xmlns:w="http://schemas.openxmlformats.org/wordprocessingml/2006/main" xmlns:w14="http://schemas.microsoft.com/office/word/2010/wordml" mc:Ignorable="w14">
+<w:styles xmlns:mc="http://schemas.openxmlformats.org/markup-compatibility/2006" xmlns:w="http://schemas.openxmlformats.org/wordprocessingml/2006/main" xmlns:r="http://schemas.openxmlformats.org/officeDocument/2006/relationships" xmlns:w14="http://schemas.microsoft.com/office/word/2010/wordml" mc:Ignorable="w14">
   <w:docDefaults>
     <w:rPrDefault>
       <w:rPr>
-        <w:rFonts w:asciiTheme="minorHAnsi" w:cstheme="minorBidi" w:eastAsiaTheme="minorEastAsia" w:hAnsiTheme="minorHAnsi"/>
+        <w:rFonts w:asciiTheme="minorHAnsi" w:cstheme="minorBidi" w:hAnsiTheme="minorHAnsi" w:eastAsia="黑体"/>
         <w:sz w:val="22"/>
         <w:szCs w:val="22"/>
         <w:lang w:bidi="ar-SA" w:eastAsia="en-US" w:val="en-US"/>
@@ -3154,7 +3417,7 @@
       <w:outlineLvl w:val="0"/>
     </w:pPr>
     <w:rPr>
-      <w:rFonts w:ascii="Times New Roman" w:asciiTheme="majorHAnsi" w:cstheme="majorBidi" w:eastAsia="黑体" w:eastAsiaTheme="majorEastAsia" w:hAnsi="Times New Roman" w:hAnsiTheme="majorHAnsi"/>
+      <w:rFonts w:ascii="Times New Roman" w:asciiTheme="majorHAnsi" w:cstheme="majorBidi" w:eastAsia="黑体" w:hAnsi="Times New Roman" w:hAnsiTheme="majorHAnsi"/>
       <w:b/>
       <w:bCs/>
       <w:color w:val="1F3864"/>
@@ -3178,7 +3441,7 @@
       <w:outlineLvl w:val="1"/>
     </w:pPr>
     <w:rPr>
-      <w:rFonts w:ascii="Times New Roman" w:asciiTheme="majorHAnsi" w:cstheme="majorBidi" w:eastAsia="黑体" w:eastAsiaTheme="majorEastAsia" w:hAnsi="Times New Roman" w:hAnsiTheme="majorHAnsi"/>
+      <w:rFonts w:ascii="Times New Roman" w:asciiTheme="majorHAnsi" w:cstheme="majorBidi" w:eastAsia="黑体" w:hAnsi="Times New Roman" w:hAnsiTheme="majorHAnsi"/>
       <w:b/>
       <w:bCs/>
       <w:color w:val="2E4E7E"/>
@@ -3202,7 +3465,7 @@
       <w:outlineLvl w:val="2"/>
     </w:pPr>
     <w:rPr>
-      <w:rFonts w:ascii="Times New Roman" w:asciiTheme="majorHAnsi" w:cstheme="majorBidi" w:eastAsia="黑体" w:eastAsiaTheme="majorEastAsia" w:hAnsi="Times New Roman" w:hAnsiTheme="majorHAnsi"/>
+      <w:rFonts w:ascii="Times New Roman" w:asciiTheme="majorHAnsi" w:cstheme="majorBidi" w:eastAsia="黑体" w:hAnsi="Times New Roman" w:hAnsiTheme="majorHAnsi"/>
       <w:b/>
       <w:bCs/>
       <w:color w:val="2E4E7E"/>
@@ -3226,7 +3489,7 @@
       <w:outlineLvl w:val="3"/>
     </w:pPr>
     <w:rPr>
-      <w:rFonts w:ascii="Times New Roman" w:asciiTheme="majorHAnsi" w:cstheme="majorBidi" w:eastAsia="黑体" w:eastAsiaTheme="majorEastAsia" w:hAnsi="Times New Roman" w:hAnsiTheme="majorHAnsi"/>
+      <w:rFonts w:ascii="Times New Roman" w:asciiTheme="majorHAnsi" w:cstheme="majorBidi" w:eastAsia="黑体" w:hAnsi="Times New Roman" w:hAnsiTheme="majorHAnsi"/>
       <w:b/>
       <w:bCs/>
       <w:i/>
@@ -3252,7 +3515,7 @@
       <w:outlineLvl w:val="4"/>
     </w:pPr>
     <w:rPr>
-      <w:rFonts w:ascii="Times New Roman" w:asciiTheme="majorHAnsi" w:cstheme="majorBidi" w:eastAsia="黑体" w:eastAsiaTheme="majorEastAsia" w:hAnsi="Times New Roman" w:hAnsiTheme="majorHAnsi"/>
+      <w:rFonts w:ascii="Times New Roman" w:asciiTheme="majorHAnsi" w:cstheme="majorBidi" w:eastAsia="黑体" w:hAnsi="Times New Roman" w:hAnsiTheme="majorHAnsi"/>
       <w:b/>
       <w:color w:val="333333"/>
       <w:sz w:val="22"/>
@@ -3275,7 +3538,7 @@
       <w:outlineLvl w:val="5"/>
     </w:pPr>
     <w:rPr>
-      <w:rFonts w:asciiTheme="majorHAnsi" w:cstheme="majorBidi" w:eastAsiaTheme="majorEastAsia" w:hAnsiTheme="majorHAnsi"/>
+      <w:rFonts w:asciiTheme="majorHAnsi" w:cstheme="majorBidi" w:hAnsiTheme="majorHAnsi" w:eastAsia="黑体"/>
       <w:i/>
       <w:iCs/>
       <w:color w:themeColor="accent1" w:themeShade="7F" w:val="243F60"/>
@@ -3298,7 +3561,7 @@
       <w:outlineLvl w:val="6"/>
     </w:pPr>
     <w:rPr>
-      <w:rFonts w:asciiTheme="majorHAnsi" w:cstheme="majorBidi" w:eastAsiaTheme="majorEastAsia" w:hAnsiTheme="majorHAnsi"/>
+      <w:rFonts w:asciiTheme="majorHAnsi" w:cstheme="majorBidi" w:hAnsiTheme="majorHAnsi" w:eastAsia="黑体"/>
       <w:i/>
       <w:iCs/>
       <w:color w:themeColor="text1" w:themeTint="BF" w:val="404040"/>
@@ -3321,7 +3584,7 @@
       <w:outlineLvl w:val="7"/>
     </w:pPr>
     <w:rPr>
-      <w:rFonts w:asciiTheme="majorHAnsi" w:cstheme="majorBidi" w:eastAsiaTheme="majorEastAsia" w:hAnsiTheme="majorHAnsi"/>
+      <w:rFonts w:asciiTheme="majorHAnsi" w:cstheme="majorBidi" w:hAnsiTheme="majorHAnsi" w:eastAsia="黑体"/>
       <w:color w:themeColor="accent1" w:val="4F81BD"/>
       <w:sz w:val="20"/>
       <w:szCs w:val="20"/>
@@ -3344,7 +3607,7 @@
       <w:outlineLvl w:val="8"/>
     </w:pPr>
     <w:rPr>
-      <w:rFonts w:asciiTheme="majorHAnsi" w:cstheme="majorBidi" w:eastAsiaTheme="majorEastAsia" w:hAnsiTheme="majorHAnsi"/>
+      <w:rFonts w:asciiTheme="majorHAnsi" w:cstheme="majorBidi" w:hAnsiTheme="majorHAnsi" w:eastAsia="黑体"/>
       <w:i/>
       <w:iCs/>
       <w:color w:themeColor="text1" w:themeTint="BF" w:val="404040"/>
@@ -3395,7 +3658,7 @@
     <w:uiPriority w:val="9"/>
     <w:rsid w:val="00FC693F"/>
     <w:rPr>
-      <w:rFonts w:asciiTheme="majorHAnsi" w:cstheme="majorBidi" w:eastAsiaTheme="majorEastAsia" w:hAnsiTheme="majorHAnsi"/>
+      <w:rFonts w:asciiTheme="majorHAnsi" w:cstheme="majorBidi" w:hAnsiTheme="majorHAnsi" w:eastAsia="黑体"/>
       <w:b/>
       <w:bCs/>
       <w:color w:themeColor="accent1" w:themeShade="BF" w:val="365F91"/>
@@ -3410,7 +3673,7 @@
     <w:uiPriority w:val="9"/>
     <w:rsid w:val="00FC693F"/>
     <w:rPr>
-      <w:rFonts w:asciiTheme="majorHAnsi" w:cstheme="majorBidi" w:eastAsiaTheme="majorEastAsia" w:hAnsiTheme="majorHAnsi"/>
+      <w:rFonts w:asciiTheme="majorHAnsi" w:cstheme="majorBidi" w:hAnsiTheme="majorHAnsi" w:eastAsia="黑体"/>
       <w:b/>
       <w:bCs/>
       <w:color w:themeColor="accent1" w:val="4F81BD"/>
@@ -3425,7 +3688,7 @@
     <w:uiPriority w:val="9"/>
     <w:rsid w:val="00FC693F"/>
     <w:rPr>
-      <w:rFonts w:asciiTheme="majorHAnsi" w:cstheme="majorBidi" w:eastAsiaTheme="majorEastAsia" w:hAnsiTheme="majorHAnsi"/>
+      <w:rFonts w:asciiTheme="majorHAnsi" w:cstheme="majorBidi" w:hAnsiTheme="majorHAnsi" w:eastAsia="黑体"/>
       <w:b/>
       <w:bCs/>
       <w:color w:themeColor="accent1" w:val="4F81BD"/>
@@ -3448,7 +3711,7 @@
       <w:contextualSpacing/>
     </w:pPr>
     <w:rPr>
-      <w:rFonts w:ascii="Times New Roman" w:asciiTheme="majorHAnsi" w:cstheme="majorBidi" w:eastAsia="黑体" w:eastAsiaTheme="majorEastAsia" w:hAnsi="Times New Roman" w:hAnsiTheme="majorHAnsi"/>
+      <w:rFonts w:ascii="Times New Roman" w:asciiTheme="majorHAnsi" w:cstheme="majorBidi" w:eastAsia="黑体" w:hAnsi="Times New Roman" w:hAnsiTheme="majorHAnsi"/>
       <w:b/>
       <w:color w:val="1F3864"/>
       <w:spacing w:val="5"/>
@@ -3464,7 +3727,7 @@
     <w:uiPriority w:val="10"/>
     <w:rsid w:val="00FC693F"/>
     <w:rPr>
-      <w:rFonts w:asciiTheme="majorHAnsi" w:cstheme="majorBidi" w:eastAsiaTheme="majorEastAsia" w:hAnsiTheme="majorHAnsi"/>
+      <w:rFonts w:asciiTheme="majorHAnsi" w:cstheme="majorBidi" w:hAnsiTheme="majorHAnsi" w:eastAsia="黑体"/>
       <w:color w:themeColor="text2" w:themeShade="BF" w:val="17365D"/>
       <w:spacing w:val="5"/>
       <w:kern w:val="28"/>
@@ -3486,7 +3749,7 @@
       </w:numPr>
     </w:pPr>
     <w:rPr>
-      <w:rFonts w:asciiTheme="majorHAnsi" w:cstheme="majorBidi" w:eastAsiaTheme="majorEastAsia" w:hAnsiTheme="majorHAnsi"/>
+      <w:rFonts w:asciiTheme="majorHAnsi" w:cstheme="majorBidi" w:hAnsiTheme="majorHAnsi" w:eastAsia="黑体"/>
       <w:i/>
       <w:iCs/>
       <w:color w:themeColor="accent1" w:val="4F81BD"/>
@@ -3502,7 +3765,7 @@
     <w:uiPriority w:val="11"/>
     <w:rsid w:val="00FC693F"/>
     <w:rPr>
-      <w:rFonts w:asciiTheme="majorHAnsi" w:cstheme="majorBidi" w:eastAsiaTheme="majorEastAsia" w:hAnsiTheme="majorHAnsi"/>
+      <w:rFonts w:asciiTheme="majorHAnsi" w:cstheme="majorBidi" w:hAnsiTheme="majorHAnsi" w:eastAsia="黑体"/>
       <w:i/>
       <w:iCs/>
       <w:color w:themeColor="accent1" w:val="4F81BD"/>
@@ -3569,6 +3832,7 @@
       <w:spacing w:after="120"/>
     </w:pPr>
     <w:rPr>
+      <w:rFonts w:eastAsia="黑体"/>
       <w:sz w:val="16"/>
       <w:szCs w:val="16"/>
     </w:rPr>
@@ -3580,6 +3844,7 @@
     <w:uiPriority w:val="99"/>
     <w:rsid w:val="00AA1D8D"/>
     <w:rPr>
+      <w:rFonts w:eastAsia="黑体"/>
       <w:sz w:val="16"/>
       <w:szCs w:val="16"/>
     </w:rPr>
@@ -3749,7 +4014,7 @@
       </w:tabs>
     </w:pPr>
     <w:rPr>
-      <w:rFonts w:ascii="Courier" w:hAnsi="Courier"/>
+      <w:rFonts w:ascii="Courier" w:hAnsi="Courier" w:eastAsia="黑体"/>
       <w:sz w:val="20"/>
       <w:szCs w:val="20"/>
     </w:rPr>
@@ -3761,7 +4026,7 @@
     <w:uiPriority w:val="99"/>
     <w:rsid w:val="0029639D"/>
     <w:rPr>
-      <w:rFonts w:ascii="Courier" w:hAnsi="Courier"/>
+      <w:rFonts w:ascii="Courier" w:hAnsi="Courier" w:eastAsia="黑体"/>
       <w:sz w:val="20"/>
       <w:szCs w:val="20"/>
     </w:rPr>
@@ -3797,6 +4062,7 @@
     <w:uiPriority w:val="29"/>
     <w:rsid w:val="00FC693F"/>
     <w:rPr>
+      <w:rFonts w:eastAsia="黑体"/>
       <w:i/>
       <w:iCs/>
       <w:color w:themeColor="text1" w:val="000000"/>
@@ -3810,7 +4076,7 @@
     <w:semiHidden/>
     <w:rsid w:val="00FC693F"/>
     <w:rPr>
-      <w:rFonts w:asciiTheme="majorHAnsi" w:cstheme="majorBidi" w:eastAsiaTheme="majorEastAsia" w:hAnsiTheme="majorHAnsi"/>
+      <w:rFonts w:asciiTheme="majorHAnsi" w:cstheme="majorBidi" w:hAnsiTheme="majorHAnsi" w:eastAsia="黑体"/>
       <w:b/>
       <w:bCs/>
       <w:i/>
@@ -3826,7 +4092,7 @@
     <w:semiHidden/>
     <w:rsid w:val="00FC693F"/>
     <w:rPr>
-      <w:rFonts w:asciiTheme="majorHAnsi" w:cstheme="majorBidi" w:eastAsiaTheme="majorEastAsia" w:hAnsiTheme="majorHAnsi"/>
+      <w:rFonts w:asciiTheme="majorHAnsi" w:cstheme="majorBidi" w:hAnsiTheme="majorHAnsi" w:eastAsia="黑体"/>
       <w:color w:themeColor="accent1" w:themeShade="7F" w:val="243F60"/>
     </w:rPr>
   </w:style>
@@ -3838,7 +4104,7 @@
     <w:semiHidden/>
     <w:rsid w:val="00FC693F"/>
     <w:rPr>
-      <w:rFonts w:asciiTheme="majorHAnsi" w:cstheme="majorBidi" w:eastAsiaTheme="majorEastAsia" w:hAnsiTheme="majorHAnsi"/>
+      <w:rFonts w:asciiTheme="majorHAnsi" w:cstheme="majorBidi" w:hAnsiTheme="majorHAnsi" w:eastAsia="黑体"/>
       <w:i/>
       <w:iCs/>
       <w:color w:themeColor="accent1" w:themeShade="7F" w:val="243F60"/>
@@ -3852,7 +4118,7 @@
     <w:semiHidden/>
     <w:rsid w:val="00FC693F"/>
     <w:rPr>
-      <w:rFonts w:asciiTheme="majorHAnsi" w:cstheme="majorBidi" w:eastAsiaTheme="majorEastAsia" w:hAnsiTheme="majorHAnsi"/>
+      <w:rFonts w:asciiTheme="majorHAnsi" w:cstheme="majorBidi" w:hAnsiTheme="majorHAnsi" w:eastAsia="黑体"/>
       <w:i/>
       <w:iCs/>
       <w:color w:themeColor="text1" w:themeTint="BF" w:val="404040"/>
@@ -3866,7 +4132,7 @@
     <w:semiHidden/>
     <w:rsid w:val="00FC693F"/>
     <w:rPr>
-      <w:rFonts w:asciiTheme="majorHAnsi" w:cstheme="majorBidi" w:eastAsiaTheme="majorEastAsia" w:hAnsiTheme="majorHAnsi"/>
+      <w:rFonts w:asciiTheme="majorHAnsi" w:cstheme="majorBidi" w:hAnsiTheme="majorHAnsi" w:eastAsia="黑体"/>
       <w:color w:themeColor="accent1" w:val="4F81BD"/>
       <w:sz w:val="20"/>
       <w:szCs w:val="20"/>
@@ -3880,7 +4146,7 @@
     <w:semiHidden/>
     <w:rsid w:val="00FC693F"/>
     <w:rPr>
-      <w:rFonts w:asciiTheme="majorHAnsi" w:cstheme="majorBidi" w:eastAsiaTheme="majorEastAsia" w:hAnsiTheme="majorHAnsi"/>
+      <w:rFonts w:asciiTheme="majorHAnsi" w:cstheme="majorBidi" w:hAnsiTheme="majorHAnsi" w:eastAsia="黑体"/>
       <w:i/>
       <w:iCs/>
       <w:color w:themeColor="text1" w:themeTint="BF" w:val="404040"/>
@@ -3901,6 +4167,7 @@
       <w:spacing w:line="240" w:lineRule="auto"/>
     </w:pPr>
     <w:rPr>
+      <w:rFonts w:eastAsia="黑体"/>
       <w:b/>
       <w:bCs/>
       <w:color w:themeColor="accent1" w:val="4F81BD"/>
@@ -3915,6 +4182,7 @@
     <w:qFormat/>
     <w:rsid w:val="00FC693F"/>
     <w:rPr>
+      <w:rFonts w:eastAsia="黑体"/>
       <w:b/>
       <w:bCs/>
     </w:rPr>
@@ -3926,6 +4194,7 @@
     <w:qFormat/>
     <w:rsid w:val="00FC693F"/>
     <w:rPr>
+      <w:rFonts w:eastAsia="黑体"/>
       <w:i/>
       <w:iCs/>
     </w:rPr>
@@ -3946,6 +4215,7 @@
       <w:ind w:left="936" w:right="936"/>
     </w:pPr>
     <w:rPr>
+      <w:rFonts w:eastAsia="黑体"/>
       <w:b/>
       <w:bCs/>
       <w:i/>
@@ -3960,6 +4230,7 @@
     <w:uiPriority w:val="30"/>
     <w:rsid w:val="00FC693F"/>
     <w:rPr>
+      <w:rFonts w:eastAsia="黑体"/>
       <w:b/>
       <w:bCs/>
       <w:i/>
@@ -3974,6 +4245,7 @@
     <w:qFormat/>
     <w:rsid w:val="00FC693F"/>
     <w:rPr>
+      <w:rFonts w:eastAsia="黑体"/>
       <w:i/>
       <w:iCs/>
       <w:color w:themeColor="text1" w:themeTint="7F" w:val="808080"/>
@@ -3986,6 +4258,7 @@
     <w:qFormat/>
     <w:rsid w:val="00FC693F"/>
     <w:rPr>
+      <w:rFonts w:eastAsia="黑体"/>
       <w:b/>
       <w:bCs/>
       <w:i/>
@@ -4000,6 +4273,7 @@
     <w:qFormat/>
     <w:rsid w:val="00FC693F"/>
     <w:rPr>
+      <w:rFonts w:eastAsia="黑体"/>
       <w:smallCaps/>
       <w:color w:themeColor="accent2" w:val="C0504D"/>
       <w:u w:val="single"/>
@@ -4012,6 +4286,7 @@
     <w:qFormat/>
     <w:rsid w:val="00FC693F"/>
     <w:rPr>
+      <w:rFonts w:eastAsia="黑体"/>
       <w:b/>
       <w:bCs/>
       <w:smallCaps/>
@@ -4027,6 +4302,7 @@
     <w:qFormat/>
     <w:rsid w:val="00FC693F"/>
     <w:rPr>
+      <w:rFonts w:eastAsia="黑体"/>
       <w:b/>
       <w:bCs/>
       <w:smallCaps/>
@@ -4081,6 +4357,7 @@
       <w:spacing w:after="0" w:line="240" w:lineRule="auto"/>
     </w:pPr>
     <w:rPr>
+      <w:rFonts w:eastAsia="黑体"/>
       <w:color w:themeColor="text1" w:themeShade="BF" w:val="000000"/>
     </w:rPr>
     <w:tblPr>
@@ -4103,6 +4380,7 @@
         <w:spacing w:after="0" w:before="0" w:line="240" w:lineRule="auto"/>
       </w:pPr>
       <w:rPr>
+        <w:rFonts w:eastAsia="黑体"/>
         <w:b/>
         <w:bCs/>
       </w:rPr>
@@ -4123,6 +4401,7 @@
         <w:spacing w:after="0" w:before="0" w:line="240" w:lineRule="auto"/>
       </w:pPr>
       <w:rPr>
+        <w:rFonts w:eastAsia="黑体"/>
         <w:b/>
         <w:bCs/>
       </w:rPr>
@@ -4140,12 +4419,14 @@
     </w:tblStylePr>
     <w:tblStylePr w:type="firstCol">
       <w:rPr>
+        <w:rFonts w:eastAsia="黑体"/>
         <w:b/>
         <w:bCs/>
       </w:rPr>
     </w:tblStylePr>
     <w:tblStylePr w:type="lastCol">
       <w:rPr>
+        <w:rFonts w:eastAsia="黑体"/>
         <w:b/>
         <w:bCs/>
       </w:rPr>
@@ -4184,6 +4465,7 @@
       <w:spacing w:after="0" w:line="240" w:lineRule="auto"/>
     </w:pPr>
     <w:rPr>
+      <w:rFonts w:eastAsia="黑体"/>
       <w:color w:themeColor="accent1" w:themeShade="BF" w:val="365F91"/>
     </w:rPr>
     <w:tblPr>
@@ -4206,6 +4488,7 @@
         <w:spacing w:after="0" w:before="0" w:line="240" w:lineRule="auto"/>
       </w:pPr>
       <w:rPr>
+        <w:rFonts w:eastAsia="黑体"/>
         <w:b/>
         <w:bCs/>
       </w:rPr>
@@ -4226,6 +4509,7 @@
         <w:spacing w:after="0" w:before="0" w:line="240" w:lineRule="auto"/>
       </w:pPr>
       <w:rPr>
+        <w:rFonts w:eastAsia="黑体"/>
         <w:b/>
         <w:bCs/>
       </w:rPr>
@@ -4243,12 +4527,14 @@
     </w:tblStylePr>
     <w:tblStylePr w:type="firstCol">
       <w:rPr>
+        <w:rFonts w:eastAsia="黑体"/>
         <w:b/>
         <w:bCs/>
       </w:rPr>
     </w:tblStylePr>
     <w:tblStylePr w:type="lastCol">
       <w:rPr>
+        <w:rFonts w:eastAsia="黑体"/>
         <w:b/>
         <w:bCs/>
       </w:rPr>
@@ -4287,6 +4573,7 @@
       <w:spacing w:after="0" w:line="240" w:lineRule="auto"/>
     </w:pPr>
     <w:rPr>
+      <w:rFonts w:eastAsia="黑体"/>
       <w:color w:themeColor="accent2" w:themeShade="BF" w:val="943634"/>
     </w:rPr>
     <w:tblPr>
@@ -4309,6 +4596,7 @@
         <w:spacing w:after="0" w:before="0" w:line="240" w:lineRule="auto"/>
       </w:pPr>
       <w:rPr>
+        <w:rFonts w:eastAsia="黑体"/>
         <w:b/>
         <w:bCs/>
       </w:rPr>
@@ -4329,6 +4617,7 @@
         <w:spacing w:after="0" w:before="0" w:line="240" w:lineRule="auto"/>
       </w:pPr>
       <w:rPr>
+        <w:rFonts w:eastAsia="黑体"/>
         <w:b/>
         <w:bCs/>
       </w:rPr>
@@ -4346,12 +4635,14 @@
     </w:tblStylePr>
     <w:tblStylePr w:type="firstCol">
       <w:rPr>
+        <w:rFonts w:eastAsia="黑体"/>
         <w:b/>
         <w:bCs/>
       </w:rPr>
     </w:tblStylePr>
     <w:tblStylePr w:type="lastCol">
       <w:rPr>
+        <w:rFonts w:eastAsia="黑体"/>
         <w:b/>
         <w:bCs/>
       </w:rPr>
@@ -4390,6 +4681,7 @@
       <w:spacing w:after="0" w:line="240" w:lineRule="auto"/>
     </w:pPr>
     <w:rPr>
+      <w:rFonts w:eastAsia="黑体"/>
       <w:color w:themeColor="accent3" w:themeShade="BF" w:val="76923C"/>
     </w:rPr>
     <w:tblPr>
@@ -4412,6 +4704,7 @@
         <w:spacing w:after="0" w:before="0" w:line="240" w:lineRule="auto"/>
       </w:pPr>
       <w:rPr>
+        <w:rFonts w:eastAsia="黑体"/>
         <w:b/>
         <w:bCs/>
       </w:rPr>
@@ -4432,6 +4725,7 @@
         <w:spacing w:after="0" w:before="0" w:line="240" w:lineRule="auto"/>
       </w:pPr>
       <w:rPr>
+        <w:rFonts w:eastAsia="黑体"/>
         <w:b/>
         <w:bCs/>
       </w:rPr>
@@ -4449,12 +4743,14 @@
     </w:tblStylePr>
     <w:tblStylePr w:type="firstCol">
       <w:rPr>
+        <w:rFonts w:eastAsia="黑体"/>
         <w:b/>
         <w:bCs/>
       </w:rPr>
     </w:tblStylePr>
     <w:tblStylePr w:type="lastCol">
       <w:rPr>
+        <w:rFonts w:eastAsia="黑体"/>
         <w:b/>
         <w:bCs/>
       </w:rPr>
@@ -4493,6 +4789,7 @@
       <w:spacing w:after="0" w:line="240" w:lineRule="auto"/>
     </w:pPr>
     <w:rPr>
+      <w:rFonts w:eastAsia="黑体"/>
       <w:color w:themeColor="accent4" w:themeShade="BF" w:val="5F497A"/>
     </w:rPr>
     <w:tblPr>
@@ -4515,6 +4812,7 @@
         <w:spacing w:after="0" w:before="0" w:line="240" w:lineRule="auto"/>
       </w:pPr>
       <w:rPr>
+        <w:rFonts w:eastAsia="黑体"/>
         <w:b/>
         <w:bCs/>
       </w:rPr>
@@ -4535,6 +4833,7 @@
         <w:spacing w:after="0" w:before="0" w:line="240" w:lineRule="auto"/>
       </w:pPr>
       <w:rPr>
+        <w:rFonts w:eastAsia="黑体"/>
         <w:b/>
         <w:bCs/>
       </w:rPr>
@@ -4552,12 +4851,14 @@
     </w:tblStylePr>
     <w:tblStylePr w:type="firstCol">
       <w:rPr>
+        <w:rFonts w:eastAsia="黑体"/>
         <w:b/>
         <w:bCs/>
       </w:rPr>
     </w:tblStylePr>
     <w:tblStylePr w:type="lastCol">
       <w:rPr>
+        <w:rFonts w:eastAsia="黑体"/>
         <w:b/>
         <w:bCs/>
       </w:rPr>
@@ -4596,6 +4897,7 @@
       <w:spacing w:after="0" w:line="240" w:lineRule="auto"/>
     </w:pPr>
     <w:rPr>
+      <w:rFonts w:eastAsia="黑体"/>
       <w:color w:themeColor="accent5" w:themeShade="BF" w:val="31849B"/>
     </w:rPr>
     <w:tblPr>
@@ -4618,6 +4920,7 @@
         <w:spacing w:after="0" w:before="0" w:line="240" w:lineRule="auto"/>
       </w:pPr>
       <w:rPr>
+        <w:rFonts w:eastAsia="黑体"/>
         <w:b/>
         <w:bCs/>
       </w:rPr>
@@ -4638,6 +4941,7 @@
         <w:spacing w:after="0" w:before="0" w:line="240" w:lineRule="auto"/>
       </w:pPr>
       <w:rPr>
+        <w:rFonts w:eastAsia="黑体"/>
         <w:b/>
         <w:bCs/>
       </w:rPr>
@@ -4655,12 +4959,14 @@
     </w:tblStylePr>
     <w:tblStylePr w:type="firstCol">
       <w:rPr>
+        <w:rFonts w:eastAsia="黑体"/>
         <w:b/>
         <w:bCs/>
       </w:rPr>
     </w:tblStylePr>
     <w:tblStylePr w:type="lastCol">
       <w:rPr>
+        <w:rFonts w:eastAsia="黑体"/>
         <w:b/>
         <w:bCs/>
       </w:rPr>
@@ -4699,6 +5005,7 @@
       <w:spacing w:after="0" w:line="240" w:lineRule="auto"/>
     </w:pPr>
     <w:rPr>
+      <w:rFonts w:eastAsia="黑体"/>
       <w:color w:themeColor="accent6" w:themeShade="BF" w:val="E36C0A"/>
     </w:rPr>
     <w:tblPr>
@@ -4721,6 +5028,7 @@
         <w:spacing w:after="0" w:before="0" w:line="240" w:lineRule="auto"/>
       </w:pPr>
       <w:rPr>
+        <w:rFonts w:eastAsia="黑体"/>
         <w:b/>
         <w:bCs/>
       </w:rPr>
@@ -4741,6 +5049,7 @@
         <w:spacing w:after="0" w:before="0" w:line="240" w:lineRule="auto"/>
       </w:pPr>
       <w:rPr>
+        <w:rFonts w:eastAsia="黑体"/>
         <w:b/>
         <w:bCs/>
       </w:rPr>
@@ -4758,12 +5067,14 @@
     </w:tblStylePr>
     <w:tblStylePr w:type="firstCol">
       <w:rPr>
+        <w:rFonts w:eastAsia="黑体"/>
         <w:b/>
         <w:bCs/>
       </w:rPr>
     </w:tblStylePr>
     <w:tblStylePr w:type="lastCol">
       <w:rPr>
+        <w:rFonts w:eastAsia="黑体"/>
         <w:b/>
         <w:bCs/>
       </w:rPr>
@@ -4823,6 +5134,7 @@
         <w:spacing w:after="0" w:before="0" w:line="240" w:lineRule="auto"/>
       </w:pPr>
       <w:rPr>
+        <w:rFonts w:eastAsia="黑体"/>
         <w:b/>
         <w:bCs/>
         <w:color w:themeColor="background1" w:val="FFFFFF"/>
@@ -4837,6 +5149,7 @@
         <w:spacing w:after="0" w:before="0" w:line="240" w:lineRule="auto"/>
       </w:pPr>
       <w:rPr>
+        <w:rFonts w:eastAsia="黑体"/>
         <w:b/>
         <w:bCs/>
       </w:rPr>
@@ -4852,12 +5165,14 @@
     </w:tblStylePr>
     <w:tblStylePr w:type="firstCol">
       <w:rPr>
+        <w:rFonts w:eastAsia="黑体"/>
         <w:b/>
         <w:bCs/>
       </w:rPr>
     </w:tblStylePr>
     <w:tblStylePr w:type="lastCol">
       <w:rPr>
+        <w:rFonts w:eastAsia="黑体"/>
         <w:b/>
         <w:bCs/>
       </w:rPr>
@@ -4915,6 +5230,7 @@
         <w:spacing w:after="0" w:before="0" w:line="240" w:lineRule="auto"/>
       </w:pPr>
       <w:rPr>
+        <w:rFonts w:eastAsia="黑体"/>
         <w:b/>
         <w:bCs/>
         <w:color w:themeColor="background1" w:val="FFFFFF"/>
@@ -4929,6 +5245,7 @@
         <w:spacing w:after="0" w:before="0" w:line="240" w:lineRule="auto"/>
       </w:pPr>
       <w:rPr>
+        <w:rFonts w:eastAsia="黑体"/>
         <w:b/>
         <w:bCs/>
       </w:rPr>
@@ -4944,12 +5261,14 @@
     </w:tblStylePr>
     <w:tblStylePr w:type="firstCol">
       <w:rPr>
+        <w:rFonts w:eastAsia="黑体"/>
         <w:b/>
         <w:bCs/>
       </w:rPr>
     </w:tblStylePr>
     <w:tblStylePr w:type="lastCol">
       <w:rPr>
+        <w:rFonts w:eastAsia="黑体"/>
         <w:b/>
         <w:bCs/>
       </w:rPr>
@@ -5007,6 +5326,7 @@
         <w:spacing w:after="0" w:before="0" w:line="240" w:lineRule="auto"/>
       </w:pPr>
       <w:rPr>
+        <w:rFonts w:eastAsia="黑体"/>
         <w:b/>
         <w:bCs/>
         <w:color w:themeColor="background1" w:val="FFFFFF"/>
@@ -5021,6 +5341,7 @@
         <w:spacing w:after="0" w:before="0" w:line="240" w:lineRule="auto"/>
       </w:pPr>
       <w:rPr>
+        <w:rFonts w:eastAsia="黑体"/>
         <w:b/>
         <w:bCs/>
       </w:rPr>
@@ -5036,12 +5357,14 @@
     </w:tblStylePr>
     <w:tblStylePr w:type="firstCol">
       <w:rPr>
+        <w:rFonts w:eastAsia="黑体"/>
         <w:b/>
         <w:bCs/>
       </w:rPr>
     </w:tblStylePr>
     <w:tblStylePr w:type="lastCol">
       <w:rPr>
+        <w:rFonts w:eastAsia="黑体"/>
         <w:b/>
         <w:bCs/>
       </w:rPr>
@@ -5099,6 +5422,7 @@
         <w:spacing w:after="0" w:before="0" w:line="240" w:lineRule="auto"/>
       </w:pPr>
       <w:rPr>
+        <w:rFonts w:eastAsia="黑体"/>
         <w:b/>
         <w:bCs/>
         <w:color w:themeColor="background1" w:val="FFFFFF"/>
@@ -5113,6 +5437,7 @@
         <w:spacing w:after="0" w:before="0" w:line="240" w:lineRule="auto"/>
       </w:pPr>
       <w:rPr>
+        <w:rFonts w:eastAsia="黑体"/>
         <w:b/>
         <w:bCs/>
       </w:rPr>
@@ -5128,12 +5453,14 @@
     </w:tblStylePr>
     <w:tblStylePr w:type="firstCol">
       <w:rPr>
+        <w:rFonts w:eastAsia="黑体"/>
         <w:b/>
         <w:bCs/>
       </w:rPr>
     </w:tblStylePr>
     <w:tblStylePr w:type="lastCol">
       <w:rPr>
+        <w:rFonts w:eastAsia="黑体"/>
         <w:b/>
         <w:bCs/>
       </w:rPr>
@@ -5191,6 +5518,7 @@
         <w:spacing w:after="0" w:before="0" w:line="240" w:lineRule="auto"/>
       </w:pPr>
       <w:rPr>
+        <w:rFonts w:eastAsia="黑体"/>
         <w:b/>
         <w:bCs/>
         <w:color w:themeColor="background1" w:val="FFFFFF"/>
@@ -5205,6 +5533,7 @@
         <w:spacing w:after="0" w:before="0" w:line="240" w:lineRule="auto"/>
       </w:pPr>
       <w:rPr>
+        <w:rFonts w:eastAsia="黑体"/>
         <w:b/>
         <w:bCs/>
       </w:rPr>
@@ -5220,12 +5549,14 @@
     </w:tblStylePr>
     <w:tblStylePr w:type="firstCol">
       <w:rPr>
+        <w:rFonts w:eastAsia="黑体"/>
         <w:b/>
         <w:bCs/>
       </w:rPr>
     </w:tblStylePr>
     <w:tblStylePr w:type="lastCol">
       <w:rPr>
+        <w:rFonts w:eastAsia="黑体"/>
         <w:b/>
         <w:bCs/>
       </w:rPr>
@@ -5283,6 +5614,7 @@
         <w:spacing w:after="0" w:before="0" w:line="240" w:lineRule="auto"/>
       </w:pPr>
       <w:rPr>
+        <w:rFonts w:eastAsia="黑体"/>
         <w:b/>
         <w:bCs/>
         <w:color w:themeColor="background1" w:val="FFFFFF"/>
@@ -5297,6 +5629,7 @@
         <w:spacing w:after="0" w:before="0" w:line="240" w:lineRule="auto"/>
       </w:pPr>
       <w:rPr>
+        <w:rFonts w:eastAsia="黑体"/>
         <w:b/>
         <w:bCs/>
       </w:rPr>
@@ -5312,12 +5645,14 @@
     </w:tblStylePr>
     <w:tblStylePr w:type="firstCol">
       <w:rPr>
+        <w:rFonts w:eastAsia="黑体"/>
         <w:b/>
         <w:bCs/>
       </w:rPr>
     </w:tblStylePr>
     <w:tblStylePr w:type="lastCol">
       <w:rPr>
+        <w:rFonts w:eastAsia="黑体"/>
         <w:b/>
         <w:bCs/>
       </w:rPr>
@@ -5375,6 +5710,7 @@
         <w:spacing w:after="0" w:before="0" w:line="240" w:lineRule="auto"/>
       </w:pPr>
       <w:rPr>
+        <w:rFonts w:eastAsia="黑体"/>
         <w:b/>
         <w:bCs/>
         <w:color w:themeColor="background1" w:val="FFFFFF"/>
@@ -5389,6 +5725,7 @@
         <w:spacing w:after="0" w:before="0" w:line="240" w:lineRule="auto"/>
       </w:pPr>
       <w:rPr>
+        <w:rFonts w:eastAsia="黑体"/>
         <w:b/>
         <w:bCs/>
       </w:rPr>
@@ -5404,12 +5741,14 @@
     </w:tblStylePr>
     <w:tblStylePr w:type="firstCol">
       <w:rPr>
+        <w:rFonts w:eastAsia="黑体"/>
         <w:b/>
         <w:bCs/>
       </w:rPr>
     </w:tblStylePr>
     <w:tblStylePr w:type="lastCol">
       <w:rPr>
+        <w:rFonts w:eastAsia="黑体"/>
         <w:b/>
         <w:bCs/>
       </w:rPr>
@@ -5469,7 +5808,7 @@
         <w:spacing w:after="0" w:before="0" w:line="240" w:lineRule="auto"/>
       </w:pPr>
       <w:rPr>
-        <w:rFonts w:asciiTheme="majorHAnsi" w:cstheme="majorBidi" w:eastAsiaTheme="majorEastAsia" w:hAnsiTheme="majorHAnsi"/>
+        <w:rFonts w:asciiTheme="majorHAnsi" w:cstheme="majorBidi" w:hAnsiTheme="majorHAnsi" w:eastAsia="黑体"/>
         <w:b/>
         <w:bCs/>
       </w:rPr>
@@ -5490,7 +5829,7 @@
         <w:spacing w:after="0" w:before="0" w:line="240" w:lineRule="auto"/>
       </w:pPr>
       <w:rPr>
-        <w:rFonts w:asciiTheme="majorHAnsi" w:cstheme="majorBidi" w:eastAsiaTheme="majorEastAsia" w:hAnsiTheme="majorHAnsi"/>
+        <w:rFonts w:asciiTheme="majorHAnsi" w:cstheme="majorBidi" w:hAnsiTheme="majorHAnsi" w:eastAsia="黑体"/>
         <w:b/>
         <w:bCs/>
       </w:rPr>
@@ -5508,14 +5847,14 @@
     </w:tblStylePr>
     <w:tblStylePr w:type="firstCol">
       <w:rPr>
-        <w:rFonts w:asciiTheme="majorHAnsi" w:cstheme="majorBidi" w:eastAsiaTheme="majorEastAsia" w:hAnsiTheme="majorHAnsi"/>
+        <w:rFonts w:asciiTheme="majorHAnsi" w:cstheme="majorBidi" w:hAnsiTheme="majorHAnsi" w:eastAsia="黑体"/>
         <w:b/>
         <w:bCs/>
       </w:rPr>
     </w:tblStylePr>
     <w:tblStylePr w:type="lastCol">
       <w:rPr>
-        <w:rFonts w:asciiTheme="majorHAnsi" w:cstheme="majorBidi" w:eastAsiaTheme="majorEastAsia" w:hAnsiTheme="majorHAnsi"/>
+        <w:rFonts w:asciiTheme="majorHAnsi" w:cstheme="majorBidi" w:hAnsiTheme="majorHAnsi" w:eastAsia="黑体"/>
         <w:b/>
         <w:bCs/>
       </w:rPr>
@@ -5599,7 +5938,7 @@
         <w:spacing w:after="0" w:before="0" w:line="240" w:lineRule="auto"/>
       </w:pPr>
       <w:rPr>
-        <w:rFonts w:asciiTheme="majorHAnsi" w:cstheme="majorBidi" w:eastAsiaTheme="majorEastAsia" w:hAnsiTheme="majorHAnsi"/>
+        <w:rFonts w:asciiTheme="majorHAnsi" w:cstheme="majorBidi" w:hAnsiTheme="majorHAnsi" w:eastAsia="黑体"/>
         <w:b/>
         <w:bCs/>
       </w:rPr>
@@ -5620,7 +5959,7 @@
         <w:spacing w:after="0" w:before="0" w:line="240" w:lineRule="auto"/>
       </w:pPr>
       <w:rPr>
-        <w:rFonts w:asciiTheme="majorHAnsi" w:cstheme="majorBidi" w:eastAsiaTheme="majorEastAsia" w:hAnsiTheme="majorHAnsi"/>
+        <w:rFonts w:asciiTheme="majorHAnsi" w:cstheme="majorBidi" w:hAnsiTheme="majorHAnsi" w:eastAsia="黑体"/>
         <w:b/>
         <w:bCs/>
       </w:rPr>
@@ -5638,14 +5977,14 @@
     </w:tblStylePr>
     <w:tblStylePr w:type="firstCol">
       <w:rPr>
-        <w:rFonts w:asciiTheme="majorHAnsi" w:cstheme="majorBidi" w:eastAsiaTheme="majorEastAsia" w:hAnsiTheme="majorHAnsi"/>
+        <w:rFonts w:asciiTheme="majorHAnsi" w:cstheme="majorBidi" w:hAnsiTheme="majorHAnsi" w:eastAsia="黑体"/>
         <w:b/>
         <w:bCs/>
       </w:rPr>
     </w:tblStylePr>
     <w:tblStylePr w:type="lastCol">
       <w:rPr>
-        <w:rFonts w:asciiTheme="majorHAnsi" w:cstheme="majorBidi" w:eastAsiaTheme="majorEastAsia" w:hAnsiTheme="majorHAnsi"/>
+        <w:rFonts w:asciiTheme="majorHAnsi" w:cstheme="majorBidi" w:hAnsiTheme="majorHAnsi" w:eastAsia="黑体"/>
         <w:b/>
         <w:bCs/>
       </w:rPr>
@@ -5729,7 +6068,7 @@
         <w:spacing w:after="0" w:before="0" w:line="240" w:lineRule="auto"/>
       </w:pPr>
       <w:rPr>
-        <w:rFonts w:asciiTheme="majorHAnsi" w:cstheme="majorBidi" w:eastAsiaTheme="majorEastAsia" w:hAnsiTheme="majorHAnsi"/>
+        <w:rFonts w:asciiTheme="majorHAnsi" w:cstheme="majorBidi" w:hAnsiTheme="majorHAnsi" w:eastAsia="黑体"/>
         <w:b/>
         <w:bCs/>
       </w:rPr>
@@ -5750,7 +6089,7 @@
         <w:spacing w:after="0" w:before="0" w:line="240" w:lineRule="auto"/>
       </w:pPr>
       <w:rPr>
-        <w:rFonts w:asciiTheme="majorHAnsi" w:cstheme="majorBidi" w:eastAsiaTheme="majorEastAsia" w:hAnsiTheme="majorHAnsi"/>
+        <w:rFonts w:asciiTheme="majorHAnsi" w:cstheme="majorBidi" w:hAnsiTheme="majorHAnsi" w:eastAsia="黑体"/>
         <w:b/>
         <w:bCs/>
       </w:rPr>
@@ -5768,14 +6107,14 @@
     </w:tblStylePr>
     <w:tblStylePr w:type="firstCol">
       <w:rPr>
-        <w:rFonts w:asciiTheme="majorHAnsi" w:cstheme="majorBidi" w:eastAsiaTheme="majorEastAsia" w:hAnsiTheme="majorHAnsi"/>
+        <w:rFonts w:asciiTheme="majorHAnsi" w:cstheme="majorBidi" w:hAnsiTheme="majorHAnsi" w:eastAsia="黑体"/>
         <w:b/>
         <w:bCs/>
       </w:rPr>
     </w:tblStylePr>
     <w:tblStylePr w:type="lastCol">
       <w:rPr>
-        <w:rFonts w:asciiTheme="majorHAnsi" w:cstheme="majorBidi" w:eastAsiaTheme="majorEastAsia" w:hAnsiTheme="majorHAnsi"/>
+        <w:rFonts w:asciiTheme="majorHAnsi" w:cstheme="majorBidi" w:hAnsiTheme="majorHAnsi" w:eastAsia="黑体"/>
         <w:b/>
         <w:bCs/>
       </w:rPr>
@@ -5859,7 +6198,7 @@
         <w:spacing w:after="0" w:before="0" w:line="240" w:lineRule="auto"/>
       </w:pPr>
       <w:rPr>
-        <w:rFonts w:asciiTheme="majorHAnsi" w:cstheme="majorBidi" w:eastAsiaTheme="majorEastAsia" w:hAnsiTheme="majorHAnsi"/>
+        <w:rFonts w:asciiTheme="majorHAnsi" w:cstheme="majorBidi" w:hAnsiTheme="majorHAnsi" w:eastAsia="黑体"/>
         <w:b/>
         <w:bCs/>
       </w:rPr>
@@ -5880,7 +6219,7 @@
         <w:spacing w:after="0" w:before="0" w:line="240" w:lineRule="auto"/>
       </w:pPr>
       <w:rPr>
-        <w:rFonts w:asciiTheme="majorHAnsi" w:cstheme="majorBidi" w:eastAsiaTheme="majorEastAsia" w:hAnsiTheme="majorHAnsi"/>
+        <w:rFonts w:asciiTheme="majorHAnsi" w:cstheme="majorBidi" w:hAnsiTheme="majorHAnsi" w:eastAsia="黑体"/>
         <w:b/>
         <w:bCs/>
       </w:rPr>
@@ -5898,14 +6237,14 @@
     </w:tblStylePr>
     <w:tblStylePr w:type="firstCol">
       <w:rPr>
-        <w:rFonts w:asciiTheme="majorHAnsi" w:cstheme="majorBidi" w:eastAsiaTheme="majorEastAsia" w:hAnsiTheme="majorHAnsi"/>
+        <w:rFonts w:asciiTheme="majorHAnsi" w:cstheme="majorBidi" w:hAnsiTheme="majorHAnsi" w:eastAsia="黑体"/>
         <w:b/>
         <w:bCs/>
       </w:rPr>
     </w:tblStylePr>
     <w:tblStylePr w:type="lastCol">
       <w:rPr>
-        <w:rFonts w:asciiTheme="majorHAnsi" w:cstheme="majorBidi" w:eastAsiaTheme="majorEastAsia" w:hAnsiTheme="majorHAnsi"/>
+        <w:rFonts w:asciiTheme="majorHAnsi" w:cstheme="majorBidi" w:hAnsiTheme="majorHAnsi" w:eastAsia="黑体"/>
         <w:b/>
         <w:bCs/>
       </w:rPr>
@@ -5989,7 +6328,7 @@
         <w:spacing w:after="0" w:before="0" w:line="240" w:lineRule="auto"/>
       </w:pPr>
       <w:rPr>
-        <w:rFonts w:asciiTheme="majorHAnsi" w:cstheme="majorBidi" w:eastAsiaTheme="majorEastAsia" w:hAnsiTheme="majorHAnsi"/>
+        <w:rFonts w:asciiTheme="majorHAnsi" w:cstheme="majorBidi" w:hAnsiTheme="majorHAnsi" w:eastAsia="黑体"/>
         <w:b/>
         <w:bCs/>
       </w:rPr>
@@ -6010,7 +6349,7 @@
         <w:spacing w:after="0" w:before="0" w:line="240" w:lineRule="auto"/>
       </w:pPr>
       <w:rPr>
-        <w:rFonts w:asciiTheme="majorHAnsi" w:cstheme="majorBidi" w:eastAsiaTheme="majorEastAsia" w:hAnsiTheme="majorHAnsi"/>
+        <w:rFonts w:asciiTheme="majorHAnsi" w:cstheme="majorBidi" w:hAnsiTheme="majorHAnsi" w:eastAsia="黑体"/>
         <w:b/>
         <w:bCs/>
       </w:rPr>
@@ -6028,14 +6367,14 @@
     </w:tblStylePr>
     <w:tblStylePr w:type="firstCol">
       <w:rPr>
-        <w:rFonts w:asciiTheme="majorHAnsi" w:cstheme="majorBidi" w:eastAsiaTheme="majorEastAsia" w:hAnsiTheme="majorHAnsi"/>
+        <w:rFonts w:asciiTheme="majorHAnsi" w:cstheme="majorBidi" w:hAnsiTheme="majorHAnsi" w:eastAsia="黑体"/>
         <w:b/>
         <w:bCs/>
       </w:rPr>
     </w:tblStylePr>
     <w:tblStylePr w:type="lastCol">
       <w:rPr>
-        <w:rFonts w:asciiTheme="majorHAnsi" w:cstheme="majorBidi" w:eastAsiaTheme="majorEastAsia" w:hAnsiTheme="majorHAnsi"/>
+        <w:rFonts w:asciiTheme="majorHAnsi" w:cstheme="majorBidi" w:hAnsiTheme="majorHAnsi" w:eastAsia="黑体"/>
         <w:b/>
         <w:bCs/>
       </w:rPr>
@@ -6119,7 +6458,7 @@
         <w:spacing w:after="0" w:before="0" w:line="240" w:lineRule="auto"/>
       </w:pPr>
       <w:rPr>
-        <w:rFonts w:asciiTheme="majorHAnsi" w:cstheme="majorBidi" w:eastAsiaTheme="majorEastAsia" w:hAnsiTheme="majorHAnsi"/>
+        <w:rFonts w:asciiTheme="majorHAnsi" w:cstheme="majorBidi" w:hAnsiTheme="majorHAnsi" w:eastAsia="黑体"/>
         <w:b/>
         <w:bCs/>
       </w:rPr>
@@ -6140,7 +6479,7 @@
         <w:spacing w:after="0" w:before="0" w:line="240" w:lineRule="auto"/>
       </w:pPr>
       <w:rPr>
-        <w:rFonts w:asciiTheme="majorHAnsi" w:cstheme="majorBidi" w:eastAsiaTheme="majorEastAsia" w:hAnsiTheme="majorHAnsi"/>
+        <w:rFonts w:asciiTheme="majorHAnsi" w:cstheme="majorBidi" w:hAnsiTheme="majorHAnsi" w:eastAsia="黑体"/>
         <w:b/>
         <w:bCs/>
       </w:rPr>
@@ -6158,14 +6497,14 @@
     </w:tblStylePr>
     <w:tblStylePr w:type="firstCol">
       <w:rPr>
-        <w:rFonts w:asciiTheme="majorHAnsi" w:cstheme="majorBidi" w:eastAsiaTheme="majorEastAsia" w:hAnsiTheme="majorHAnsi"/>
+        <w:rFonts w:asciiTheme="majorHAnsi" w:cstheme="majorBidi" w:hAnsiTheme="majorHAnsi" w:eastAsia="黑体"/>
         <w:b/>
         <w:bCs/>
       </w:rPr>
     </w:tblStylePr>
     <w:tblStylePr w:type="lastCol">
       <w:rPr>
-        <w:rFonts w:asciiTheme="majorHAnsi" w:cstheme="majorBidi" w:eastAsiaTheme="majorEastAsia" w:hAnsiTheme="majorHAnsi"/>
+        <w:rFonts w:asciiTheme="majorHAnsi" w:cstheme="majorBidi" w:hAnsiTheme="majorHAnsi" w:eastAsia="黑体"/>
         <w:b/>
         <w:bCs/>
       </w:rPr>
@@ -6249,7 +6588,7 @@
         <w:spacing w:after="0" w:before="0" w:line="240" w:lineRule="auto"/>
       </w:pPr>
       <w:rPr>
-        <w:rFonts w:asciiTheme="majorHAnsi" w:cstheme="majorBidi" w:eastAsiaTheme="majorEastAsia" w:hAnsiTheme="majorHAnsi"/>
+        <w:rFonts w:asciiTheme="majorHAnsi" w:cstheme="majorBidi" w:hAnsiTheme="majorHAnsi" w:eastAsia="黑体"/>
         <w:b/>
         <w:bCs/>
       </w:rPr>
@@ -6270,7 +6609,7 @@
         <w:spacing w:after="0" w:before="0" w:line="240" w:lineRule="auto"/>
       </w:pPr>
       <w:rPr>
-        <w:rFonts w:asciiTheme="majorHAnsi" w:cstheme="majorBidi" w:eastAsiaTheme="majorEastAsia" w:hAnsiTheme="majorHAnsi"/>
+        <w:rFonts w:asciiTheme="majorHAnsi" w:cstheme="majorBidi" w:hAnsiTheme="majorHAnsi" w:eastAsia="黑体"/>
         <w:b/>
         <w:bCs/>
       </w:rPr>
@@ -6288,14 +6627,14 @@
     </w:tblStylePr>
     <w:tblStylePr w:type="firstCol">
       <w:rPr>
-        <w:rFonts w:asciiTheme="majorHAnsi" w:cstheme="majorBidi" w:eastAsiaTheme="majorEastAsia" w:hAnsiTheme="majorHAnsi"/>
+        <w:rFonts w:asciiTheme="majorHAnsi" w:cstheme="majorBidi" w:hAnsiTheme="majorHAnsi" w:eastAsia="黑体"/>
         <w:b/>
         <w:bCs/>
       </w:rPr>
     </w:tblStylePr>
     <w:tblStylePr w:type="lastCol">
       <w:rPr>
-        <w:rFonts w:asciiTheme="majorHAnsi" w:cstheme="majorBidi" w:eastAsiaTheme="majorEastAsia" w:hAnsiTheme="majorHAnsi"/>
+        <w:rFonts w:asciiTheme="majorHAnsi" w:cstheme="majorBidi" w:hAnsiTheme="majorHAnsi" w:eastAsia="黑体"/>
         <w:b/>
         <w:bCs/>
       </w:rPr>
@@ -6378,6 +6717,7 @@
         <w:spacing w:after="0" w:before="0" w:line="240" w:lineRule="auto"/>
       </w:pPr>
       <w:rPr>
+        <w:rFonts w:eastAsia="黑体"/>
         <w:b/>
         <w:bCs/>
         <w:color w:themeColor="background1" w:val="FFFFFF"/>
@@ -6400,6 +6740,7 @@
         <w:spacing w:after="0" w:before="0" w:line="240" w:lineRule="auto"/>
       </w:pPr>
       <w:rPr>
+        <w:rFonts w:eastAsia="黑体"/>
         <w:b/>
         <w:bCs/>
       </w:rPr>
@@ -6417,12 +6758,14 @@
     </w:tblStylePr>
     <w:tblStylePr w:type="firstCol">
       <w:rPr>
+        <w:rFonts w:eastAsia="黑体"/>
         <w:b/>
         <w:bCs/>
       </w:rPr>
     </w:tblStylePr>
     <w:tblStylePr w:type="lastCol">
       <w:rPr>
+        <w:rFonts w:eastAsia="黑体"/>
         <w:b/>
         <w:bCs/>
       </w:rPr>
@@ -6484,6 +6827,7 @@
         <w:spacing w:after="0" w:before="0" w:line="240" w:lineRule="auto"/>
       </w:pPr>
       <w:rPr>
+        <w:rFonts w:eastAsia="黑体"/>
         <w:b/>
         <w:bCs/>
         <w:color w:themeColor="background1" w:val="FFFFFF"/>
@@ -6506,6 +6850,7 @@
         <w:spacing w:after="0" w:before="0" w:line="240" w:lineRule="auto"/>
       </w:pPr>
       <w:rPr>
+        <w:rFonts w:eastAsia="黑体"/>
         <w:b/>
         <w:bCs/>
       </w:rPr>
@@ -6523,12 +6868,14 @@
     </w:tblStylePr>
     <w:tblStylePr w:type="firstCol">
       <w:rPr>
+        <w:rFonts w:eastAsia="黑体"/>
         <w:b/>
         <w:bCs/>
       </w:rPr>
     </w:tblStylePr>
     <w:tblStylePr w:type="lastCol">
       <w:rPr>
+        <w:rFonts w:eastAsia="黑体"/>
         <w:b/>
         <w:bCs/>
       </w:rPr>
@@ -6590,6 +6937,7 @@
         <w:spacing w:after="0" w:before="0" w:line="240" w:lineRule="auto"/>
       </w:pPr>
       <w:rPr>
+        <w:rFonts w:eastAsia="黑体"/>
         <w:b/>
         <w:bCs/>
         <w:color w:themeColor="background1" w:val="FFFFFF"/>
@@ -6612,6 +6960,7 @@
         <w:spacing w:after="0" w:before="0" w:line="240" w:lineRule="auto"/>
       </w:pPr>
       <w:rPr>
+        <w:rFonts w:eastAsia="黑体"/>
         <w:b/>
         <w:bCs/>
       </w:rPr>
@@ -6629,12 +6978,14 @@
     </w:tblStylePr>
     <w:tblStylePr w:type="firstCol">
       <w:rPr>
+        <w:rFonts w:eastAsia="黑体"/>
         <w:b/>
         <w:bCs/>
       </w:rPr>
     </w:tblStylePr>
     <w:tblStylePr w:type="lastCol">
       <w:rPr>
+        <w:rFonts w:eastAsia="黑体"/>
         <w:b/>
         <w:bCs/>
       </w:rPr>
@@ -6696,6 +7047,7 @@
         <w:spacing w:after="0" w:before="0" w:line="240" w:lineRule="auto"/>
       </w:pPr>
       <w:rPr>
+        <w:rFonts w:eastAsia="黑体"/>
         <w:b/>
         <w:bCs/>
         <w:color w:themeColor="background1" w:val="FFFFFF"/>
@@ -6718,6 +7070,7 @@
         <w:spacing w:after="0" w:before="0" w:line="240" w:lineRule="auto"/>
       </w:pPr>
       <w:rPr>
+        <w:rFonts w:eastAsia="黑体"/>
         <w:b/>
         <w:bCs/>
       </w:rPr>
@@ -6735,12 +7088,14 @@
     </w:tblStylePr>
     <w:tblStylePr w:type="firstCol">
       <w:rPr>
+        <w:rFonts w:eastAsia="黑体"/>
         <w:b/>
         <w:bCs/>
       </w:rPr>
     </w:tblStylePr>
     <w:tblStylePr w:type="lastCol">
       <w:rPr>
+        <w:rFonts w:eastAsia="黑体"/>
         <w:b/>
         <w:bCs/>
       </w:rPr>
@@ -6802,6 +7157,7 @@
         <w:spacing w:after="0" w:before="0" w:line="240" w:lineRule="auto"/>
       </w:pPr>
       <w:rPr>
+        <w:rFonts w:eastAsia="黑体"/>
         <w:b/>
         <w:bCs/>
         <w:color w:themeColor="background1" w:val="FFFFFF"/>
@@ -6824,6 +7180,7 @@
         <w:spacing w:after="0" w:before="0" w:line="240" w:lineRule="auto"/>
       </w:pPr>
       <w:rPr>
+        <w:rFonts w:eastAsia="黑体"/>
         <w:b/>
         <w:bCs/>
       </w:rPr>
@@ -6841,12 +7198,14 @@
     </w:tblStylePr>
     <w:tblStylePr w:type="firstCol">
       <w:rPr>
+        <w:rFonts w:eastAsia="黑体"/>
         <w:b/>
         <w:bCs/>
       </w:rPr>
     </w:tblStylePr>
     <w:tblStylePr w:type="lastCol">
       <w:rPr>
+        <w:rFonts w:eastAsia="黑体"/>
         <w:b/>
         <w:bCs/>
       </w:rPr>
@@ -6908,6 +7267,7 @@
         <w:spacing w:after="0" w:before="0" w:line="240" w:lineRule="auto"/>
       </w:pPr>
       <w:rPr>
+        <w:rFonts w:eastAsia="黑体"/>
         <w:b/>
         <w:bCs/>
         <w:color w:themeColor="background1" w:val="FFFFFF"/>
@@ -6930,6 +7290,7 @@
         <w:spacing w:after="0" w:before="0" w:line="240" w:lineRule="auto"/>
       </w:pPr>
       <w:rPr>
+        <w:rFonts w:eastAsia="黑体"/>
         <w:b/>
         <w:bCs/>
       </w:rPr>
@@ -6947,12 +7308,14 @@
     </w:tblStylePr>
     <w:tblStylePr w:type="firstCol">
       <w:rPr>
+        <w:rFonts w:eastAsia="黑体"/>
         <w:b/>
         <w:bCs/>
       </w:rPr>
     </w:tblStylePr>
     <w:tblStylePr w:type="lastCol">
       <w:rPr>
+        <w:rFonts w:eastAsia="黑体"/>
         <w:b/>
         <w:bCs/>
       </w:rPr>
@@ -7014,6 +7377,7 @@
         <w:spacing w:after="0" w:before="0" w:line="240" w:lineRule="auto"/>
       </w:pPr>
       <w:rPr>
+        <w:rFonts w:eastAsia="黑体"/>
         <w:b/>
         <w:bCs/>
         <w:color w:themeColor="background1" w:val="FFFFFF"/>
@@ -7036,6 +7400,7 @@
         <w:spacing w:after="0" w:before="0" w:line="240" w:lineRule="auto"/>
       </w:pPr>
       <w:rPr>
+        <w:rFonts w:eastAsia="黑体"/>
         <w:b/>
         <w:bCs/>
       </w:rPr>
@@ -7053,12 +7418,14 @@
     </w:tblStylePr>
     <w:tblStylePr w:type="firstCol">
       <w:rPr>
+        <w:rFonts w:eastAsia="黑体"/>
         <w:b/>
         <w:bCs/>
       </w:rPr>
     </w:tblStylePr>
     <w:tblStylePr w:type="lastCol">
       <w:rPr>
+        <w:rFonts w:eastAsia="黑体"/>
         <w:b/>
         <w:bCs/>
       </w:rPr>
@@ -7117,6 +7484,7 @@
         <w:spacing w:after="0" w:before="0" w:line="240" w:lineRule="auto"/>
       </w:pPr>
       <w:rPr>
+        <w:rFonts w:eastAsia="黑体"/>
         <w:b/>
         <w:bCs/>
         <w:color w:themeColor="background1" w:val="FFFFFF"/>
@@ -7139,6 +7507,7 @@
         <w:spacing w:after="0" w:before="0" w:line="240" w:lineRule="auto"/>
       </w:pPr>
       <w:rPr>
+        <w:rFonts w:eastAsia="黑体"/>
         <w:color w:val="auto"/>
       </w:rPr>
       <w:tblPr/>
@@ -7156,6 +7525,7 @@
     </w:tblStylePr>
     <w:tblStylePr w:type="firstCol">
       <w:rPr>
+        <w:rFonts w:eastAsia="黑体"/>
         <w:b/>
         <w:bCs/>
         <w:color w:themeColor="background1" w:val="FFFFFF"/>
@@ -7175,6 +7545,7 @@
     </w:tblStylePr>
     <w:tblStylePr w:type="lastCol">
       <w:rPr>
+        <w:rFonts w:eastAsia="黑体"/>
         <w:b/>
         <w:bCs/>
         <w:color w:themeColor="background1" w:val="FFFFFF"/>
@@ -7223,6 +7594,7 @@
     </w:tblStylePr>
     <w:tblStylePr w:type="nwCell">
       <w:rPr>
+        <w:rFonts w:eastAsia="黑体"/>
         <w:color w:themeColor="background1" w:val="FFFFFF"/>
       </w:rPr>
       <w:tblPr/>
@@ -7266,6 +7638,7 @@
         <w:spacing w:after="0" w:before="0" w:line="240" w:lineRule="auto"/>
       </w:pPr>
       <w:rPr>
+        <w:rFonts w:eastAsia="黑体"/>
         <w:b/>
         <w:bCs/>
         <w:color w:themeColor="background1" w:val="FFFFFF"/>
@@ -7288,6 +7661,7 @@
         <w:spacing w:after="0" w:before="0" w:line="240" w:lineRule="auto"/>
       </w:pPr>
       <w:rPr>
+        <w:rFonts w:eastAsia="黑体"/>
         <w:color w:val="auto"/>
       </w:rPr>
       <w:tblPr/>
@@ -7305,6 +7679,7 @@
     </w:tblStylePr>
     <w:tblStylePr w:type="firstCol">
       <w:rPr>
+        <w:rFonts w:eastAsia="黑体"/>
         <w:b/>
         <w:bCs/>
         <w:color w:themeColor="background1" w:val="FFFFFF"/>
@@ -7324,6 +7699,7 @@
     </w:tblStylePr>
     <w:tblStylePr w:type="lastCol">
       <w:rPr>
+        <w:rFonts w:eastAsia="黑体"/>
         <w:b/>
         <w:bCs/>
         <w:color w:themeColor="background1" w:val="FFFFFF"/>
@@ -7372,6 +7748,7 @@
     </w:tblStylePr>
     <w:tblStylePr w:type="nwCell">
       <w:rPr>
+        <w:rFonts w:eastAsia="黑体"/>
         <w:color w:themeColor="background1" w:val="FFFFFF"/>
       </w:rPr>
       <w:tblPr/>
@@ -7415,6 +7792,7 @@
         <w:spacing w:after="0" w:before="0" w:line="240" w:lineRule="auto"/>
       </w:pPr>
       <w:rPr>
+        <w:rFonts w:eastAsia="黑体"/>
         <w:b/>
         <w:bCs/>
         <w:color w:themeColor="background1" w:val="FFFFFF"/>
@@ -7437,6 +7815,7 @@
         <w:spacing w:after="0" w:before="0" w:line="240" w:lineRule="auto"/>
       </w:pPr>
       <w:rPr>
+        <w:rFonts w:eastAsia="黑体"/>
         <w:color w:val="auto"/>
       </w:rPr>
       <w:tblPr/>
@@ -7454,6 +7833,7 @@
     </w:tblStylePr>
     <w:tblStylePr w:type="firstCol">
       <w:rPr>
+        <w:rFonts w:eastAsia="黑体"/>
         <w:b/>
         <w:bCs/>
         <w:color w:themeColor="background1" w:val="FFFFFF"/>
@@ -7473,6 +7853,7 @@
     </w:tblStylePr>
     <w:tblStylePr w:type="lastCol">
       <w:rPr>
+        <w:rFonts w:eastAsia="黑体"/>
         <w:b/>
         <w:bCs/>
         <w:color w:themeColor="background1" w:val="FFFFFF"/>
@@ -7521,6 +7902,7 @@
     </w:tblStylePr>
     <w:tblStylePr w:type="nwCell">
       <w:rPr>
+        <w:rFonts w:eastAsia="黑体"/>
         <w:color w:themeColor="background1" w:val="FFFFFF"/>
       </w:rPr>
       <w:tblPr/>
@@ -7564,6 +7946,7 @@
         <w:spacing w:after="0" w:before="0" w:line="240" w:lineRule="auto"/>
       </w:pPr>
       <w:rPr>
+        <w:rFonts w:eastAsia="黑体"/>
         <w:b/>
         <w:bCs/>
         <w:color w:themeColor="background1" w:val="FFFFFF"/>
@@ -7586,6 +7969,7 @@
         <w:spacing w:after="0" w:before="0" w:line="240" w:lineRule="auto"/>
       </w:pPr>
       <w:rPr>
+        <w:rFonts w:eastAsia="黑体"/>
         <w:color w:val="auto"/>
       </w:rPr>
       <w:tblPr/>
@@ -7603,6 +7987,7 @@
     </w:tblStylePr>
     <w:tblStylePr w:type="firstCol">
       <w:rPr>
+        <w:rFonts w:eastAsia="黑体"/>
         <w:b/>
         <w:bCs/>
         <w:color w:themeColor="background1" w:val="FFFFFF"/>
@@ -7622,6 +8007,7 @@
     </w:tblStylePr>
     <w:tblStylePr w:type="lastCol">
       <w:rPr>
+        <w:rFonts w:eastAsia="黑体"/>
         <w:b/>
         <w:bCs/>
         <w:color w:themeColor="background1" w:val="FFFFFF"/>
@@ -7670,6 +8056,7 @@
     </w:tblStylePr>
     <w:tblStylePr w:type="nwCell">
       <w:rPr>
+        <w:rFonts w:eastAsia="黑体"/>
         <w:color w:themeColor="background1" w:val="FFFFFF"/>
       </w:rPr>
       <w:tblPr/>
@@ -7713,6 +8100,7 @@
         <w:spacing w:after="0" w:before="0" w:line="240" w:lineRule="auto"/>
       </w:pPr>
       <w:rPr>
+        <w:rFonts w:eastAsia="黑体"/>
         <w:b/>
         <w:bCs/>
         <w:color w:themeColor="background1" w:val="FFFFFF"/>
@@ -7735,6 +8123,7 @@
         <w:spacing w:after="0" w:before="0" w:line="240" w:lineRule="auto"/>
       </w:pPr>
       <w:rPr>
+        <w:rFonts w:eastAsia="黑体"/>
         <w:color w:val="auto"/>
       </w:rPr>
       <w:tblPr/>
@@ -7752,6 +8141,7 @@
     </w:tblStylePr>
     <w:tblStylePr w:type="firstCol">
       <w:rPr>
+        <w:rFonts w:eastAsia="黑体"/>
         <w:b/>
         <w:bCs/>
         <w:color w:themeColor="background1" w:val="FFFFFF"/>
@@ -7771,6 +8161,7 @@
     </w:tblStylePr>
     <w:tblStylePr w:type="lastCol">
       <w:rPr>
+        <w:rFonts w:eastAsia="黑体"/>
         <w:b/>
         <w:bCs/>
         <w:color w:themeColor="background1" w:val="FFFFFF"/>
@@ -7819,6 +8210,7 @@
     </w:tblStylePr>
     <w:tblStylePr w:type="nwCell">
       <w:rPr>
+        <w:rFonts w:eastAsia="黑体"/>
         <w:color w:themeColor="background1" w:val="FFFFFF"/>
       </w:rPr>
       <w:tblPr/>
@@ -7862,6 +8254,7 @@
         <w:spacing w:after="0" w:before="0" w:line="240" w:lineRule="auto"/>
       </w:pPr>
       <w:rPr>
+        <w:rFonts w:eastAsia="黑体"/>
         <w:b/>
         <w:bCs/>
         <w:color w:themeColor="background1" w:val="FFFFFF"/>
@@ -7884,6 +8277,7 @@
         <w:spacing w:after="0" w:before="0" w:line="240" w:lineRule="auto"/>
       </w:pPr>
       <w:rPr>
+        <w:rFonts w:eastAsia="黑体"/>
         <w:color w:val="auto"/>
       </w:rPr>
       <w:tblPr/>
@@ -7901,6 +8295,7 @@
     </w:tblStylePr>
     <w:tblStylePr w:type="firstCol">
       <w:rPr>
+        <w:rFonts w:eastAsia="黑体"/>
         <w:b/>
         <w:bCs/>
         <w:color w:themeColor="background1" w:val="FFFFFF"/>
@@ -7920,6 +8315,7 @@
     </w:tblStylePr>
     <w:tblStylePr w:type="lastCol">
       <w:rPr>
+        <w:rFonts w:eastAsia="黑体"/>
         <w:b/>
         <w:bCs/>
         <w:color w:themeColor="background1" w:val="FFFFFF"/>
@@ -7968,6 +8364,7 @@
     </w:tblStylePr>
     <w:tblStylePr w:type="nwCell">
       <w:rPr>
+        <w:rFonts w:eastAsia="黑体"/>
         <w:color w:themeColor="background1" w:val="FFFFFF"/>
       </w:rPr>
       <w:tblPr/>
@@ -8011,6 +8408,7 @@
         <w:spacing w:after="0" w:before="0" w:line="240" w:lineRule="auto"/>
       </w:pPr>
       <w:rPr>
+        <w:rFonts w:eastAsia="黑体"/>
         <w:b/>
         <w:bCs/>
         <w:color w:themeColor="background1" w:val="FFFFFF"/>
@@ -8033,6 +8431,7 @@
         <w:spacing w:after="0" w:before="0" w:line="240" w:lineRule="auto"/>
       </w:pPr>
       <w:rPr>
+        <w:rFonts w:eastAsia="黑体"/>
         <w:color w:val="auto"/>
       </w:rPr>
       <w:tblPr/>
@@ -8050,6 +8449,7 @@
     </w:tblStylePr>
     <w:tblStylePr w:type="firstCol">
       <w:rPr>
+        <w:rFonts w:eastAsia="黑体"/>
         <w:b/>
         <w:bCs/>
         <w:color w:themeColor="background1" w:val="FFFFFF"/>
@@ -8069,6 +8469,7 @@
     </w:tblStylePr>
     <w:tblStylePr w:type="lastCol">
       <w:rPr>
+        <w:rFonts w:eastAsia="黑体"/>
         <w:b/>
         <w:bCs/>
         <w:color w:themeColor="background1" w:val="FFFFFF"/>
@@ -8117,6 +8518,7 @@
     </w:tblStylePr>
     <w:tblStylePr w:type="nwCell">
       <w:rPr>
+        <w:rFonts w:eastAsia="黑体"/>
         <w:color w:themeColor="background1" w:val="FFFFFF"/>
       </w:rPr>
       <w:tblPr/>
@@ -8141,6 +8543,7 @@
       <w:spacing w:after="0" w:line="240" w:lineRule="auto"/>
     </w:pPr>
     <w:rPr>
+      <w:rFonts w:eastAsia="黑体"/>
       <w:color w:themeColor="text1" w:val="000000"/>
     </w:rPr>
     <w:tblPr>
@@ -8160,7 +8563,7 @@
     </w:tblPr>
     <w:tblStylePr w:type="firstRow">
       <w:rPr>
-        <w:rFonts w:asciiTheme="majorHAnsi" w:cstheme="majorBidi" w:eastAsiaTheme="majorEastAsia" w:hAnsiTheme="majorHAnsi"/>
+        <w:rFonts w:asciiTheme="majorHAnsi" w:cstheme="majorBidi" w:hAnsiTheme="majorHAnsi" w:eastAsia="黑体"/>
       </w:rPr>
       <w:tblPr/>
       <w:tcPr>
@@ -8172,6 +8575,7 @@
     </w:tblStylePr>
     <w:tblStylePr w:type="lastRow">
       <w:rPr>
+        <w:rFonts w:eastAsia="黑体"/>
         <w:b/>
         <w:bCs/>
         <w:color w:themeColor="text2" w:val="1F497D"/>
@@ -8186,12 +8590,14 @@
     </w:tblStylePr>
     <w:tblStylePr w:type="firstCol">
       <w:rPr>
+        <w:rFonts w:eastAsia="黑体"/>
         <w:b/>
         <w:bCs/>
       </w:rPr>
     </w:tblStylePr>
     <w:tblStylePr w:type="lastCol">
       <w:rPr>
+        <w:rFonts w:eastAsia="黑体"/>
         <w:b/>
         <w:bCs/>
       </w:rPr>
@@ -8225,6 +8631,7 @@
       <w:spacing w:after="0" w:line="240" w:lineRule="auto"/>
     </w:pPr>
     <w:rPr>
+      <w:rFonts w:eastAsia="黑体"/>
       <w:color w:themeColor="text1" w:val="000000"/>
     </w:rPr>
     <w:tblPr>
@@ -8244,7 +8651,7 @@
     </w:tblPr>
     <w:tblStylePr w:type="firstRow">
       <w:rPr>
-        <w:rFonts w:asciiTheme="majorHAnsi" w:cstheme="majorBidi" w:eastAsiaTheme="majorEastAsia" w:hAnsiTheme="majorHAnsi"/>
+        <w:rFonts w:asciiTheme="majorHAnsi" w:cstheme="majorBidi" w:hAnsiTheme="majorHAnsi" w:eastAsia="黑体"/>
       </w:rPr>
       <w:tblPr/>
       <w:tcPr>
@@ -8256,6 +8663,7 @@
     </w:tblStylePr>
     <w:tblStylePr w:type="lastRow">
       <w:rPr>
+        <w:rFonts w:eastAsia="黑体"/>
         <w:b/>
         <w:bCs/>
         <w:color w:themeColor="text2" w:val="1F497D"/>
@@ -8270,12 +8678,14 @@
     </w:tblStylePr>
     <w:tblStylePr w:type="firstCol">
       <w:rPr>
+        <w:rFonts w:eastAsia="黑体"/>
         <w:b/>
         <w:bCs/>
       </w:rPr>
     </w:tblStylePr>
     <w:tblStylePr w:type="lastCol">
       <w:rPr>
+        <w:rFonts w:eastAsia="黑体"/>
         <w:b/>
         <w:bCs/>
       </w:rPr>
@@ -8309,6 +8719,7 @@
       <w:spacing w:after="0" w:line="240" w:lineRule="auto"/>
     </w:pPr>
     <w:rPr>
+      <w:rFonts w:eastAsia="黑体"/>
       <w:color w:themeColor="text1" w:val="000000"/>
     </w:rPr>
     <w:tblPr>
@@ -8328,7 +8739,7 @@
     </w:tblPr>
     <w:tblStylePr w:type="firstRow">
       <w:rPr>
-        <w:rFonts w:asciiTheme="majorHAnsi" w:cstheme="majorBidi" w:eastAsiaTheme="majorEastAsia" w:hAnsiTheme="majorHAnsi"/>
+        <w:rFonts w:asciiTheme="majorHAnsi" w:cstheme="majorBidi" w:hAnsiTheme="majorHAnsi" w:eastAsia="黑体"/>
       </w:rPr>
       <w:tblPr/>
       <w:tcPr>
@@ -8340,6 +8751,7 @@
     </w:tblStylePr>
     <w:tblStylePr w:type="lastRow">
       <w:rPr>
+        <w:rFonts w:eastAsia="黑体"/>
         <w:b/>
         <w:bCs/>
         <w:color w:themeColor="text2" w:val="1F497D"/>
@@ -8354,12 +8766,14 @@
     </w:tblStylePr>
     <w:tblStylePr w:type="firstCol">
       <w:rPr>
+        <w:rFonts w:eastAsia="黑体"/>
         <w:b/>
         <w:bCs/>
       </w:rPr>
     </w:tblStylePr>
     <w:tblStylePr w:type="lastCol">
       <w:rPr>
+        <w:rFonts w:eastAsia="黑体"/>
         <w:b/>
         <w:bCs/>
       </w:rPr>
@@ -8393,6 +8807,7 @@
       <w:spacing w:after="0" w:line="240" w:lineRule="auto"/>
     </w:pPr>
     <w:rPr>
+      <w:rFonts w:eastAsia="黑体"/>
       <w:color w:themeColor="text1" w:val="000000"/>
     </w:rPr>
     <w:tblPr>
@@ -8412,7 +8827,7 @@
     </w:tblPr>
     <w:tblStylePr w:type="firstRow">
       <w:rPr>
-        <w:rFonts w:asciiTheme="majorHAnsi" w:cstheme="majorBidi" w:eastAsiaTheme="majorEastAsia" w:hAnsiTheme="majorHAnsi"/>
+        <w:rFonts w:asciiTheme="majorHAnsi" w:cstheme="majorBidi" w:hAnsiTheme="majorHAnsi" w:eastAsia="黑体"/>
       </w:rPr>
       <w:tblPr/>
       <w:tcPr>
@@ -8424,6 +8839,7 @@
     </w:tblStylePr>
     <w:tblStylePr w:type="lastRow">
       <w:rPr>
+        <w:rFonts w:eastAsia="黑体"/>
         <w:b/>
         <w:bCs/>
         <w:color w:themeColor="text2" w:val="1F497D"/>
@@ -8438,12 +8854,14 @@
     </w:tblStylePr>
     <w:tblStylePr w:type="firstCol">
       <w:rPr>
+        <w:rFonts w:eastAsia="黑体"/>
         <w:b/>
         <w:bCs/>
       </w:rPr>
     </w:tblStylePr>
     <w:tblStylePr w:type="lastCol">
       <w:rPr>
+        <w:rFonts w:eastAsia="黑体"/>
         <w:b/>
         <w:bCs/>
       </w:rPr>
@@ -8477,6 +8895,7 @@
       <w:spacing w:after="0" w:line="240" w:lineRule="auto"/>
     </w:pPr>
     <w:rPr>
+      <w:rFonts w:eastAsia="黑体"/>
       <w:color w:themeColor="text1" w:val="000000"/>
     </w:rPr>
     <w:tblPr>
@@ -8496,7 +8915,7 @@
     </w:tblPr>
     <w:tblStylePr w:type="firstRow">
       <w:rPr>
-        <w:rFonts w:asciiTheme="majorHAnsi" w:cstheme="majorBidi" w:eastAsiaTheme="majorEastAsia" w:hAnsiTheme="majorHAnsi"/>
+        <w:rFonts w:asciiTheme="majorHAnsi" w:cstheme="majorBidi" w:hAnsiTheme="majorHAnsi" w:eastAsia="黑体"/>
       </w:rPr>
       <w:tblPr/>
       <w:tcPr>
@@ -8508,6 +8927,7 @@
     </w:tblStylePr>
     <w:tblStylePr w:type="lastRow">
       <w:rPr>
+        <w:rFonts w:eastAsia="黑体"/>
         <w:b/>
         <w:bCs/>
         <w:color w:themeColor="text2" w:val="1F497D"/>
@@ -8522,12 +8942,14 @@
     </w:tblStylePr>
     <w:tblStylePr w:type="firstCol">
       <w:rPr>
+        <w:rFonts w:eastAsia="黑体"/>
         <w:b/>
         <w:bCs/>
       </w:rPr>
     </w:tblStylePr>
     <w:tblStylePr w:type="lastCol">
       <w:rPr>
+        <w:rFonts w:eastAsia="黑体"/>
         <w:b/>
         <w:bCs/>
       </w:rPr>
@@ -8561,6 +8983,7 @@
       <w:spacing w:after="0" w:line="240" w:lineRule="auto"/>
     </w:pPr>
     <w:rPr>
+      <w:rFonts w:eastAsia="黑体"/>
       <w:color w:themeColor="text1" w:val="000000"/>
     </w:rPr>
     <w:tblPr>
@@ -8580,7 +9003,7 @@
     </w:tblPr>
     <w:tblStylePr w:type="firstRow">
       <w:rPr>
-        <w:rFonts w:asciiTheme="majorHAnsi" w:cstheme="majorBidi" w:eastAsiaTheme="majorEastAsia" w:hAnsiTheme="majorHAnsi"/>
+        <w:rFonts w:asciiTheme="majorHAnsi" w:cstheme="majorBidi" w:hAnsiTheme="majorHAnsi" w:eastAsia="黑体"/>
       </w:rPr>
       <w:tblPr/>
       <w:tcPr>
@@ -8592,6 +9015,7 @@
     </w:tblStylePr>
     <w:tblStylePr w:type="lastRow">
       <w:rPr>
+        <w:rFonts w:eastAsia="黑体"/>
         <w:b/>
         <w:bCs/>
         <w:color w:themeColor="text2" w:val="1F497D"/>
@@ -8606,12 +9030,14 @@
     </w:tblStylePr>
     <w:tblStylePr w:type="firstCol">
       <w:rPr>
+        <w:rFonts w:eastAsia="黑体"/>
         <w:b/>
         <w:bCs/>
       </w:rPr>
     </w:tblStylePr>
     <w:tblStylePr w:type="lastCol">
       <w:rPr>
+        <w:rFonts w:eastAsia="黑体"/>
         <w:b/>
         <w:bCs/>
       </w:rPr>
@@ -8645,6 +9071,7 @@
       <w:spacing w:after="0" w:line="240" w:lineRule="auto"/>
     </w:pPr>
     <w:rPr>
+      <w:rFonts w:eastAsia="黑体"/>
       <w:color w:themeColor="text1" w:val="000000"/>
     </w:rPr>
     <w:tblPr>
@@ -8664,7 +9091,7 @@
     </w:tblPr>
     <w:tblStylePr w:type="firstRow">
       <w:rPr>
-        <w:rFonts w:asciiTheme="majorHAnsi" w:cstheme="majorBidi" w:eastAsiaTheme="majorEastAsia" w:hAnsiTheme="majorHAnsi"/>
+        <w:rFonts w:asciiTheme="majorHAnsi" w:cstheme="majorBidi" w:hAnsiTheme="majorHAnsi" w:eastAsia="黑体"/>
       </w:rPr>
       <w:tblPr/>
       <w:tcPr>
@@ -8676,6 +9103,7 @@
     </w:tblStylePr>
     <w:tblStylePr w:type="lastRow">
       <w:rPr>
+        <w:rFonts w:eastAsia="黑体"/>
         <w:b/>
         <w:bCs/>
         <w:color w:themeColor="text2" w:val="1F497D"/>
@@ -8690,12 +9118,14 @@
     </w:tblStylePr>
     <w:tblStylePr w:type="firstCol">
       <w:rPr>
+        <w:rFonts w:eastAsia="黑体"/>
         <w:b/>
         <w:bCs/>
       </w:rPr>
     </w:tblStylePr>
     <w:tblStylePr w:type="lastCol">
       <w:rPr>
+        <w:rFonts w:eastAsia="黑体"/>
         <w:b/>
         <w:bCs/>
       </w:rPr>
@@ -8729,7 +9159,7 @@
       <w:spacing w:after="0" w:line="240" w:lineRule="auto"/>
     </w:pPr>
     <w:rPr>
-      <w:rFonts w:asciiTheme="majorHAnsi" w:cstheme="majorBidi" w:eastAsiaTheme="majorEastAsia" w:hAnsiTheme="majorHAnsi"/>
+      <w:rFonts w:asciiTheme="majorHAnsi" w:cstheme="majorBidi" w:hAnsiTheme="majorHAnsi" w:eastAsia="黑体"/>
       <w:color w:themeColor="text1" w:val="000000"/>
     </w:rPr>
     <w:tblPr>
@@ -8751,6 +9181,7 @@
     </w:tblPr>
     <w:tblStylePr w:type="firstRow">
       <w:rPr>
+        <w:rFonts w:eastAsia="黑体"/>
         <w:sz w:val="24"/>
         <w:szCs w:val="24"/>
       </w:rPr>
@@ -8857,7 +9288,7 @@
       <w:spacing w:after="0" w:line="240" w:lineRule="auto"/>
     </w:pPr>
     <w:rPr>
-      <w:rFonts w:asciiTheme="majorHAnsi" w:cstheme="majorBidi" w:eastAsiaTheme="majorEastAsia" w:hAnsiTheme="majorHAnsi"/>
+      <w:rFonts w:asciiTheme="majorHAnsi" w:cstheme="majorBidi" w:hAnsiTheme="majorHAnsi" w:eastAsia="黑体"/>
       <w:color w:themeColor="text1" w:val="000000"/>
     </w:rPr>
     <w:tblPr>
@@ -8879,6 +9310,7 @@
     </w:tblPr>
     <w:tblStylePr w:type="firstRow">
       <w:rPr>
+        <w:rFonts w:eastAsia="黑体"/>
         <w:sz w:val="24"/>
         <w:szCs w:val="24"/>
       </w:rPr>
@@ -8985,7 +9417,7 @@
       <w:spacing w:after="0" w:line="240" w:lineRule="auto"/>
     </w:pPr>
     <w:rPr>
-      <w:rFonts w:asciiTheme="majorHAnsi" w:cstheme="majorBidi" w:eastAsiaTheme="majorEastAsia" w:hAnsiTheme="majorHAnsi"/>
+      <w:rFonts w:asciiTheme="majorHAnsi" w:cstheme="majorBidi" w:hAnsiTheme="majorHAnsi" w:eastAsia="黑体"/>
       <w:color w:themeColor="text1" w:val="000000"/>
     </w:rPr>
     <w:tblPr>
@@ -9007,6 +9439,7 @@
     </w:tblPr>
     <w:tblStylePr w:type="firstRow">
       <w:rPr>
+        <w:rFonts w:eastAsia="黑体"/>
         <w:sz w:val="24"/>
         <w:szCs w:val="24"/>
       </w:rPr>
@@ -9113,7 +9546,7 @@
       <w:spacing w:after="0" w:line="240" w:lineRule="auto"/>
     </w:pPr>
     <w:rPr>
-      <w:rFonts w:asciiTheme="majorHAnsi" w:cstheme="majorBidi" w:eastAsiaTheme="majorEastAsia" w:hAnsiTheme="majorHAnsi"/>
+      <w:rFonts w:asciiTheme="majorHAnsi" w:cstheme="majorBidi" w:hAnsiTheme="majorHAnsi" w:eastAsia="黑体"/>
       <w:color w:themeColor="text1" w:val="000000"/>
     </w:rPr>
     <w:tblPr>
@@ -9135,6 +9568,7 @@
     </w:tblPr>
     <w:tblStylePr w:type="firstRow">
       <w:rPr>
+        <w:rFonts w:eastAsia="黑体"/>
         <w:sz w:val="24"/>
         <w:szCs w:val="24"/>
       </w:rPr>
@@ -9241,7 +9675,7 @@
       <w:spacing w:after="0" w:line="240" w:lineRule="auto"/>
     </w:pPr>
     <w:rPr>
-      <w:rFonts w:asciiTheme="majorHAnsi" w:cstheme="majorBidi" w:eastAsiaTheme="majorEastAsia" w:hAnsiTheme="majorHAnsi"/>
+      <w:rFonts w:asciiTheme="majorHAnsi" w:cstheme="majorBidi" w:hAnsiTheme="majorHAnsi" w:eastAsia="黑体"/>
       <w:color w:themeColor="text1" w:val="000000"/>
     </w:rPr>
     <w:tblPr>
@@ -9263,6 +9697,7 @@
     </w:tblPr>
     <w:tblStylePr w:type="firstRow">
       <w:rPr>
+        <w:rFonts w:eastAsia="黑体"/>
         <w:sz w:val="24"/>
         <w:szCs w:val="24"/>
       </w:rPr>
@@ -9369,7 +9804,7 @@
       <w:spacing w:after="0" w:line="240" w:lineRule="auto"/>
     </w:pPr>
     <w:rPr>
-      <w:rFonts w:asciiTheme="majorHAnsi" w:cstheme="majorBidi" w:eastAsiaTheme="majorEastAsia" w:hAnsiTheme="majorHAnsi"/>
+      <w:rFonts w:asciiTheme="majorHAnsi" w:cstheme="majorBidi" w:hAnsiTheme="majorHAnsi" w:eastAsia="黑体"/>
       <w:color w:themeColor="text1" w:val="000000"/>
     </w:rPr>
     <w:tblPr>
@@ -9391,6 +9826,7 @@
     </w:tblPr>
     <w:tblStylePr w:type="firstRow">
       <w:rPr>
+        <w:rFonts w:eastAsia="黑体"/>
         <w:sz w:val="24"/>
         <w:szCs w:val="24"/>
       </w:rPr>
@@ -9497,7 +9933,7 @@
       <w:spacing w:after="0" w:line="240" w:lineRule="auto"/>
     </w:pPr>
     <w:rPr>
-      <w:rFonts w:asciiTheme="majorHAnsi" w:cstheme="majorBidi" w:eastAsiaTheme="majorEastAsia" w:hAnsiTheme="majorHAnsi"/>
+      <w:rFonts w:asciiTheme="majorHAnsi" w:cstheme="majorBidi" w:hAnsiTheme="majorHAnsi" w:eastAsia="黑体"/>
       <w:color w:themeColor="text1" w:val="000000"/>
     </w:rPr>
     <w:tblPr>
@@ -9519,6 +9955,7 @@
     </w:tblPr>
     <w:tblStylePr w:type="firstRow">
       <w:rPr>
+        <w:rFonts w:eastAsia="黑体"/>
         <w:sz w:val="24"/>
         <w:szCs w:val="24"/>
       </w:rPr>
@@ -9648,12 +10085,14 @@
     </w:tcPr>
     <w:tblStylePr w:type="firstRow">
       <w:rPr>
+        <w:rFonts w:eastAsia="黑体"/>
         <w:b/>
         <w:bCs/>
       </w:rPr>
     </w:tblStylePr>
     <w:tblStylePr w:type="lastRow">
       <w:rPr>
+        <w:rFonts w:eastAsia="黑体"/>
         <w:b/>
         <w:bCs/>
       </w:rPr>
@@ -9666,12 +10105,14 @@
     </w:tblStylePr>
     <w:tblStylePr w:type="firstCol">
       <w:rPr>
+        <w:rFonts w:eastAsia="黑体"/>
         <w:b/>
         <w:bCs/>
       </w:rPr>
     </w:tblStylePr>
     <w:tblStylePr w:type="lastCol">
       <w:rPr>
+        <w:rFonts w:eastAsia="黑体"/>
         <w:b/>
         <w:bCs/>
       </w:rPr>
@@ -9721,12 +10162,14 @@
     </w:tcPr>
     <w:tblStylePr w:type="firstRow">
       <w:rPr>
+        <w:rFonts w:eastAsia="黑体"/>
         <w:b/>
         <w:bCs/>
       </w:rPr>
     </w:tblStylePr>
     <w:tblStylePr w:type="lastRow">
       <w:rPr>
+        <w:rFonts w:eastAsia="黑体"/>
         <w:b/>
         <w:bCs/>
       </w:rPr>
@@ -9739,12 +10182,14 @@
     </w:tblStylePr>
     <w:tblStylePr w:type="firstCol">
       <w:rPr>
+        <w:rFonts w:eastAsia="黑体"/>
         <w:b/>
         <w:bCs/>
       </w:rPr>
     </w:tblStylePr>
     <w:tblStylePr w:type="lastCol">
       <w:rPr>
+        <w:rFonts w:eastAsia="黑体"/>
         <w:b/>
         <w:bCs/>
       </w:rPr>
@@ -9794,12 +10239,14 @@
     </w:tcPr>
     <w:tblStylePr w:type="firstRow">
       <w:rPr>
+        <w:rFonts w:eastAsia="黑体"/>
         <w:b/>
         <w:bCs/>
       </w:rPr>
     </w:tblStylePr>
     <w:tblStylePr w:type="lastRow">
       <w:rPr>
+        <w:rFonts w:eastAsia="黑体"/>
         <w:b/>
         <w:bCs/>
       </w:rPr>
@@ -9812,12 +10259,14 @@
     </w:tblStylePr>
     <w:tblStylePr w:type="firstCol">
       <w:rPr>
+        <w:rFonts w:eastAsia="黑体"/>
         <w:b/>
         <w:bCs/>
       </w:rPr>
     </w:tblStylePr>
     <w:tblStylePr w:type="lastCol">
       <w:rPr>
+        <w:rFonts w:eastAsia="黑体"/>
         <w:b/>
         <w:bCs/>
       </w:rPr>
@@ -9867,12 +10316,14 @@
     </w:tcPr>
     <w:tblStylePr w:type="firstRow">
       <w:rPr>
+        <w:rFonts w:eastAsia="黑体"/>
         <w:b/>
         <w:bCs/>
       </w:rPr>
     </w:tblStylePr>
     <w:tblStylePr w:type="lastRow">
       <w:rPr>
+        <w:rFonts w:eastAsia="黑体"/>
         <w:b/>
         <w:bCs/>
       </w:rPr>
@@ -9885,12 +10336,14 @@
     </w:tblStylePr>
     <w:tblStylePr w:type="firstCol">
       <w:rPr>
+        <w:rFonts w:eastAsia="黑体"/>
         <w:b/>
         <w:bCs/>
       </w:rPr>
     </w:tblStylePr>
     <w:tblStylePr w:type="lastCol">
       <w:rPr>
+        <w:rFonts w:eastAsia="黑体"/>
         <w:b/>
         <w:bCs/>
       </w:rPr>
@@ -9940,12 +10393,14 @@
     </w:tcPr>
     <w:tblStylePr w:type="firstRow">
       <w:rPr>
+        <w:rFonts w:eastAsia="黑体"/>
         <w:b/>
         <w:bCs/>
       </w:rPr>
     </w:tblStylePr>
     <w:tblStylePr w:type="lastRow">
       <w:rPr>
+        <w:rFonts w:eastAsia="黑体"/>
         <w:b/>
         <w:bCs/>
       </w:rPr>
@@ -9958,12 +10413,14 @@
     </w:tblStylePr>
     <w:tblStylePr w:type="firstCol">
       <w:rPr>
+        <w:rFonts w:eastAsia="黑体"/>
         <w:b/>
         <w:bCs/>
       </w:rPr>
     </w:tblStylePr>
     <w:tblStylePr w:type="lastCol">
       <w:rPr>
+        <w:rFonts w:eastAsia="黑体"/>
         <w:b/>
         <w:bCs/>
       </w:rPr>
@@ -10013,12 +10470,14 @@
     </w:tcPr>
     <w:tblStylePr w:type="firstRow">
       <w:rPr>
+        <w:rFonts w:eastAsia="黑体"/>
         <w:b/>
         <w:bCs/>
       </w:rPr>
     </w:tblStylePr>
     <w:tblStylePr w:type="lastRow">
       <w:rPr>
+        <w:rFonts w:eastAsia="黑体"/>
         <w:b/>
         <w:bCs/>
       </w:rPr>
@@ -10031,12 +10490,14 @@
     </w:tblStylePr>
     <w:tblStylePr w:type="firstCol">
       <w:rPr>
+        <w:rFonts w:eastAsia="黑体"/>
         <w:b/>
         <w:bCs/>
       </w:rPr>
     </w:tblStylePr>
     <w:tblStylePr w:type="lastCol">
       <w:rPr>
+        <w:rFonts w:eastAsia="黑体"/>
         <w:b/>
         <w:bCs/>
       </w:rPr>
@@ -10086,12 +10547,14 @@
     </w:tcPr>
     <w:tblStylePr w:type="firstRow">
       <w:rPr>
+        <w:rFonts w:eastAsia="黑体"/>
         <w:b/>
         <w:bCs/>
       </w:rPr>
     </w:tblStylePr>
     <w:tblStylePr w:type="lastRow">
       <w:rPr>
+        <w:rFonts w:eastAsia="黑体"/>
         <w:b/>
         <w:bCs/>
       </w:rPr>
@@ -10104,12 +10567,14 @@
     </w:tblStylePr>
     <w:tblStylePr w:type="firstCol">
       <w:rPr>
+        <w:rFonts w:eastAsia="黑体"/>
         <w:b/>
         <w:bCs/>
       </w:rPr>
     </w:tblStylePr>
     <w:tblStylePr w:type="lastCol">
       <w:rPr>
+        <w:rFonts w:eastAsia="黑体"/>
         <w:b/>
         <w:bCs/>
       </w:rPr>
@@ -10136,7 +10601,7 @@
       <w:spacing w:after="0" w:line="240" w:lineRule="auto"/>
     </w:pPr>
     <w:rPr>
-      <w:rFonts w:asciiTheme="majorHAnsi" w:cstheme="majorBidi" w:eastAsiaTheme="majorEastAsia" w:hAnsiTheme="majorHAnsi"/>
+      <w:rFonts w:asciiTheme="majorHAnsi" w:cstheme="majorBidi" w:hAnsiTheme="majorHAnsi" w:eastAsia="黑体"/>
       <w:color w:themeColor="text1" w:val="000000"/>
     </w:rPr>
     <w:tblPr>
@@ -10163,6 +10628,7 @@
     </w:tcPr>
     <w:tblStylePr w:type="firstRow">
       <w:rPr>
+        <w:rFonts w:eastAsia="黑体"/>
         <w:b/>
         <w:bCs/>
         <w:color w:themeColor="text1" w:val="000000"/>
@@ -10174,6 +10640,7 @@
     </w:tblStylePr>
     <w:tblStylePr w:type="lastRow">
       <w:rPr>
+        <w:rFonts w:eastAsia="黑体"/>
         <w:b/>
         <w:bCs/>
         <w:color w:themeColor="text1" w:val="000000"/>
@@ -10193,6 +10660,7 @@
     </w:tblStylePr>
     <w:tblStylePr w:type="firstCol">
       <w:rPr>
+        <w:rFonts w:eastAsia="黑体"/>
         <w:b/>
         <w:bCs/>
         <w:color w:themeColor="text1" w:val="000000"/>
@@ -10212,6 +10680,7 @@
     </w:tblStylePr>
     <w:tblStylePr w:type="lastCol">
       <w:rPr>
+        <w:rFonts w:eastAsia="黑体"/>
         <w:b w:val="0"/>
         <w:bCs w:val="0"/>
         <w:color w:themeColor="text1" w:val="000000"/>
@@ -10261,7 +10730,7 @@
       <w:spacing w:after="0" w:line="240" w:lineRule="auto"/>
     </w:pPr>
     <w:rPr>
-      <w:rFonts w:asciiTheme="majorHAnsi" w:cstheme="majorBidi" w:eastAsiaTheme="majorEastAsia" w:hAnsiTheme="majorHAnsi"/>
+      <w:rFonts w:asciiTheme="majorHAnsi" w:cstheme="majorBidi" w:hAnsiTheme="majorHAnsi" w:eastAsia="黑体"/>
       <w:color w:themeColor="text1" w:val="000000"/>
     </w:rPr>
     <w:tblPr>
@@ -10288,6 +10757,7 @@
     </w:tcPr>
     <w:tblStylePr w:type="firstRow">
       <w:rPr>
+        <w:rFonts w:eastAsia="黑体"/>
         <w:b/>
         <w:bCs/>
         <w:color w:themeColor="text1" w:val="000000"/>
@@ -10299,6 +10769,7 @@
     </w:tblStylePr>
     <w:tblStylePr w:type="lastRow">
       <w:rPr>
+        <w:rFonts w:eastAsia="黑体"/>
         <w:b/>
         <w:bCs/>
         <w:color w:themeColor="text1" w:val="000000"/>
@@ -10318,6 +10789,7 @@
     </w:tblStylePr>
     <w:tblStylePr w:type="firstCol">
       <w:rPr>
+        <w:rFonts w:eastAsia="黑体"/>
         <w:b/>
         <w:bCs/>
         <w:color w:themeColor="text1" w:val="000000"/>
@@ -10337,6 +10809,7 @@
     </w:tblStylePr>
     <w:tblStylePr w:type="lastCol">
       <w:rPr>
+        <w:rFonts w:eastAsia="黑体"/>
         <w:b w:val="0"/>
         <w:bCs w:val="0"/>
         <w:color w:themeColor="text1" w:val="000000"/>
@@ -10386,7 +10859,7 @@
       <w:spacing w:after="0" w:line="240" w:lineRule="auto"/>
     </w:pPr>
     <w:rPr>
-      <w:rFonts w:asciiTheme="majorHAnsi" w:cstheme="majorBidi" w:eastAsiaTheme="majorEastAsia" w:hAnsiTheme="majorHAnsi"/>
+      <w:rFonts w:asciiTheme="majorHAnsi" w:cstheme="majorBidi" w:hAnsiTheme="majorHAnsi" w:eastAsia="黑体"/>
       <w:color w:themeColor="text1" w:val="000000"/>
     </w:rPr>
     <w:tblPr>
@@ -10413,6 +10886,7 @@
     </w:tcPr>
     <w:tblStylePr w:type="firstRow">
       <w:rPr>
+        <w:rFonts w:eastAsia="黑体"/>
         <w:b/>
         <w:bCs/>
         <w:color w:themeColor="text1" w:val="000000"/>
@@ -10424,6 +10898,7 @@
     </w:tblStylePr>
     <w:tblStylePr w:type="lastRow">
       <w:rPr>
+        <w:rFonts w:eastAsia="黑体"/>
         <w:b/>
         <w:bCs/>
         <w:color w:themeColor="text1" w:val="000000"/>
@@ -10443,6 +10918,7 @@
     </w:tblStylePr>
     <w:tblStylePr w:type="firstCol">
       <w:rPr>
+        <w:rFonts w:eastAsia="黑体"/>
         <w:b/>
         <w:bCs/>
         <w:color w:themeColor="text1" w:val="000000"/>
@@ -10462,6 +10938,7 @@
     </w:tblStylePr>
     <w:tblStylePr w:type="lastCol">
       <w:rPr>
+        <w:rFonts w:eastAsia="黑体"/>
         <w:b w:val="0"/>
         <w:bCs w:val="0"/>
         <w:color w:themeColor="text1" w:val="000000"/>
@@ -10511,7 +10988,7 @@
       <w:spacing w:after="0" w:line="240" w:lineRule="auto"/>
     </w:pPr>
     <w:rPr>
-      <w:rFonts w:asciiTheme="majorHAnsi" w:cstheme="majorBidi" w:eastAsiaTheme="majorEastAsia" w:hAnsiTheme="majorHAnsi"/>
+      <w:rFonts w:asciiTheme="majorHAnsi" w:cstheme="majorBidi" w:hAnsiTheme="majorHAnsi" w:eastAsia="黑体"/>
       <w:color w:themeColor="text1" w:val="000000"/>
     </w:rPr>
     <w:tblPr>
@@ -10538,6 +11015,7 @@
     </w:tcPr>
     <w:tblStylePr w:type="firstRow">
       <w:rPr>
+        <w:rFonts w:eastAsia="黑体"/>
         <w:b/>
         <w:bCs/>
         <w:color w:themeColor="text1" w:val="000000"/>
@@ -10549,6 +11027,7 @@
     </w:tblStylePr>
     <w:tblStylePr w:type="lastRow">
       <w:rPr>
+        <w:rFonts w:eastAsia="黑体"/>
         <w:b/>
         <w:bCs/>
         <w:color w:themeColor="text1" w:val="000000"/>
@@ -10568,6 +11047,7 @@
     </w:tblStylePr>
     <w:tblStylePr w:type="firstCol">
       <w:rPr>
+        <w:rFonts w:eastAsia="黑体"/>
         <w:b/>
         <w:bCs/>
         <w:color w:themeColor="text1" w:val="000000"/>
@@ -10587,6 +11067,7 @@
     </w:tblStylePr>
     <w:tblStylePr w:type="lastCol">
       <w:rPr>
+        <w:rFonts w:eastAsia="黑体"/>
         <w:b w:val="0"/>
         <w:bCs w:val="0"/>
         <w:color w:themeColor="text1" w:val="000000"/>
@@ -10636,7 +11117,7 @@
       <w:spacing w:after="0" w:line="240" w:lineRule="auto"/>
     </w:pPr>
     <w:rPr>
-      <w:rFonts w:asciiTheme="majorHAnsi" w:cstheme="majorBidi" w:eastAsiaTheme="majorEastAsia" w:hAnsiTheme="majorHAnsi"/>
+      <w:rFonts w:asciiTheme="majorHAnsi" w:cstheme="majorBidi" w:hAnsiTheme="majorHAnsi" w:eastAsia="黑体"/>
       <w:color w:themeColor="text1" w:val="000000"/>
     </w:rPr>
     <w:tblPr>
@@ -10663,6 +11144,7 @@
     </w:tcPr>
     <w:tblStylePr w:type="firstRow">
       <w:rPr>
+        <w:rFonts w:eastAsia="黑体"/>
         <w:b/>
         <w:bCs/>
         <w:color w:themeColor="text1" w:val="000000"/>
@@ -10674,6 +11156,7 @@
     </w:tblStylePr>
     <w:tblStylePr w:type="lastRow">
       <w:rPr>
+        <w:rFonts w:eastAsia="黑体"/>
         <w:b/>
         <w:bCs/>
         <w:color w:themeColor="text1" w:val="000000"/>
@@ -10693,6 +11176,7 @@
     </w:tblStylePr>
     <w:tblStylePr w:type="firstCol">
       <w:rPr>
+        <w:rFonts w:eastAsia="黑体"/>
         <w:b/>
         <w:bCs/>
         <w:color w:themeColor="text1" w:val="000000"/>
@@ -10712,6 +11196,7 @@
     </w:tblStylePr>
     <w:tblStylePr w:type="lastCol">
       <w:rPr>
+        <w:rFonts w:eastAsia="黑体"/>
         <w:b w:val="0"/>
         <w:bCs w:val="0"/>
         <w:color w:themeColor="text1" w:val="000000"/>
@@ -10761,7 +11246,7 @@
       <w:spacing w:after="0" w:line="240" w:lineRule="auto"/>
     </w:pPr>
     <w:rPr>
-      <w:rFonts w:asciiTheme="majorHAnsi" w:cstheme="majorBidi" w:eastAsiaTheme="majorEastAsia" w:hAnsiTheme="majorHAnsi"/>
+      <w:rFonts w:asciiTheme="majorHAnsi" w:cstheme="majorBidi" w:hAnsiTheme="majorHAnsi" w:eastAsia="黑体"/>
       <w:color w:themeColor="text1" w:val="000000"/>
     </w:rPr>
     <w:tblPr>
@@ -10788,6 +11273,7 @@
     </w:tcPr>
     <w:tblStylePr w:type="firstRow">
       <w:rPr>
+        <w:rFonts w:eastAsia="黑体"/>
         <w:b/>
         <w:bCs/>
         <w:color w:themeColor="text1" w:val="000000"/>
@@ -10799,6 +11285,7 @@
     </w:tblStylePr>
     <w:tblStylePr w:type="lastRow">
       <w:rPr>
+        <w:rFonts w:eastAsia="黑体"/>
         <w:b/>
         <w:bCs/>
         <w:color w:themeColor="text1" w:val="000000"/>
@@ -10818,6 +11305,7 @@
     </w:tblStylePr>
     <w:tblStylePr w:type="firstCol">
       <w:rPr>
+        <w:rFonts w:eastAsia="黑体"/>
         <w:b/>
         <w:bCs/>
         <w:color w:themeColor="text1" w:val="000000"/>
@@ -10837,6 +11325,7 @@
     </w:tblStylePr>
     <w:tblStylePr w:type="lastCol">
       <w:rPr>
+        <w:rFonts w:eastAsia="黑体"/>
         <w:b w:val="0"/>
         <w:bCs w:val="0"/>
         <w:color w:themeColor="text1" w:val="000000"/>
@@ -10886,7 +11375,7 @@
       <w:spacing w:after="0" w:line="240" w:lineRule="auto"/>
     </w:pPr>
     <w:rPr>
-      <w:rFonts w:asciiTheme="majorHAnsi" w:cstheme="majorBidi" w:eastAsiaTheme="majorEastAsia" w:hAnsiTheme="majorHAnsi"/>
+      <w:rFonts w:asciiTheme="majorHAnsi" w:cstheme="majorBidi" w:hAnsiTheme="majorHAnsi" w:eastAsia="黑体"/>
       <w:color w:themeColor="text1" w:val="000000"/>
     </w:rPr>
     <w:tblPr>
@@ -10913,6 +11402,7 @@
     </w:tcPr>
     <w:tblStylePr w:type="firstRow">
       <w:rPr>
+        <w:rFonts w:eastAsia="黑体"/>
         <w:b/>
         <w:bCs/>
         <w:color w:themeColor="text1" w:val="000000"/>
@@ -10924,6 +11414,7 @@
     </w:tblStylePr>
     <w:tblStylePr w:type="lastRow">
       <w:rPr>
+        <w:rFonts w:eastAsia="黑体"/>
         <w:b/>
         <w:bCs/>
         <w:color w:themeColor="text1" w:val="000000"/>
@@ -10943,6 +11434,7 @@
     </w:tblStylePr>
     <w:tblStylePr w:type="firstCol">
       <w:rPr>
+        <w:rFonts w:eastAsia="黑体"/>
         <w:b/>
         <w:bCs/>
         <w:color w:themeColor="text1" w:val="000000"/>
@@ -10962,6 +11454,7 @@
     </w:tblStylePr>
     <w:tblStylePr w:type="lastCol">
       <w:rPr>
+        <w:rFonts w:eastAsia="黑体"/>
         <w:b w:val="0"/>
         <w:bCs w:val="0"/>
         <w:color w:themeColor="text1" w:val="000000"/>
@@ -11034,6 +11527,7 @@
     </w:tcPr>
     <w:tblStylePr w:type="firstRow">
       <w:rPr>
+        <w:rFonts w:eastAsia="黑体"/>
         <w:b/>
         <w:bCs/>
         <w:i w:val="0"/>
@@ -11055,6 +11549,7 @@
     </w:tblStylePr>
     <w:tblStylePr w:type="lastRow">
       <w:rPr>
+        <w:rFonts w:eastAsia="黑体"/>
         <w:b/>
         <w:bCs/>
         <w:i w:val="0"/>
@@ -11076,6 +11571,7 @@
     </w:tblStylePr>
     <w:tblStylePr w:type="firstCol">
       <w:rPr>
+        <w:rFonts w:eastAsia="黑体"/>
         <w:b/>
         <w:bCs/>
         <w:i w:val="0"/>
@@ -11095,6 +11591,7 @@
     </w:tblStylePr>
     <w:tblStylePr w:type="lastCol">
       <w:rPr>
+        <w:rFonts w:eastAsia="黑体"/>
         <w:b/>
         <w:bCs/>
         <w:i w:val="0"/>
@@ -11175,6 +11672,7 @@
     </w:tcPr>
     <w:tblStylePr w:type="firstRow">
       <w:rPr>
+        <w:rFonts w:eastAsia="黑体"/>
         <w:b/>
         <w:bCs/>
         <w:i w:val="0"/>
@@ -11196,6 +11694,7 @@
     </w:tblStylePr>
     <w:tblStylePr w:type="lastRow">
       <w:rPr>
+        <w:rFonts w:eastAsia="黑体"/>
         <w:b/>
         <w:bCs/>
         <w:i w:val="0"/>
@@ -11217,6 +11716,7 @@
     </w:tblStylePr>
     <w:tblStylePr w:type="firstCol">
       <w:rPr>
+        <w:rFonts w:eastAsia="黑体"/>
         <w:b/>
         <w:bCs/>
         <w:i w:val="0"/>
@@ -11236,6 +11736,7 @@
     </w:tblStylePr>
     <w:tblStylePr w:type="lastCol">
       <w:rPr>
+        <w:rFonts w:eastAsia="黑体"/>
         <w:b/>
         <w:bCs/>
         <w:i w:val="0"/>
@@ -11316,6 +11817,7 @@
     </w:tcPr>
     <w:tblStylePr w:type="firstRow">
       <w:rPr>
+        <w:rFonts w:eastAsia="黑体"/>
         <w:b/>
         <w:bCs/>
         <w:i w:val="0"/>
@@ -11337,6 +11839,7 @@
     </w:tblStylePr>
     <w:tblStylePr w:type="lastRow">
       <w:rPr>
+        <w:rFonts w:eastAsia="黑体"/>
         <w:b/>
         <w:bCs/>
         <w:i w:val="0"/>
@@ -11358,6 +11861,7 @@
     </w:tblStylePr>
     <w:tblStylePr w:type="firstCol">
       <w:rPr>
+        <w:rFonts w:eastAsia="黑体"/>
         <w:b/>
         <w:bCs/>
         <w:i w:val="0"/>
@@ -11377,6 +11881,7 @@
     </w:tblStylePr>
     <w:tblStylePr w:type="lastCol">
       <w:rPr>
+        <w:rFonts w:eastAsia="黑体"/>
         <w:b/>
         <w:bCs/>
         <w:i w:val="0"/>
@@ -11457,6 +11962,7 @@
     </w:tcPr>
     <w:tblStylePr w:type="firstRow">
       <w:rPr>
+        <w:rFonts w:eastAsia="黑体"/>
         <w:b/>
         <w:bCs/>
         <w:i w:val="0"/>
@@ -11478,6 +11984,7 @@
     </w:tblStylePr>
     <w:tblStylePr w:type="lastRow">
       <w:rPr>
+        <w:rFonts w:eastAsia="黑体"/>
         <w:b/>
         <w:bCs/>
         <w:i w:val="0"/>
@@ -11499,6 +12006,7 @@
     </w:tblStylePr>
     <w:tblStylePr w:type="firstCol">
       <w:rPr>
+        <w:rFonts w:eastAsia="黑体"/>
         <w:b/>
         <w:bCs/>
         <w:i w:val="0"/>
@@ -11518,6 +12026,7 @@
     </w:tblStylePr>
     <w:tblStylePr w:type="lastCol">
       <w:rPr>
+        <w:rFonts w:eastAsia="黑体"/>
         <w:b/>
         <w:bCs/>
         <w:i w:val="0"/>
@@ -11598,6 +12107,7 @@
     </w:tcPr>
     <w:tblStylePr w:type="firstRow">
       <w:rPr>
+        <w:rFonts w:eastAsia="黑体"/>
         <w:b/>
         <w:bCs/>
         <w:i w:val="0"/>
@@ -11619,6 +12129,7 @@
     </w:tblStylePr>
     <w:tblStylePr w:type="lastRow">
       <w:rPr>
+        <w:rFonts w:eastAsia="黑体"/>
         <w:b/>
         <w:bCs/>
         <w:i w:val="0"/>
@@ -11640,6 +12151,7 @@
     </w:tblStylePr>
     <w:tblStylePr w:type="firstCol">
       <w:rPr>
+        <w:rFonts w:eastAsia="黑体"/>
         <w:b/>
         <w:bCs/>
         <w:i w:val="0"/>
@@ -11659,6 +12171,7 @@
     </w:tblStylePr>
     <w:tblStylePr w:type="lastCol">
       <w:rPr>
+        <w:rFonts w:eastAsia="黑体"/>
         <w:b/>
         <w:bCs/>
         <w:i w:val="0"/>
@@ -11739,6 +12252,7 @@
     </w:tcPr>
     <w:tblStylePr w:type="firstRow">
       <w:rPr>
+        <w:rFonts w:eastAsia="黑体"/>
         <w:b/>
         <w:bCs/>
         <w:i w:val="0"/>
@@ -11760,6 +12274,7 @@
     </w:tblStylePr>
     <w:tblStylePr w:type="lastRow">
       <w:rPr>
+        <w:rFonts w:eastAsia="黑体"/>
         <w:b/>
         <w:bCs/>
         <w:i w:val="0"/>
@@ -11781,6 +12296,7 @@
     </w:tblStylePr>
     <w:tblStylePr w:type="firstCol">
       <w:rPr>
+        <w:rFonts w:eastAsia="黑体"/>
         <w:b/>
         <w:bCs/>
         <w:i w:val="0"/>
@@ -11800,6 +12316,7 @@
     </w:tblStylePr>
     <w:tblStylePr w:type="lastCol">
       <w:rPr>
+        <w:rFonts w:eastAsia="黑体"/>
         <w:b/>
         <w:bCs/>
         <w:i w:val="0"/>
@@ -11880,6 +12397,7 @@
     </w:tcPr>
     <w:tblStylePr w:type="firstRow">
       <w:rPr>
+        <w:rFonts w:eastAsia="黑体"/>
         <w:b/>
         <w:bCs/>
         <w:i w:val="0"/>
@@ -11901,6 +12419,7 @@
     </w:tblStylePr>
     <w:tblStylePr w:type="lastRow">
       <w:rPr>
+        <w:rFonts w:eastAsia="黑体"/>
         <w:b/>
         <w:bCs/>
         <w:i w:val="0"/>
@@ -11922,6 +12441,7 @@
     </w:tblStylePr>
     <w:tblStylePr w:type="firstCol">
       <w:rPr>
+        <w:rFonts w:eastAsia="黑体"/>
         <w:b/>
         <w:bCs/>
         <w:i w:val="0"/>
@@ -11941,6 +12461,7 @@
     </w:tblStylePr>
     <w:tblStylePr w:type="lastCol">
       <w:rPr>
+        <w:rFonts w:eastAsia="黑体"/>
         <w:b/>
         <w:bCs/>
         <w:i w:val="0"/>
@@ -11998,6 +12519,7 @@
       <w:spacing w:after="0" w:line="240" w:lineRule="auto"/>
     </w:pPr>
     <w:rPr>
+      <w:rFonts w:eastAsia="黑体"/>
       <w:color w:themeColor="background1" w:val="FFFFFF"/>
     </w:rPr>
     <w:tblPr>
@@ -12016,6 +12538,7 @@
     </w:tcPr>
     <w:tblStylePr w:type="firstRow">
       <w:rPr>
+        <w:rFonts w:eastAsia="黑体"/>
         <w:b/>
         <w:bCs/>
       </w:rPr>
@@ -12112,6 +12635,7 @@
       <w:spacing w:after="0" w:line="240" w:lineRule="auto"/>
     </w:pPr>
     <w:rPr>
+      <w:rFonts w:eastAsia="黑体"/>
       <w:color w:themeColor="background1" w:val="FFFFFF"/>
     </w:rPr>
     <w:tblPr>
@@ -12130,6 +12654,7 @@
     </w:tcPr>
     <w:tblStylePr w:type="firstRow">
       <w:rPr>
+        <w:rFonts w:eastAsia="黑体"/>
         <w:b/>
         <w:bCs/>
       </w:rPr>
@@ -12226,6 +12751,7 @@
       <w:spacing w:after="0" w:line="240" w:lineRule="auto"/>
     </w:pPr>
     <w:rPr>
+      <w:rFonts w:eastAsia="黑体"/>
       <w:color w:themeColor="background1" w:val="FFFFFF"/>
     </w:rPr>
     <w:tblPr>
@@ -12244,6 +12770,7 @@
     </w:tcPr>
     <w:tblStylePr w:type="firstRow">
       <w:rPr>
+        <w:rFonts w:eastAsia="黑体"/>
         <w:b/>
         <w:bCs/>
       </w:rPr>
@@ -12340,6 +12867,7 @@
       <w:spacing w:after="0" w:line="240" w:lineRule="auto"/>
     </w:pPr>
     <w:rPr>
+      <w:rFonts w:eastAsia="黑体"/>
       <w:color w:themeColor="background1" w:val="FFFFFF"/>
     </w:rPr>
     <w:tblPr>
@@ -12358,6 +12886,7 @@
     </w:tcPr>
     <w:tblStylePr w:type="firstRow">
       <w:rPr>
+        <w:rFonts w:eastAsia="黑体"/>
         <w:b/>
         <w:bCs/>
       </w:rPr>
@@ -12454,6 +12983,7 @@
       <w:spacing w:after="0" w:line="240" w:lineRule="auto"/>
     </w:pPr>
     <w:rPr>
+      <w:rFonts w:eastAsia="黑体"/>
       <w:color w:themeColor="background1" w:val="FFFFFF"/>
     </w:rPr>
     <w:tblPr>
@@ -12472,6 +13002,7 @@
     </w:tcPr>
     <w:tblStylePr w:type="firstRow">
       <w:rPr>
+        <w:rFonts w:eastAsia="黑体"/>
         <w:b/>
         <w:bCs/>
       </w:rPr>
@@ -12568,6 +13099,7 @@
       <w:spacing w:after="0" w:line="240" w:lineRule="auto"/>
     </w:pPr>
     <w:rPr>
+      <w:rFonts w:eastAsia="黑体"/>
       <w:color w:themeColor="background1" w:val="FFFFFF"/>
     </w:rPr>
     <w:tblPr>
@@ -12586,6 +13118,7 @@
     </w:tcPr>
     <w:tblStylePr w:type="firstRow">
       <w:rPr>
+        <w:rFonts w:eastAsia="黑体"/>
         <w:b/>
         <w:bCs/>
       </w:rPr>
@@ -12682,6 +13215,7 @@
       <w:spacing w:after="0" w:line="240" w:lineRule="auto"/>
     </w:pPr>
     <w:rPr>
+      <w:rFonts w:eastAsia="黑体"/>
       <w:color w:themeColor="background1" w:val="FFFFFF"/>
     </w:rPr>
     <w:tblPr>
@@ -12700,6 +13234,7 @@
     </w:tcPr>
     <w:tblStylePr w:type="firstRow">
       <w:rPr>
+        <w:rFonts w:eastAsia="黑体"/>
         <w:b/>
         <w:bCs/>
       </w:rPr>
@@ -12796,6 +13331,7 @@
       <w:spacing w:after="0" w:line="240" w:lineRule="auto"/>
     </w:pPr>
     <w:rPr>
+      <w:rFonts w:eastAsia="黑体"/>
       <w:color w:themeColor="text1" w:val="000000"/>
     </w:rPr>
     <w:tblPr>
@@ -12822,6 +13358,7 @@
     </w:tcPr>
     <w:tblStylePr w:type="firstRow">
       <w:rPr>
+        <w:rFonts w:eastAsia="黑体"/>
         <w:b/>
         <w:bCs/>
       </w:rPr>
@@ -12840,6 +13377,7 @@
     </w:tblStylePr>
     <w:tblStylePr w:type="lastRow">
       <w:rPr>
+        <w:rFonts w:eastAsia="黑体"/>
         <w:b/>
         <w:bCs/>
         <w:color w:themeColor="background1" w:val="FFFFFF"/>
@@ -12854,6 +13392,7 @@
     </w:tblStylePr>
     <w:tblStylePr w:type="firstCol">
       <w:rPr>
+        <w:rFonts w:eastAsia="黑体"/>
         <w:color w:themeColor="background1" w:val="FFFFFF"/>
       </w:rPr>
       <w:tblPr/>
@@ -12871,6 +13410,7 @@
     </w:tblStylePr>
     <w:tblStylePr w:type="lastCol">
       <w:rPr>
+        <w:rFonts w:eastAsia="黑体"/>
         <w:color w:themeColor="background1" w:val="FFFFFF"/>
       </w:rPr>
       <w:tblPr/>
@@ -12900,11 +13440,13 @@
     </w:tblStylePr>
     <w:tblStylePr w:type="neCell">
       <w:rPr>
+        <w:rFonts w:eastAsia="黑体"/>
         <w:color w:themeColor="text1" w:val="000000"/>
       </w:rPr>
     </w:tblStylePr>
     <w:tblStylePr w:type="nwCell">
       <w:rPr>
+        <w:rFonts w:eastAsia="黑体"/>
         <w:color w:themeColor="text1" w:val="000000"/>
       </w:rPr>
     </w:tblStylePr>
@@ -12918,6 +13460,7 @@
       <w:spacing w:after="0" w:line="240" w:lineRule="auto"/>
     </w:pPr>
     <w:rPr>
+      <w:rFonts w:eastAsia="黑体"/>
       <w:color w:themeColor="text1" w:val="000000"/>
     </w:rPr>
     <w:tblPr>
@@ -12944,6 +13487,7 @@
     </w:tcPr>
     <w:tblStylePr w:type="firstRow">
       <w:rPr>
+        <w:rFonts w:eastAsia="黑体"/>
         <w:b/>
         <w:bCs/>
       </w:rPr>
@@ -12962,6 +13506,7 @@
     </w:tblStylePr>
     <w:tblStylePr w:type="lastRow">
       <w:rPr>
+        <w:rFonts w:eastAsia="黑体"/>
         <w:b/>
         <w:bCs/>
         <w:color w:themeColor="background1" w:val="FFFFFF"/>
@@ -12976,6 +13521,7 @@
     </w:tblStylePr>
     <w:tblStylePr w:type="firstCol">
       <w:rPr>
+        <w:rFonts w:eastAsia="黑体"/>
         <w:color w:themeColor="background1" w:val="FFFFFF"/>
       </w:rPr>
       <w:tblPr/>
@@ -12993,6 +13539,7 @@
     </w:tblStylePr>
     <w:tblStylePr w:type="lastCol">
       <w:rPr>
+        <w:rFonts w:eastAsia="黑体"/>
         <w:color w:themeColor="background1" w:val="FFFFFF"/>
       </w:rPr>
       <w:tblPr/>
@@ -13022,11 +13569,13 @@
     </w:tblStylePr>
     <w:tblStylePr w:type="neCell">
       <w:rPr>
+        <w:rFonts w:eastAsia="黑体"/>
         <w:color w:themeColor="text1" w:val="000000"/>
       </w:rPr>
     </w:tblStylePr>
     <w:tblStylePr w:type="nwCell">
       <w:rPr>
+        <w:rFonts w:eastAsia="黑体"/>
         <w:color w:themeColor="text1" w:val="000000"/>
       </w:rPr>
     </w:tblStylePr>
@@ -13040,6 +13589,7 @@
       <w:spacing w:after="0" w:line="240" w:lineRule="auto"/>
     </w:pPr>
     <w:rPr>
+      <w:rFonts w:eastAsia="黑体"/>
       <w:color w:themeColor="text1" w:val="000000"/>
     </w:rPr>
     <w:tblPr>
@@ -13066,6 +13616,7 @@
     </w:tcPr>
     <w:tblStylePr w:type="firstRow">
       <w:rPr>
+        <w:rFonts w:eastAsia="黑体"/>
         <w:b/>
         <w:bCs/>
       </w:rPr>
@@ -13084,6 +13635,7 @@
     </w:tblStylePr>
     <w:tblStylePr w:type="lastRow">
       <w:rPr>
+        <w:rFonts w:eastAsia="黑体"/>
         <w:b/>
         <w:bCs/>
         <w:color w:themeColor="background1" w:val="FFFFFF"/>
@@ -13098,6 +13650,7 @@
     </w:tblStylePr>
     <w:tblStylePr w:type="firstCol">
       <w:rPr>
+        <w:rFonts w:eastAsia="黑体"/>
         <w:color w:themeColor="background1" w:val="FFFFFF"/>
       </w:rPr>
       <w:tblPr/>
@@ -13115,6 +13668,7 @@
     </w:tblStylePr>
     <w:tblStylePr w:type="lastCol">
       <w:rPr>
+        <w:rFonts w:eastAsia="黑体"/>
         <w:color w:themeColor="background1" w:val="FFFFFF"/>
       </w:rPr>
       <w:tblPr/>
@@ -13144,11 +13698,13 @@
     </w:tblStylePr>
     <w:tblStylePr w:type="neCell">
       <w:rPr>
+        <w:rFonts w:eastAsia="黑体"/>
         <w:color w:themeColor="text1" w:val="000000"/>
       </w:rPr>
     </w:tblStylePr>
     <w:tblStylePr w:type="nwCell">
       <w:rPr>
+        <w:rFonts w:eastAsia="黑体"/>
         <w:color w:themeColor="text1" w:val="000000"/>
       </w:rPr>
     </w:tblStylePr>
@@ -13162,6 +13718,7 @@
       <w:spacing w:after="0" w:line="240" w:lineRule="auto"/>
     </w:pPr>
     <w:rPr>
+      <w:rFonts w:eastAsia="黑体"/>
       <w:color w:themeColor="text1" w:val="000000"/>
     </w:rPr>
     <w:tblPr>
@@ -13188,6 +13745,7 @@
     </w:tcPr>
     <w:tblStylePr w:type="firstRow">
       <w:rPr>
+        <w:rFonts w:eastAsia="黑体"/>
         <w:b/>
         <w:bCs/>
       </w:rPr>
@@ -13206,6 +13764,7 @@
     </w:tblStylePr>
     <w:tblStylePr w:type="lastRow">
       <w:rPr>
+        <w:rFonts w:eastAsia="黑体"/>
         <w:b/>
         <w:bCs/>
         <w:color w:themeColor="background1" w:val="FFFFFF"/>
@@ -13220,6 +13779,7 @@
     </w:tblStylePr>
     <w:tblStylePr w:type="firstCol">
       <w:rPr>
+        <w:rFonts w:eastAsia="黑体"/>
         <w:color w:themeColor="background1" w:val="FFFFFF"/>
       </w:rPr>
       <w:tblPr/>
@@ -13237,6 +13797,7 @@
     </w:tblStylePr>
     <w:tblStylePr w:type="lastCol">
       <w:rPr>
+        <w:rFonts w:eastAsia="黑体"/>
         <w:color w:themeColor="background1" w:val="FFFFFF"/>
       </w:rPr>
       <w:tblPr/>
@@ -13274,6 +13835,7 @@
       <w:spacing w:after="0" w:line="240" w:lineRule="auto"/>
     </w:pPr>
     <w:rPr>
+      <w:rFonts w:eastAsia="黑体"/>
       <w:color w:themeColor="text1" w:val="000000"/>
     </w:rPr>
     <w:tblPr>
@@ -13300,6 +13862,7 @@
     </w:tcPr>
     <w:tblStylePr w:type="firstRow">
       <w:rPr>
+        <w:rFonts w:eastAsia="黑体"/>
         <w:b/>
         <w:bCs/>
       </w:rPr>
@@ -13318,6 +13881,7 @@
     </w:tblStylePr>
     <w:tblStylePr w:type="lastRow">
       <w:rPr>
+        <w:rFonts w:eastAsia="黑体"/>
         <w:b/>
         <w:bCs/>
         <w:color w:themeColor="background1" w:val="FFFFFF"/>
@@ -13332,6 +13896,7 @@
     </w:tblStylePr>
     <w:tblStylePr w:type="firstCol">
       <w:rPr>
+        <w:rFonts w:eastAsia="黑体"/>
         <w:color w:themeColor="background1" w:val="FFFFFF"/>
       </w:rPr>
       <w:tblPr/>
@@ -13349,6 +13914,7 @@
     </w:tblStylePr>
     <w:tblStylePr w:type="lastCol">
       <w:rPr>
+        <w:rFonts w:eastAsia="黑体"/>
         <w:color w:themeColor="background1" w:val="FFFFFF"/>
       </w:rPr>
       <w:tblPr/>
@@ -13378,11 +13944,13 @@
     </w:tblStylePr>
     <w:tblStylePr w:type="neCell">
       <w:rPr>
+        <w:rFonts w:eastAsia="黑体"/>
         <w:color w:themeColor="text1" w:val="000000"/>
       </w:rPr>
     </w:tblStylePr>
     <w:tblStylePr w:type="nwCell">
       <w:rPr>
+        <w:rFonts w:eastAsia="黑体"/>
         <w:color w:themeColor="text1" w:val="000000"/>
       </w:rPr>
     </w:tblStylePr>
@@ -13396,6 +13964,7 @@
       <w:spacing w:after="0" w:line="240" w:lineRule="auto"/>
     </w:pPr>
     <w:rPr>
+      <w:rFonts w:eastAsia="黑体"/>
       <w:color w:themeColor="text1" w:val="000000"/>
     </w:rPr>
     <w:tblPr>
@@ -13422,6 +13991,7 @@
     </w:tcPr>
     <w:tblStylePr w:type="firstRow">
       <w:rPr>
+        <w:rFonts w:eastAsia="黑体"/>
         <w:b/>
         <w:bCs/>
       </w:rPr>
@@ -13440,6 +14010,7 @@
     </w:tblStylePr>
     <w:tblStylePr w:type="lastRow">
       <w:rPr>
+        <w:rFonts w:eastAsia="黑体"/>
         <w:b/>
         <w:bCs/>
         <w:color w:themeColor="background1" w:val="FFFFFF"/>
@@ -13454,6 +14025,7 @@
     </w:tblStylePr>
     <w:tblStylePr w:type="firstCol">
       <w:rPr>
+        <w:rFonts w:eastAsia="黑体"/>
         <w:color w:themeColor="background1" w:val="FFFFFF"/>
       </w:rPr>
       <w:tblPr/>
@@ -13471,6 +14043,7 @@
     </w:tblStylePr>
     <w:tblStylePr w:type="lastCol">
       <w:rPr>
+        <w:rFonts w:eastAsia="黑体"/>
         <w:color w:themeColor="background1" w:val="FFFFFF"/>
       </w:rPr>
       <w:tblPr/>
@@ -13500,11 +14073,13 @@
     </w:tblStylePr>
     <w:tblStylePr w:type="neCell">
       <w:rPr>
+        <w:rFonts w:eastAsia="黑体"/>
         <w:color w:themeColor="text1" w:val="000000"/>
       </w:rPr>
     </w:tblStylePr>
     <w:tblStylePr w:type="nwCell">
       <w:rPr>
+        <w:rFonts w:eastAsia="黑体"/>
         <w:color w:themeColor="text1" w:val="000000"/>
       </w:rPr>
     </w:tblStylePr>
@@ -13518,6 +14093,7 @@
       <w:spacing w:after="0" w:line="240" w:lineRule="auto"/>
     </w:pPr>
     <w:rPr>
+      <w:rFonts w:eastAsia="黑体"/>
       <w:color w:themeColor="text1" w:val="000000"/>
     </w:rPr>
     <w:tblPr>
@@ -13544,6 +14120,7 @@
     </w:tcPr>
     <w:tblStylePr w:type="firstRow">
       <w:rPr>
+        <w:rFonts w:eastAsia="黑体"/>
         <w:b/>
         <w:bCs/>
       </w:rPr>
@@ -13562,6 +14139,7 @@
     </w:tblStylePr>
     <w:tblStylePr w:type="lastRow">
       <w:rPr>
+        <w:rFonts w:eastAsia="黑体"/>
         <w:b/>
         <w:bCs/>
         <w:color w:themeColor="background1" w:val="FFFFFF"/>
@@ -13576,6 +14154,7 @@
     </w:tblStylePr>
     <w:tblStylePr w:type="firstCol">
       <w:rPr>
+        <w:rFonts w:eastAsia="黑体"/>
         <w:color w:themeColor="background1" w:val="FFFFFF"/>
       </w:rPr>
       <w:tblPr/>
@@ -13593,6 +14172,7 @@
     </w:tblStylePr>
     <w:tblStylePr w:type="lastCol">
       <w:rPr>
+        <w:rFonts w:eastAsia="黑体"/>
         <w:color w:themeColor="background1" w:val="FFFFFF"/>
       </w:rPr>
       <w:tblPr/>
@@ -13622,11 +14202,13 @@
     </w:tblStylePr>
     <w:tblStylePr w:type="neCell">
       <w:rPr>
+        <w:rFonts w:eastAsia="黑体"/>
         <w:color w:themeColor="text1" w:val="000000"/>
       </w:rPr>
     </w:tblStylePr>
     <w:tblStylePr w:type="nwCell">
       <w:rPr>
+        <w:rFonts w:eastAsia="黑体"/>
         <w:color w:themeColor="text1" w:val="000000"/>
       </w:rPr>
     </w:tblStylePr>
@@ -13640,6 +14222,7 @@
       <w:spacing w:after="0" w:line="240" w:lineRule="auto"/>
     </w:pPr>
     <w:rPr>
+      <w:rFonts w:eastAsia="黑体"/>
       <w:color w:themeColor="text1" w:val="000000"/>
     </w:rPr>
     <w:tblPr>
@@ -13658,6 +14241,7 @@
     </w:tcPr>
     <w:tblStylePr w:type="firstRow">
       <w:rPr>
+        <w:rFonts w:eastAsia="黑体"/>
         <w:b/>
         <w:bCs/>
         <w:color w:themeColor="background1" w:val="FFFFFF"/>
@@ -13672,6 +14256,7 @@
     </w:tblStylePr>
     <w:tblStylePr w:type="lastRow">
       <w:rPr>
+        <w:rFonts w:eastAsia="黑体"/>
         <w:b/>
         <w:bCs/>
         <w:color w:themeColor="accent2" w:themeShade="CC" w:val="9E3A38"/>
@@ -13686,12 +14271,14 @@
     </w:tblStylePr>
     <w:tblStylePr w:type="firstCol">
       <w:rPr>
+        <w:rFonts w:eastAsia="黑体"/>
         <w:b/>
         <w:bCs/>
       </w:rPr>
     </w:tblStylePr>
     <w:tblStylePr w:type="lastCol">
       <w:rPr>
+        <w:rFonts w:eastAsia="黑体"/>
         <w:b/>
         <w:bCs/>
       </w:rPr>
@@ -13726,6 +14313,7 @@
       <w:spacing w:after="0" w:line="240" w:lineRule="auto"/>
     </w:pPr>
     <w:rPr>
+      <w:rFonts w:eastAsia="黑体"/>
       <w:color w:themeColor="text1" w:val="000000"/>
     </w:rPr>
     <w:tblPr>
@@ -13744,6 +14332,7 @@
     </w:tcPr>
     <w:tblStylePr w:type="firstRow">
       <w:rPr>
+        <w:rFonts w:eastAsia="黑体"/>
         <w:b/>
         <w:bCs/>
         <w:color w:themeColor="background1" w:val="FFFFFF"/>
@@ -13758,6 +14347,7 @@
     </w:tblStylePr>
     <w:tblStylePr w:type="lastRow">
       <w:rPr>
+        <w:rFonts w:eastAsia="黑体"/>
         <w:b/>
         <w:bCs/>
         <w:color w:themeColor="accent2" w:themeShade="CC" w:val="9E3A38"/>
@@ -13772,12 +14362,14 @@
     </w:tblStylePr>
     <w:tblStylePr w:type="firstCol">
       <w:rPr>
+        <w:rFonts w:eastAsia="黑体"/>
         <w:b/>
         <w:bCs/>
       </w:rPr>
     </w:tblStylePr>
     <w:tblStylePr w:type="lastCol">
       <w:rPr>
+        <w:rFonts w:eastAsia="黑体"/>
         <w:b/>
         <w:bCs/>
       </w:rPr>
@@ -13812,6 +14404,7 @@
       <w:spacing w:after="0" w:line="240" w:lineRule="auto"/>
     </w:pPr>
     <w:rPr>
+      <w:rFonts w:eastAsia="黑体"/>
       <w:color w:themeColor="text1" w:val="000000"/>
     </w:rPr>
     <w:tblPr>
@@ -13830,6 +14423,7 @@
     </w:tcPr>
     <w:tblStylePr w:type="firstRow">
       <w:rPr>
+        <w:rFonts w:eastAsia="黑体"/>
         <w:b/>
         <w:bCs/>
         <w:color w:themeColor="background1" w:val="FFFFFF"/>
@@ -13844,6 +14438,7 @@
     </w:tblStylePr>
     <w:tblStylePr w:type="lastRow">
       <w:rPr>
+        <w:rFonts w:eastAsia="黑体"/>
         <w:b/>
         <w:bCs/>
         <w:color w:themeColor="accent2" w:themeShade="CC" w:val="9E3A38"/>
@@ -13858,12 +14453,14 @@
     </w:tblStylePr>
     <w:tblStylePr w:type="firstCol">
       <w:rPr>
+        <w:rFonts w:eastAsia="黑体"/>
         <w:b/>
         <w:bCs/>
       </w:rPr>
     </w:tblStylePr>
     <w:tblStylePr w:type="lastCol">
       <w:rPr>
+        <w:rFonts w:eastAsia="黑体"/>
         <w:b/>
         <w:bCs/>
       </w:rPr>
@@ -13898,6 +14495,7 @@
       <w:spacing w:after="0" w:line="240" w:lineRule="auto"/>
     </w:pPr>
     <w:rPr>
+      <w:rFonts w:eastAsia="黑体"/>
       <w:color w:themeColor="text1" w:val="000000"/>
     </w:rPr>
     <w:tblPr>
@@ -13916,6 +14514,7 @@
     </w:tcPr>
     <w:tblStylePr w:type="firstRow">
       <w:rPr>
+        <w:rFonts w:eastAsia="黑体"/>
         <w:b/>
         <w:bCs/>
         <w:color w:themeColor="background1" w:val="FFFFFF"/>
@@ -13930,6 +14529,7 @@
     </w:tblStylePr>
     <w:tblStylePr w:type="lastRow">
       <w:rPr>
+        <w:rFonts w:eastAsia="黑体"/>
         <w:b/>
         <w:bCs/>
         <w:color w:themeColor="accent4" w:themeShade="CC" w:val="664E82"/>
@@ -13944,12 +14544,14 @@
     </w:tblStylePr>
     <w:tblStylePr w:type="firstCol">
       <w:rPr>
+        <w:rFonts w:eastAsia="黑体"/>
         <w:b/>
         <w:bCs/>
       </w:rPr>
     </w:tblStylePr>
     <w:tblStylePr w:type="lastCol">
       <w:rPr>
+        <w:rFonts w:eastAsia="黑体"/>
         <w:b/>
         <w:bCs/>
       </w:rPr>
@@ -13984,6 +14586,7 @@
       <w:spacing w:after="0" w:line="240" w:lineRule="auto"/>
     </w:pPr>
     <w:rPr>
+      <w:rFonts w:eastAsia="黑体"/>
       <w:color w:themeColor="text1" w:val="000000"/>
     </w:rPr>
     <w:tblPr>
@@ -14002,6 +14605,7 @@
     </w:tcPr>
     <w:tblStylePr w:type="firstRow">
       <w:rPr>
+        <w:rFonts w:eastAsia="黑体"/>
         <w:b/>
         <w:bCs/>
         <w:color w:themeColor="background1" w:val="FFFFFF"/>
@@ -14016,6 +14620,7 @@
     </w:tblStylePr>
     <w:tblStylePr w:type="lastRow">
       <w:rPr>
+        <w:rFonts w:eastAsia="黑体"/>
         <w:b/>
         <w:bCs/>
         <w:color w:themeColor="accent3" w:themeShade="CC" w:val="7E9C40"/>
@@ -14030,12 +14635,14 @@
     </w:tblStylePr>
     <w:tblStylePr w:type="firstCol">
       <w:rPr>
+        <w:rFonts w:eastAsia="黑体"/>
         <w:b/>
         <w:bCs/>
       </w:rPr>
     </w:tblStylePr>
     <w:tblStylePr w:type="lastCol">
       <w:rPr>
+        <w:rFonts w:eastAsia="黑体"/>
         <w:b/>
         <w:bCs/>
       </w:rPr>
@@ -14070,6 +14677,7 @@
       <w:spacing w:after="0" w:line="240" w:lineRule="auto"/>
     </w:pPr>
     <w:rPr>
+      <w:rFonts w:eastAsia="黑体"/>
       <w:color w:themeColor="text1" w:val="000000"/>
     </w:rPr>
     <w:tblPr>
@@ -14088,6 +14696,7 @@
     </w:tcPr>
     <w:tblStylePr w:type="firstRow">
       <w:rPr>
+        <w:rFonts w:eastAsia="黑体"/>
         <w:b/>
         <w:bCs/>
         <w:color w:themeColor="background1" w:val="FFFFFF"/>
@@ -14102,6 +14711,7 @@
     </w:tblStylePr>
     <w:tblStylePr w:type="lastRow">
       <w:rPr>
+        <w:rFonts w:eastAsia="黑体"/>
         <w:b/>
         <w:bCs/>
         <w:color w:themeColor="accent6" w:themeShade="CC" w:val="F2730A"/>
@@ -14116,12 +14726,14 @@
     </w:tblStylePr>
     <w:tblStylePr w:type="firstCol">
       <w:rPr>
+        <w:rFonts w:eastAsia="黑体"/>
         <w:b/>
         <w:bCs/>
       </w:rPr>
     </w:tblStylePr>
     <w:tblStylePr w:type="lastCol">
       <w:rPr>
+        <w:rFonts w:eastAsia="黑体"/>
         <w:b/>
         <w:bCs/>
       </w:rPr>
@@ -14156,6 +14768,7 @@
       <w:spacing w:after="0" w:line="240" w:lineRule="auto"/>
     </w:pPr>
     <w:rPr>
+      <w:rFonts w:eastAsia="黑体"/>
       <w:color w:themeColor="text1" w:val="000000"/>
     </w:rPr>
     <w:tblPr>
@@ -14174,6 +14787,7 @@
     </w:tcPr>
     <w:tblStylePr w:type="firstRow">
       <w:rPr>
+        <w:rFonts w:eastAsia="黑体"/>
         <w:b/>
         <w:bCs/>
         <w:color w:themeColor="background1" w:val="FFFFFF"/>
@@ -14188,6 +14802,7 @@
     </w:tblStylePr>
     <w:tblStylePr w:type="lastRow">
       <w:rPr>
+        <w:rFonts w:eastAsia="黑体"/>
         <w:b/>
         <w:bCs/>
         <w:color w:themeColor="accent5" w:themeShade="CC" w:val="348DA5"/>
@@ -14202,12 +14817,14 @@
     </w:tblStylePr>
     <w:tblStylePr w:type="firstCol">
       <w:rPr>
+        <w:rFonts w:eastAsia="黑体"/>
         <w:b/>
         <w:bCs/>
       </w:rPr>
     </w:tblStylePr>
     <w:tblStylePr w:type="lastCol">
       <w:rPr>
+        <w:rFonts w:eastAsia="黑体"/>
         <w:b/>
         <w:bCs/>
       </w:rPr>
@@ -14242,6 +14859,7 @@
       <w:spacing w:after="0" w:line="240" w:lineRule="auto"/>
     </w:pPr>
     <w:rPr>
+      <w:rFonts w:eastAsia="黑体"/>
       <w:color w:themeColor="text1" w:val="000000"/>
     </w:rPr>
     <w:tblPr>
@@ -14263,6 +14881,7 @@
     </w:tcPr>
     <w:tblStylePr w:type="firstRow">
       <w:rPr>
+        <w:rFonts w:eastAsia="黑体"/>
         <w:b/>
         <w:bCs/>
       </w:rPr>
@@ -14273,6 +14892,7 @@
     </w:tblStylePr>
     <w:tblStylePr w:type="lastRow">
       <w:rPr>
+        <w:rFonts w:eastAsia="黑体"/>
         <w:b/>
         <w:bCs/>
         <w:color w:themeColor="text1" w:val="000000"/>
@@ -14284,6 +14904,7 @@
     </w:tblStylePr>
     <w:tblStylePr w:type="firstCol">
       <w:rPr>
+        <w:rFonts w:eastAsia="黑体"/>
         <w:color w:themeColor="background1" w:val="FFFFFF"/>
       </w:rPr>
       <w:tblPr/>
@@ -14293,6 +14914,7 @@
     </w:tblStylePr>
     <w:tblStylePr w:type="lastCol">
       <w:rPr>
+        <w:rFonts w:eastAsia="黑体"/>
         <w:color w:themeColor="background1" w:val="FFFFFF"/>
       </w:rPr>
       <w:tblPr/>
@@ -14322,6 +14944,7 @@
       <w:spacing w:after="0" w:line="240" w:lineRule="auto"/>
     </w:pPr>
     <w:rPr>
+      <w:rFonts w:eastAsia="黑体"/>
       <w:color w:themeColor="text1" w:val="000000"/>
     </w:rPr>
     <w:tblPr>
@@ -14343,6 +14966,7 @@
     </w:tcPr>
     <w:tblStylePr w:type="firstRow">
       <w:rPr>
+        <w:rFonts w:eastAsia="黑体"/>
         <w:b/>
         <w:bCs/>
       </w:rPr>
@@ -14353,6 +14977,7 @@
     </w:tblStylePr>
     <w:tblStylePr w:type="lastRow">
       <w:rPr>
+        <w:rFonts w:eastAsia="黑体"/>
         <w:b/>
         <w:bCs/>
         <w:color w:themeColor="text1" w:val="000000"/>
@@ -14364,6 +14989,7 @@
     </w:tblStylePr>
     <w:tblStylePr w:type="firstCol">
       <w:rPr>
+        <w:rFonts w:eastAsia="黑体"/>
         <w:color w:themeColor="background1" w:val="FFFFFF"/>
       </w:rPr>
       <w:tblPr/>
@@ -14373,6 +14999,7 @@
     </w:tblStylePr>
     <w:tblStylePr w:type="lastCol">
       <w:rPr>
+        <w:rFonts w:eastAsia="黑体"/>
         <w:color w:themeColor="background1" w:val="FFFFFF"/>
       </w:rPr>
       <w:tblPr/>
@@ -14402,6 +15029,7 @@
       <w:spacing w:after="0" w:line="240" w:lineRule="auto"/>
     </w:pPr>
     <w:rPr>
+      <w:rFonts w:eastAsia="黑体"/>
       <w:color w:themeColor="text1" w:val="000000"/>
     </w:rPr>
     <w:tblPr>
@@ -14423,6 +15051,7 @@
     </w:tcPr>
     <w:tblStylePr w:type="firstRow">
       <w:rPr>
+        <w:rFonts w:eastAsia="黑体"/>
         <w:b/>
         <w:bCs/>
       </w:rPr>
@@ -14433,6 +15062,7 @@
     </w:tblStylePr>
     <w:tblStylePr w:type="lastRow">
       <w:rPr>
+        <w:rFonts w:eastAsia="黑体"/>
         <w:b/>
         <w:bCs/>
         <w:color w:themeColor="text1" w:val="000000"/>
@@ -14444,6 +15074,7 @@
     </w:tblStylePr>
     <w:tblStylePr w:type="firstCol">
       <w:rPr>
+        <w:rFonts w:eastAsia="黑体"/>
         <w:color w:themeColor="background1" w:val="FFFFFF"/>
       </w:rPr>
       <w:tblPr/>
@@ -14453,6 +15084,7 @@
     </w:tblStylePr>
     <w:tblStylePr w:type="lastCol">
       <w:rPr>
+        <w:rFonts w:eastAsia="黑体"/>
         <w:color w:themeColor="background1" w:val="FFFFFF"/>
       </w:rPr>
       <w:tblPr/>
@@ -14482,6 +15114,7 @@
       <w:spacing w:after="0" w:line="240" w:lineRule="auto"/>
     </w:pPr>
     <w:rPr>
+      <w:rFonts w:eastAsia="黑体"/>
       <w:color w:themeColor="text1" w:val="000000"/>
     </w:rPr>
     <w:tblPr>
@@ -14503,6 +15136,7 @@
     </w:tcPr>
     <w:tblStylePr w:type="firstRow">
       <w:rPr>
+        <w:rFonts w:eastAsia="黑体"/>
         <w:b/>
         <w:bCs/>
       </w:rPr>
@@ -14513,6 +15147,7 @@
     </w:tblStylePr>
     <w:tblStylePr w:type="lastRow">
       <w:rPr>
+        <w:rFonts w:eastAsia="黑体"/>
         <w:b/>
         <w:bCs/>
         <w:color w:themeColor="text1" w:val="000000"/>
@@ -14524,6 +15159,7 @@
     </w:tblStylePr>
     <w:tblStylePr w:type="firstCol">
       <w:rPr>
+        <w:rFonts w:eastAsia="黑体"/>
         <w:color w:themeColor="background1" w:val="FFFFFF"/>
       </w:rPr>
       <w:tblPr/>
@@ -14533,6 +15169,7 @@
     </w:tblStylePr>
     <w:tblStylePr w:type="lastCol">
       <w:rPr>
+        <w:rFonts w:eastAsia="黑体"/>
         <w:color w:themeColor="background1" w:val="FFFFFF"/>
       </w:rPr>
       <w:tblPr/>
@@ -14562,6 +15199,7 @@
       <w:spacing w:after="0" w:line="240" w:lineRule="auto"/>
     </w:pPr>
     <w:rPr>
+      <w:rFonts w:eastAsia="黑体"/>
       <w:color w:themeColor="text1" w:val="000000"/>
     </w:rPr>
     <w:tblPr>
@@ -14583,6 +15221,7 @@
     </w:tcPr>
     <w:tblStylePr w:type="firstRow">
       <w:rPr>
+        <w:rFonts w:eastAsia="黑体"/>
         <w:b/>
         <w:bCs/>
       </w:rPr>
@@ -14593,6 +15232,7 @@
     </w:tblStylePr>
     <w:tblStylePr w:type="lastRow">
       <w:rPr>
+        <w:rFonts w:eastAsia="黑体"/>
         <w:b/>
         <w:bCs/>
         <w:color w:themeColor="text1" w:val="000000"/>
@@ -14604,6 +15244,7 @@
     </w:tblStylePr>
     <w:tblStylePr w:type="firstCol">
       <w:rPr>
+        <w:rFonts w:eastAsia="黑体"/>
         <w:color w:themeColor="background1" w:val="FFFFFF"/>
       </w:rPr>
       <w:tblPr/>
@@ -14613,6 +15254,7 @@
     </w:tblStylePr>
     <w:tblStylePr w:type="lastCol">
       <w:rPr>
+        <w:rFonts w:eastAsia="黑体"/>
         <w:color w:themeColor="background1" w:val="FFFFFF"/>
       </w:rPr>
       <w:tblPr/>
@@ -14642,6 +15284,7 @@
       <w:spacing w:after="0" w:line="240" w:lineRule="auto"/>
     </w:pPr>
     <w:rPr>
+      <w:rFonts w:eastAsia="黑体"/>
       <w:color w:themeColor="text1" w:val="000000"/>
     </w:rPr>
     <w:tblPr>
@@ -14663,6 +15306,7 @@
     </w:tcPr>
     <w:tblStylePr w:type="firstRow">
       <w:rPr>
+        <w:rFonts w:eastAsia="黑体"/>
         <w:b/>
         <w:bCs/>
       </w:rPr>
@@ -14673,6 +15317,7 @@
     </w:tblStylePr>
     <w:tblStylePr w:type="lastRow">
       <w:rPr>
+        <w:rFonts w:eastAsia="黑体"/>
         <w:b/>
         <w:bCs/>
         <w:color w:themeColor="text1" w:val="000000"/>
@@ -14684,6 +15329,7 @@
     </w:tblStylePr>
     <w:tblStylePr w:type="firstCol">
       <w:rPr>
+        <w:rFonts w:eastAsia="黑体"/>
         <w:color w:themeColor="background1" w:val="FFFFFF"/>
       </w:rPr>
       <w:tblPr/>
@@ -14693,6 +15339,7 @@
     </w:tblStylePr>
     <w:tblStylePr w:type="lastCol">
       <w:rPr>
+        <w:rFonts w:eastAsia="黑体"/>
         <w:color w:themeColor="background1" w:val="FFFFFF"/>
       </w:rPr>
       <w:tblPr/>
@@ -14722,6 +15369,7 @@
       <w:spacing w:after="0" w:line="240" w:lineRule="auto"/>
     </w:pPr>
     <w:rPr>
+      <w:rFonts w:eastAsia="黑体"/>
       <w:color w:themeColor="text1" w:val="000000"/>
     </w:rPr>
     <w:tblPr>
@@ -14743,6 +15391,7 @@
     </w:tcPr>
     <w:tblStylePr w:type="firstRow">
       <w:rPr>
+        <w:rFonts w:eastAsia="黑体"/>
         <w:b/>
         <w:bCs/>
       </w:rPr>
@@ -14753,6 +15402,7 @@
     </w:tblStylePr>
     <w:tblStylePr w:type="lastRow">
       <w:rPr>
+        <w:rFonts w:eastAsia="黑体"/>
         <w:b/>
         <w:bCs/>
         <w:color w:themeColor="text1" w:val="000000"/>
@@ -14764,6 +15414,7 @@
     </w:tblStylePr>
     <w:tblStylePr w:type="firstCol">
       <w:rPr>
+        <w:rFonts w:eastAsia="黑体"/>
         <w:color w:themeColor="background1" w:val="FFFFFF"/>
       </w:rPr>
       <w:tblPr/>
@@ -14773,6 +15424,7 @@
     </w:tblStylePr>
     <w:tblStylePr w:type="lastCol">
       <w:rPr>
+        <w:rFonts w:eastAsia="黑体"/>
         <w:color w:themeColor="background1" w:val="FFFFFF"/>
       </w:rPr>
       <w:tblPr/>
@@ -14805,6 +15457,7 @@
     <w:name w:val="KeywordTok"/>
     <w:basedOn w:val="VerbatimChar"/>
     <w:rPr>
+      <w:rFonts w:eastAsia="黑体"/>
       <w:b/>
       <w:color w:val="007020"/>
     </w:rPr>
@@ -14813,6 +15466,7 @@
     <w:name w:val="DataTypeTok"/>
     <w:basedOn w:val="VerbatimChar"/>
     <w:rPr>
+      <w:rFonts w:eastAsia="黑体"/>
       <w:color w:val="902000"/>
     </w:rPr>
   </w:style>
@@ -14820,6 +15474,7 @@
     <w:name w:val="DecValTok"/>
     <w:basedOn w:val="VerbatimChar"/>
     <w:rPr>
+      <w:rFonts w:eastAsia="黑体"/>
       <w:color w:val="40a070"/>
     </w:rPr>
   </w:style>
@@ -14827,6 +15482,7 @@
     <w:name w:val="BaseNTok"/>
     <w:basedOn w:val="VerbatimChar"/>
     <w:rPr>
+      <w:rFonts w:eastAsia="黑体"/>
       <w:color w:val="40a070"/>
     </w:rPr>
   </w:style>
@@ -14834,6 +15490,7 @@
     <w:name w:val="FloatTok"/>
     <w:basedOn w:val="VerbatimChar"/>
     <w:rPr>
+      <w:rFonts w:eastAsia="黑体"/>
       <w:color w:val="40a070"/>
     </w:rPr>
   </w:style>
@@ -14841,6 +15498,7 @@
     <w:name w:val="ConstantTok"/>
     <w:basedOn w:val="VerbatimChar"/>
     <w:rPr>
+      <w:rFonts w:eastAsia="黑体"/>
       <w:color w:val="880000"/>
     </w:rPr>
   </w:style>
@@ -14848,6 +15506,7 @@
     <w:name w:val="CharTok"/>
     <w:basedOn w:val="VerbatimChar"/>
     <w:rPr>
+      <w:rFonts w:eastAsia="黑体"/>
       <w:color w:val="4070a0"/>
     </w:rPr>
   </w:style>
@@ -14855,6 +15514,7 @@
     <w:name w:val="SpecialCharTok"/>
     <w:basedOn w:val="VerbatimChar"/>
     <w:rPr>
+      <w:rFonts w:eastAsia="黑体"/>
       <w:color w:val="4070a0"/>
     </w:rPr>
   </w:style>
@@ -14862,6 +15522,7 @@
     <w:name w:val="StringTok"/>
     <w:basedOn w:val="VerbatimChar"/>
     <w:rPr>
+      <w:rFonts w:eastAsia="黑体"/>
       <w:color w:val="4070a0"/>
     </w:rPr>
   </w:style>
@@ -14869,6 +15530,7 @@
     <w:name w:val="VerbatimStringTok"/>
     <w:basedOn w:val="VerbatimChar"/>
     <w:rPr>
+      <w:rFonts w:eastAsia="黑体"/>
       <w:color w:val="4070a0"/>
     </w:rPr>
   </w:style>
@@ -14876,6 +15538,7 @@
     <w:name w:val="SpecialStringTok"/>
     <w:basedOn w:val="VerbatimChar"/>
     <w:rPr>
+      <w:rFonts w:eastAsia="黑体"/>
       <w:color w:val="bb6688"/>
     </w:rPr>
   </w:style>
@@ -14883,6 +15546,7 @@
     <w:name w:val="ImportTok"/>
     <w:basedOn w:val="VerbatimChar"/>
     <w:rPr>
+      <w:rFonts w:eastAsia="黑体"/>
       <w:b/>
       <w:color w:val="008000"/>
     </w:rPr>
@@ -14891,6 +15555,7 @@
     <w:name w:val="CommentTok"/>
     <w:basedOn w:val="VerbatimChar"/>
     <w:rPr>
+      <w:rFonts w:eastAsia="黑体"/>
       <w:i/>
       <w:color w:val="60a0b0"/>
     </w:rPr>
@@ -14899,6 +15564,7 @@
     <w:name w:val="DocumentationTok"/>
     <w:basedOn w:val="VerbatimChar"/>
     <w:rPr>
+      <w:rFonts w:eastAsia="黑体"/>
       <w:i/>
       <w:color w:val="ba2121"/>
     </w:rPr>
@@ -14907,6 +15573,7 @@
     <w:name w:val="AnnotationTok"/>
     <w:basedOn w:val="VerbatimChar"/>
     <w:rPr>
+      <w:rFonts w:eastAsia="黑体"/>
       <w:b/>
       <w:i/>
       <w:color w:val="60a0b0"/>
@@ -14916,6 +15583,7 @@
     <w:name w:val="CommentVarTok"/>
     <w:basedOn w:val="VerbatimChar"/>
     <w:rPr>
+      <w:rFonts w:eastAsia="黑体"/>
       <w:b/>
       <w:i/>
       <w:color w:val="60a0b0"/>
@@ -14925,6 +15593,7 @@
     <w:name w:val="OtherTok"/>
     <w:basedOn w:val="VerbatimChar"/>
     <w:rPr>
+      <w:rFonts w:eastAsia="黑体"/>
       <w:color w:val="007020"/>
     </w:rPr>
   </w:style>
@@ -14932,6 +15601,7 @@
     <w:name w:val="FunctionTok"/>
     <w:basedOn w:val="VerbatimChar"/>
     <w:rPr>
+      <w:rFonts w:eastAsia="黑体"/>
       <w:color w:val="06287e"/>
     </w:rPr>
   </w:style>
@@ -14939,6 +15609,7 @@
     <w:name w:val="VariableTok"/>
     <w:basedOn w:val="VerbatimChar"/>
     <w:rPr>
+      <w:rFonts w:eastAsia="黑体"/>
       <w:color w:val="19177c"/>
     </w:rPr>
   </w:style>
@@ -14946,6 +15617,7 @@
     <w:name w:val="ControlFlowTok"/>
     <w:basedOn w:val="VerbatimChar"/>
     <w:rPr>
+      <w:rFonts w:eastAsia="黑体"/>
       <w:b/>
       <w:color w:val="007020"/>
     </w:rPr>
@@ -14954,6 +15626,7 @@
     <w:name w:val="OperatorTok"/>
     <w:basedOn w:val="VerbatimChar"/>
     <w:rPr>
+      <w:rFonts w:eastAsia="黑体"/>
       <w:color w:val="666666"/>
     </w:rPr>
   </w:style>
@@ -14961,18 +15634,22 @@
     <w:name w:val="BuiltInTok"/>
     <w:basedOn w:val="VerbatimChar"/>
     <w:rPr>
+      <w:rFonts w:eastAsia="黑体"/>
       <w:color w:val="008000"/>
     </w:rPr>
   </w:style>
   <w:style w:type="character" w:customStyle="1" w:styleId="ExtensionTok">
     <w:name w:val="ExtensionTok"/>
     <w:basedOn w:val="VerbatimChar"/>
-    <w:rPr/>
+    <w:rPr>
+      <w:rFonts w:eastAsia="黑体"/>
+    </w:rPr>
   </w:style>
   <w:style w:type="character" w:customStyle="1" w:styleId="PreprocessorTok">
     <w:name w:val="PreprocessorTok"/>
     <w:basedOn w:val="VerbatimChar"/>
     <w:rPr>
+      <w:rFonts w:eastAsia="黑体"/>
       <w:color w:val="bc7a00"/>
     </w:rPr>
   </w:style>
@@ -14980,18 +15657,22 @@
     <w:name w:val="AttributeTok"/>
     <w:basedOn w:val="VerbatimChar"/>
     <w:rPr>
+      <w:rFonts w:eastAsia="黑体"/>
       <w:color w:val="7d9029"/>
     </w:rPr>
   </w:style>
   <w:style w:type="character" w:customStyle="1" w:styleId="RegionMarkerTok">
     <w:name w:val="RegionMarkerTok"/>
     <w:basedOn w:val="VerbatimChar"/>
-    <w:rPr/>
+    <w:rPr>
+      <w:rFonts w:eastAsia="黑体"/>
+    </w:rPr>
   </w:style>
   <w:style w:type="character" w:customStyle="1" w:styleId="InformationTok">
     <w:name w:val="InformationTok"/>
     <w:basedOn w:val="VerbatimChar"/>
     <w:rPr>
+      <w:rFonts w:eastAsia="黑体"/>
       <w:b/>
       <w:i/>
       <w:color w:val="60a0b0"/>
@@ -15001,6 +15682,7 @@
     <w:name w:val="WarningTok"/>
     <w:basedOn w:val="VerbatimChar"/>
     <w:rPr>
+      <w:rFonts w:eastAsia="黑体"/>
       <w:b/>
       <w:i/>
       <w:color w:val="60a0b0"/>
@@ -15010,6 +15692,7 @@
     <w:name w:val="AlertTok"/>
     <w:basedOn w:val="VerbatimChar"/>
     <w:rPr>
+      <w:rFonts w:eastAsia="黑体"/>
       <w:b/>
       <w:color w:val="ff0000"/>
     </w:rPr>
@@ -15018,6 +15701,7 @@
     <w:name w:val="ErrorTok"/>
     <w:basedOn w:val="VerbatimChar"/>
     <w:rPr>
+      <w:rFonts w:eastAsia="黑体"/>
       <w:b/>
       <w:color w:val="ff0000"/>
     </w:rPr>
@@ -15025,7 +15709,9 @@
   <w:style w:type="character" w:customStyle="1" w:styleId="NormalTok">
     <w:name w:val="NormalTok"/>
     <w:basedOn w:val="VerbatimChar"/>
-    <w:rPr/>
+    <w:rPr>
+      <w:rFonts w:eastAsia="黑体"/>
+    </w:rPr>
   </w:style>
 </w:styles>
 </file>
@@ -15074,12 +15760,12 @@
     <a:fontScheme name="Office">
       <a:majorFont>
         <a:latin typeface="Calibri"/>
-        <a:ea typeface=""/>
+        <a:ea typeface="黑体"/>
         <a:cs typeface=""/>
         <a:font script="Jpan" typeface="ＭＳ ゴシック"/>
         <a:font script="Hang" typeface="맑은 고딕"/>
-        <a:font script="Hans" typeface="宋体"/>
-        <a:font script="Hant" typeface="新細明體"/>
+        <a:font script="Hans" typeface="黑体"/>
+        <a:font script="Hant" typeface="黑体"/>
         <a:font script="Arab" typeface="Times New Roman"/>
         <a:font script="Hebr" typeface="Times New Roman"/>
         <a:font script="Thai" typeface="Angsana New"/>
@@ -15109,12 +15795,12 @@
       </a:majorFont>
       <a:minorFont>
         <a:latin typeface="Cambria"/>
-        <a:ea typeface=""/>
+        <a:ea typeface="黑体"/>
         <a:cs typeface=""/>
         <a:font script="Jpan" typeface="ＭＳ 明朝"/>
         <a:font script="Hang" typeface="맑은 고딕"/>
-        <a:font script="Hans" typeface="宋体"/>
-        <a:font script="Hant" typeface="新細明體"/>
+        <a:font script="Hans" typeface="黑体"/>
+        <a:font script="Hant" typeface="黑体"/>
         <a:font script="Arab" typeface="Arial"/>
         <a:font script="Hebr" typeface="Arial"/>
         <a:font script="Thai" typeface="Cordia New"/>

--- a/08-传感器电路/12-其他传感器电路/振动传感器电路/振动传感器电路.docx
+++ b/08-传感器电路/12-其他传感器电路/振动传感器电路/振动传感器电路.docx
@@ -2689,7 +2689,7 @@
           <w:color w:val="555555"/>
           <w:sz w:val="21"/>
         </w:rPr>
-        <w:t>材料收集者：杜文杰，WX手机：19519196569，QQ:3478827729</w:t>
+        <w:t>材料收集者：杜文杰，微信/手机：19519196569，QQ:3478827729</w:t>
       </w:r>
     </w:p>
     <w:sectPr>
